--- a/evals/template-extraction/cases/03-pku-graduate/gold/template.docx
+++ b/evals/template-extraction/cases/03-pku-graduate/gold/template.docx
@@ -1,12 +1,13 @@
 
 <file path=word/document.xml><?xml version="1.0" encoding="utf-8"?>
-<w:document xmlns:wpc="http://schemas.microsoft.com/office/word/2010/wordprocessingCanvas" xmlns:cx="http://schemas.microsoft.com/office/drawing/2014/chartex" xmlns:cx1="http://schemas.microsoft.com/office/drawing/2015/9/8/chartex" xmlns:cx2="http://schemas.microsoft.com/office/drawing/2015/10/21/chartex" xmlns:cx3="http://schemas.microsoft.com/office/drawing/2016/5/9/chartex" xmlns:cx4="http://schemas.microsoft.com/office/drawing/2016/5/10/chartex" xmlns:cx5="http://schemas.microsoft.com/office/drawing/2016/5/11/chartex" xmlns:cx6="http://schemas.microsoft.com/office/drawing/2016/5/12/chartex" xmlns:cx7="http://schemas.microsoft.com/office/drawing/2016/5/13/chartex" xmlns:cx8="http://schemas.microsoft.com/office/drawing/2016/5/14/chartex" xmlns:mc="http://schemas.openxmlformats.org/markup-compatibility/2006" xmlns:m="http://schemas.openxmlformats.org/officeDocument/2006/math" xmlns:aink="http://schemas.microsoft.com/office/drawing/2016/ink" xmlns:am3d="http://schemas.microsoft.com/office/drawing/2017/model3d" xmlns:oel="http://schemas.microsoft.com/office/2019/extlst" xmlns:r="http://schemas.openxmlformats.org/officeDocument/2006/relationships" xmlns:wp14="http://schemas.microsoft.com/office/word/2010/wordprocessingDrawing" xmlns:wp="http://schemas.openxmlformats.org/drawingml/2006/wordprocessingDrawing" xmlns:wpg="http://schemas.microsoft.com/office/word/2010/wordprocessingGroup" xmlns:wpi="http://schemas.microsoft.com/office/word/2010/wordprocessingInk" xmlns:wps="http://schemas.microsoft.com/office/word/2010/wordprocessingShape" xmlns:o="urn:schemas-microsoft-com:office:office" xmlns:v="urn:schemas-microsoft-com:vml" xmlns:w10="urn:schemas-microsoft-com:office:word" xmlns:w="http://schemas.openxmlformats.org/wordprocessingml/2006/main" xmlns:w14="http://schemas.microsoft.com/office/word/2010/wordml" xmlns:w15="http://schemas.microsoft.com/office/word/2012/wordml" xmlns:w16cei="http://schemas.microsoft.com/office/word/2026/wordml/cei" xmlns:w16cex="http://schemas.microsoft.com/office/word/2018/wordml/cex" xmlns:w16cid="http://schemas.microsoft.com/office/word/2016/wordml/cid" xmlns:w16="http://schemas.microsoft.com/office/word/2018/wordml" xmlns:w16sdtdh="http://schemas.microsoft.com/office/word/2020/wordml/sdtdatahash" xmlns:w16sdtfl="http://schemas.microsoft.com/office/word/2024/wordml/sdtformatlock" xmlns:w16se="http://schemas.microsoft.com/office/word/2015/wordml/symex" xmlns:w16du="http://schemas.microsoft.com/office/word/2023/wordml/word16du" xmlns:wne="http://schemas.microsoft.com/office/word/2006/wordml" mc:Ignorable="w14 w15 w16se w16cid w16 w16cex w16sdtdh w16sdtfl w16du wp14">
+<w:document xmlns:wpc="http://schemas.microsoft.com/office/word/2010/wordprocessingCanvas" xmlns:cx="http://schemas.microsoft.com/office/drawing/2014/chartex" xmlns:cx1="http://schemas.microsoft.com/office/drawing/2015/9/8/chartex" xmlns:cx2="http://schemas.microsoft.com/office/drawing/2015/10/21/chartex" xmlns:cx3="http://schemas.microsoft.com/office/drawing/2016/5/9/chartex" xmlns:cx4="http://schemas.microsoft.com/office/drawing/2016/5/10/chartex" xmlns:cx5="http://schemas.microsoft.com/office/drawing/2016/5/11/chartex" xmlns:cx6="http://schemas.microsoft.com/office/drawing/2016/5/12/chartex" xmlns:cx7="http://schemas.microsoft.com/office/drawing/2016/5/13/chartex" xmlns:cx8="http://schemas.microsoft.com/office/drawing/2016/5/14/chartex" xmlns:mc="http://schemas.openxmlformats.org/markup-compatibility/2006" xmlns:aink="http://schemas.microsoft.com/office/drawing/2016/ink" xmlns:am3d="http://schemas.microsoft.com/office/drawing/2017/model3d" xmlns:o="urn:schemas-microsoft-com:office:office" xmlns:r="http://schemas.openxmlformats.org/officeDocument/2006/relationships" xmlns:m="http://schemas.openxmlformats.org/officeDocument/2006/math" xmlns:v="urn:schemas-microsoft-com:vml" xmlns:wp14="http://schemas.microsoft.com/office/word/2010/wordprocessingDrawing" xmlns:wp="http://schemas.openxmlformats.org/drawingml/2006/wordprocessingDrawing" xmlns:w10="urn:schemas-microsoft-com:office:word" xmlns:w="http://schemas.openxmlformats.org/wordprocessingml/2006/main" xmlns:w14="http://schemas.microsoft.com/office/word/2010/wordml" xmlns:w15="http://schemas.microsoft.com/office/word/2012/wordml" xmlns:w16cex="http://schemas.microsoft.com/office/word/2018/wordml/cex" xmlns:w16cid="http://schemas.microsoft.com/office/word/2016/wordml/cid" xmlns:w16="http://schemas.microsoft.com/office/word/2018/wordml" xmlns:w16sdtdh="http://schemas.microsoft.com/office/word/2020/wordml/sdtdatahash" xmlns:w16se="http://schemas.microsoft.com/office/word/2015/wordml/symex" xmlns:wpg="http://schemas.microsoft.com/office/word/2010/wordprocessingGroup" xmlns:wpi="http://schemas.microsoft.com/office/word/2010/wordprocessingInk" xmlns:wne="http://schemas.microsoft.com/office/word/2006/wordml" xmlns:wps="http://schemas.microsoft.com/office/word/2010/wordprocessingShape" mc:Ignorable="w14 w15 w16se w16cid w16 w16cex w16sdtdh wp14">
   <w:body>
     <w:p>
       <w:pPr>
         <w:pStyle w:val="affb"/>
         <w:spacing w:line="240" w:lineRule="auto"/>
       </w:pPr>
+      <w:bookmarkStart w:id="0" w:name="_Ref5224780"/>
     </w:p>
     <w:p>
       <w:pPr>
@@ -18,7 +19,7 @@
           <w:lang w:bidi="bo-CN"/>
         </w:rPr>
         <w:drawing>
-          <wp:inline distT="0" distB="0" distL="0" distR="0" wp14:anchorId="3DC1E700" wp14:editId="2A7B15AC">
+          <wp:inline distT="0" distB="0" distL="0" distR="0" wp14:anchorId="3DC1E700" wp14:editId="0ED6024F">
             <wp:extent cx="3028950" cy="849388"/>
             <wp:effectExtent l="0" t="0" r="0" b="8255"/>
             <wp:docPr id="9" name="图片 9" descr="Logo与校名"/>
@@ -35,7 +36,7 @@
                     </pic:cNvPicPr>
                   </pic:nvPicPr>
                   <pic:blipFill>
-                    <a:blip r:embed="rId7" cstate="print">
+                    <a:blip r:embed="rId11" cstate="print">
                       <a:extLst>
                         <a:ext uri="{28A0092B-C50C-407E-A947-70E740481C1C}">
                           <a14:useLocalDpi xmlns:a14="http://schemas.microsoft.com/office/drawing/2010/main" val="0"/>
@@ -70,25 +71,19 @@
     <w:p>
       <w:pPr>
         <w:pStyle w:val="afc"/>
-        <w:outlineLvl w:val="9"/>
-      </w:pPr>
-      <w:sdt>
-        <w:sdtPr>
-          <w:alias w:val="degree.type"/>
-          <w:tag w:val="docfit.slot.cover.degree_title"/>
-          <w:id w:val="281000001"/>
-          <w:text/>
-        </w:sdtPr>
-        <w:sdtContent>
-          <w:r>
-            <w:rPr>
-              <w:rFonts w:hint="eastAsia"/>
-              <w:color w:val="767676"/>
-            </w:rPr>
-            <w:t>博士/硕士研究生学位论文</w:t>
-          </w:r>
-        </w:sdtContent>
-      </w:sdt>
+      </w:pPr>
+      <w:r>
+        <w:rPr>
+          <w:rFonts w:hint="eastAsia"/>
+        </w:rPr>
+        <w:t>博</w:t>
+      </w:r>
+      <w:r>
+        <w:rPr>
+          <w:rFonts w:hint="eastAsia"/>
+        </w:rPr>
+        <w:t>士研究生学位论文</w:t>
+      </w:r>
     </w:p>
     <w:p>
       <w:pPr>
@@ -143,24 +138,13 @@
                 <w:b w:val="0"/>
               </w:rPr>
             </w:pPr>
-            <w:sdt>
-              <w:sdtPr>
-                <w:alias w:val="thesis.title.zh"/>
-                <w:tag w:val="docfit.slot.cover.title_line_1"/>
-                <w:id w:val="281000002"/>
-                <w:text/>
-              </w:sdtPr>
-              <w:sdtContent>
-                <w:r>
-                  <w:rPr>
-                    <w:rFonts w:hint="eastAsia"/>
-                    <w:b w:val="0"/>
-                    <w:color w:val="767676"/>
-                  </w:rPr>
-                  <w:t>【请填写论文题目】</w:t>
-                </w:r>
-              </w:sdtContent>
-            </w:sdt>
+            <w:r>
+              <w:rPr>
+                <w:rFonts w:hint="eastAsia"/>
+                <w:b w:val="0"/>
+              </w:rPr>
+              <w:t>【请填写论文题目】</w:t>
+            </w:r>
           </w:p>
         </w:tc>
       </w:tr>
@@ -196,22 +180,6 @@
                 <w:b w:val="0"/>
               </w:rPr>
             </w:pPr>
-            <w:sdt>
-              <w:sdtPr>
-                <w:alias w:val="thesis.title.zh"/>
-                <w:tag w:val="docfit.slot.cover.title_line_2"/>
-                <w:id w:val="281000003"/>
-                <w:text/>
-              </w:sdtPr>
-              <w:sdtContent>
-                <w:r>
-                  <w:rPr>
-                    <w:color w:val="767676"/>
-                  </w:rPr>
-                  <w:t>【题目续行，可留空】</w:t>
-                </w:r>
-              </w:sdtContent>
-            </w:sdt>
           </w:p>
         </w:tc>
       </w:tr>
@@ -247,22 +215,6 @@
                 <w:b w:val="0"/>
               </w:rPr>
             </w:pPr>
-            <w:sdt>
-              <w:sdtPr>
-                <w:alias w:val="thesis.title.zh"/>
-                <w:tag w:val="docfit.slot.cover.title_line_3"/>
-                <w:id w:val="281000004"/>
-                <w:text/>
-              </w:sdtPr>
-              <w:sdtContent>
-                <w:r>
-                  <w:rPr>
-                    <w:color w:val="767676"/>
-                  </w:rPr>
-                  <w:t>【题目续行，可留空】</w:t>
-                </w:r>
-              </w:sdtContent>
-            </w:sdt>
           </w:p>
         </w:tc>
       </w:tr>
@@ -320,22 +272,9 @@
             <w:pPr>
               <w:pStyle w:val="aff2"/>
             </w:pPr>
-            <w:sdt>
-              <w:sdtPr>
-                <w:alias w:val="author.name.zh"/>
-                <w:tag w:val="docfit.slot.cover.author_name"/>
-                <w:id w:val="281000005"/>
-                <w:text/>
-              </w:sdtPr>
-              <w:sdtContent>
-                <w:r>
-                  <w:rPr>
-                    <w:color w:val="767676"/>
-                  </w:rPr>
-                  <w:t>【请填写姓名】</w:t>
-                </w:r>
-              </w:sdtContent>
-            </w:sdt>
+            <w:r>
+              <w:t>【姓名】</w:t>
+            </w:r>
           </w:p>
         </w:tc>
       </w:tr>
@@ -373,22 +312,9 @@
             <w:pPr>
               <w:pStyle w:val="aff2"/>
             </w:pPr>
-            <w:sdt>
-              <w:sdtPr>
-                <w:alias w:val="author.student_id"/>
-                <w:tag w:val="docfit.slot.cover.student_id"/>
-                <w:id w:val="281000006"/>
-                <w:text/>
-              </w:sdtPr>
-              <w:sdtContent>
-                <w:r>
-                  <w:rPr>
-                    <w:color w:val="767676"/>
-                  </w:rPr>
-                  <w:t>【请填写学号】</w:t>
-                </w:r>
-              </w:sdtContent>
-            </w:sdt>
+            <w:r>
+              <w:t>【学号】</w:t>
+            </w:r>
           </w:p>
         </w:tc>
       </w:tr>
@@ -426,22 +352,9 @@
             <w:pPr>
               <w:pStyle w:val="aff2"/>
             </w:pPr>
-            <w:sdt>
-              <w:sdtPr>
-                <w:alias w:val="author.department"/>
-                <w:tag w:val="docfit.slot.cover.department"/>
-                <w:id w:val="281000007"/>
-                <w:text/>
-              </w:sdtPr>
-              <w:sdtContent>
-                <w:r>
-                  <w:rPr>
-                    <w:color w:val="767676"/>
-                  </w:rPr>
-                  <w:t>【请填写院系】</w:t>
-                </w:r>
-              </w:sdtContent>
-            </w:sdt>
+            <w:r>
+              <w:t>【院系】</w:t>
+            </w:r>
           </w:p>
         </w:tc>
       </w:tr>
@@ -479,22 +392,9 @@
             <w:pPr>
               <w:pStyle w:val="aff2"/>
             </w:pPr>
-            <w:sdt>
-              <w:sdtPr>
-                <w:alias w:val="author.major"/>
-                <w:tag w:val="docfit.slot.cover.major"/>
-                <w:id w:val="281000008"/>
-                <w:text/>
-              </w:sdtPr>
-              <w:sdtContent>
-                <w:r>
-                  <w:rPr>
-                    <w:color w:val="767676"/>
-                  </w:rPr>
-                  <w:t>【请填写专业】</w:t>
-                </w:r>
-              </w:sdtContent>
-            </w:sdt>
+            <w:r>
+              <w:t>【专业】</w:t>
+            </w:r>
           </w:p>
         </w:tc>
       </w:tr>
@@ -532,22 +432,9 @@
             <w:pPr>
               <w:pStyle w:val="aff2"/>
             </w:pPr>
-            <w:sdt>
-              <w:sdtPr>
-                <w:alias w:val="author.research_direction"/>
-                <w:tag w:val="docfit.slot.cover.research_direction"/>
-                <w:id w:val="281000009"/>
-                <w:text/>
-              </w:sdtPr>
-              <w:sdtContent>
-                <w:r>
-                  <w:rPr>
-                    <w:color w:val="767676"/>
-                  </w:rPr>
-                  <w:t>【请填写研究方向】</w:t>
-                </w:r>
-              </w:sdtContent>
-            </w:sdt>
+            <w:r>
+              <w:t>【研究方向】</w:t>
+            </w:r>
           </w:p>
         </w:tc>
       </w:tr>
@@ -585,22 +472,9 @@
             <w:pPr>
               <w:pStyle w:val="aff2"/>
             </w:pPr>
-            <w:sdt>
-              <w:sdtPr>
-                <w:alias w:val="advisor.name.zh"/>
-                <w:tag w:val="docfit.slot.cover.advisor"/>
-                <w:id w:val="281000010"/>
-                <w:text/>
-              </w:sdtPr>
-              <w:sdtContent>
-                <w:r>
-                  <w:rPr>
-                    <w:color w:val="767676"/>
-                  </w:rPr>
-                  <w:t>【请填写导师姓名】</w:t>
-                </w:r>
-              </w:sdtContent>
-            </w:sdt>
+            <w:r>
+              <w:t>【导师姓名】</w:t>
+            </w:r>
           </w:p>
         </w:tc>
       </w:tr>
@@ -624,47 +498,7 @@
           <w:sz w:val="32"/>
           <w:szCs w:val="32"/>
         </w:rPr>
-        <w:sym w:font="Wingdings" w:char="F06F"/>
-      </w:r>
-      <w:r>
-        <w:rPr>
-          <w:rFonts w:ascii="宋体" w:eastAsia="宋体" w:hAnsi="宋体" w:hint="eastAsia"/>
-          <w:sz w:val="32"/>
-          <w:szCs w:val="32"/>
-        </w:rPr>
-        <w:t xml:space="preserve"> 学术学位 </w:t>
-      </w:r>
-      <w:r>
-        <w:rPr>
-          <w:rFonts w:ascii="宋体" w:eastAsia="宋体" w:hAnsi="宋体"/>
-          <w:sz w:val="32"/>
-          <w:szCs w:val="32"/>
-        </w:rPr>
-        <w:t xml:space="preserve">  </w:t>
-      </w:r>
-      <w:r>
-        <w:rPr>
-          <w:rFonts w:ascii="宋体" w:eastAsia="宋体" w:hAnsi="宋体" w:hint="eastAsia"/>
-          <w:sz w:val="32"/>
-          <w:szCs w:val="32"/>
-        </w:rPr>
-        <w:t xml:space="preserve"> </w:t>
-      </w:r>
-      <w:r>
-        <w:rPr>
-          <w:rFonts w:ascii="宋体" w:eastAsia="宋体" w:hAnsi="宋体" w:hint="eastAsia"/>
-          <w:sz w:val="32"/>
-          <w:szCs w:val="32"/>
-        </w:rPr>
-        <w:sym w:font="Wingdings" w:char="F0FE"/>
-      </w:r>
-      <w:r>
-        <w:rPr>
-          <w:rFonts w:ascii="宋体" w:eastAsia="宋体" w:hAnsi="宋体" w:hint="eastAsia"/>
-          <w:sz w:val="32"/>
-          <w:szCs w:val="32"/>
-        </w:rPr>
-        <w:t xml:space="preserve"> 专业学位</w:t>
+        <w:t>□ 学术学位     □ 专业学位</w:t>
       </w:r>
     </w:p>
     <w:p>
@@ -677,12 +511,12 @@
           <w:szCs w:val="32"/>
         </w:rPr>
         <w:sectPr>
-          <w:headerReference w:type="even" r:id="rId8"/>
-          <w:headerReference w:type="default" r:id="rId9"/>
-          <w:footerReference w:type="even" r:id="rId10"/>
-          <w:footerReference w:type="default" r:id="rId11"/>
-          <w:headerReference w:type="first" r:id="rId12"/>
-          <w:footerReference w:type="first" r:id="rId13"/>
+          <w:headerReference w:type="even" r:id="rId12"/>
+          <w:headerReference w:type="default" r:id="rId13"/>
+          <w:footerReference w:type="even" r:id="rId14"/>
+          <w:footerReference w:type="default" r:id="rId15"/>
+          <w:headerReference w:type="first" r:id="rId16"/>
+          <w:footerReference w:type="first" r:id="rId17"/>
           <w:footnotePr>
             <w:numFmt w:val="decimalEnclosedCircleChinese"/>
             <w:numRestart w:val="eachPage"/>
@@ -693,61 +527,14 @@
           <w:docGrid w:type="lines" w:linePitch="326"/>
         </w:sectPr>
       </w:pPr>
-      <w:sdt>
-        <w:sdtPr>
-          <w:alias w:val="submission.date"/>
-          <w:tag w:val="docfit.slot.cover.date"/>
-          <w:id w:val="281000011"/>
-          <w:text/>
-        </w:sdtPr>
-        <w:sdtContent>
-          <w:r>
-            <w:rPr>
-              <w:rFonts w:hint="eastAsia"/>
-              <w:color w:val="767676"/>
-              <w:sz w:val="32"/>
-              <w:szCs w:val="32"/>
-            </w:rPr>
-            <w:t>【二〇</w:t>
-          </w:r>
-          <w:r>
-            <w:rPr>
-              <w:rFonts w:hint="eastAsia"/>
-              <w:color w:val="767676"/>
-              <w:sz w:val="32"/>
-              <w:szCs w:val="32"/>
-            </w:rPr>
-            <w:t>XX</w:t>
-          </w:r>
-          <w:r>
-            <w:rPr>
-              <w:rFonts w:hint="eastAsia"/>
-              <w:color w:val="767676"/>
-              <w:sz w:val="32"/>
-              <w:szCs w:val="32"/>
-            </w:rPr>
-            <w:t>年</w:t>
-          </w:r>
-          <w:r>
-            <w:rPr>
-              <w:rFonts w:hint="eastAsia"/>
-              <w:color w:val="767676"/>
-              <w:sz w:val="32"/>
-              <w:szCs w:val="32"/>
-            </w:rPr>
-            <w:t>XX</w:t>
-          </w:r>
-          <w:r>
-            <w:rPr>
-              <w:rFonts w:hint="eastAsia"/>
-              <w:color w:val="767676"/>
-              <w:sz w:val="32"/>
-              <w:szCs w:val="32"/>
-            </w:rPr>
-            <w:t>月】</w:t>
-          </w:r>
-        </w:sdtContent>
-      </w:sdt>
+      <w:r>
+        <w:rPr>
+          <w:rFonts w:hint="eastAsia"/>
+          <w:sz w:val="32"/>
+          <w:szCs w:val="32"/>
+        </w:rPr>
+        <w:t>二〇    年    月</w:t>
+      </w:r>
     </w:p>
     <w:p>
       <w:pPr>
@@ -757,26 +544,23 @@
         <w:rPr>
           <w:rFonts w:hint="eastAsia"/>
         </w:rPr>
-        <w:lastRenderedPageBreak/>
-        <w:t>版权声明</w:t>
-      </w:r>
-    </w:p>
-    <w:p>
-      <w:pPr>
-        <w:pStyle w:val="affb"/>
-        <w:spacing w:line="480" w:lineRule="auto"/>
-      </w:pPr>
-      <w:r>
-        <w:rPr>
-          <w:rFonts w:hint="eastAsia"/>
-        </w:rPr>
-        <w:t>任何收存和保管本论文各种版本的单位和个人，未经本论文作者同意，不得将本论文转借他人，亦不得随意复制、抄录、拍照或以任何方式传播。否则，引起有碍作者著作权之问题，将可能承担法律责任</w:t>
-      </w:r>
-      <w:r>
-        <w:rPr>
-          <w:rFonts w:hint="eastAsia"/>
-        </w:rPr>
-        <w:t>。</w:t>
+        <w:t>实名评审专家名单</w:t>
+      </w:r>
+    </w:p>
+    <w:p>
+      <w:pPr>
+        <w:pStyle w:val="PKU0"/>
+        <w:spacing w:before="156" w:after="156"/>
+        <w:ind w:firstLine="480"/>
+      </w:pPr>
+      <w:r>
+        <w:t>【条件页：实名评审保留本页并插入专家名单；匿名评审可删除本页内容或整个条件节，但必须保留版权声明“奇数页起排”的分节属性。匿名模式下第2页应由 Word 自动成为空白补页，版权声明仍从第3页开始。】</w:t>
+      </w:r>
+      <w:r>
+        <w:rPr>
+          <w:rStyle w:val="af1"/>
+        </w:rPr>
+        <w:footnoteReference w:id="2"/>
       </w:r>
     </w:p>
     <w:p>
@@ -784,7 +568,48 @@
         <w:pStyle w:val="PKU0"/>
         <w:spacing w:before="163" w:after="163"/>
         <w:ind w:firstLine="480"/>
-      </w:pPr>
+        <w:sectPr>
+          <w:footnotePr>
+            <w:numFmt w:val="decimalEnclosedCircleChinese"/>
+            <w:numRestart w:val="eachPage"/>
+          </w:footnotePr>
+          <w:type w:val="nextPage"/>
+          <w:pgSz w:w="11906" w:h="16838" w:code="9"/>
+          <w:pgMar w:top="1701" w:right="1474" w:bottom="1418" w:left="1474" w:header="851" w:footer="992" w:gutter="0"/>
+          <w:cols w:space="425"/>
+          <w:docGrid w:type="lines" w:linePitch="326"/>
+        </w:sectPr>
+      </w:pPr>
+    </w:p>
+    <w:p>
+      <w:pPr>
+        <w:pStyle w:val="aff6"/>
+      </w:pPr>
+      <w:r>
+        <w:rPr>
+          <w:rFonts w:hint="eastAsia"/>
+        </w:rPr>
+        <w:lastRenderedPageBreak/>
+        <w:t>版权声明</w:t>
+      </w:r>
+    </w:p>
+    <w:p>
+      <w:pPr>
+        <w:pStyle w:val="affb"/>
+        <w:spacing w:line="480" w:lineRule="auto"/>
+      </w:pPr>
+      <w:r>
+        <w:rPr>
+          <w:rFonts w:hint="eastAsia"/>
+        </w:rPr>
+        <w:t>任何收存和保管本论文各种版本的单位和个人，未经本论文作者同意，不得将本论文转借他人，亦不得随意复制、抄录、拍照或以任何方式传播。否则，引起有碍作者著作权之问题，将可能承担法律责任</w:t>
+      </w:r>
+      <w:r>
+        <w:rPr>
+          <w:rFonts w:hint="eastAsia"/>
+        </w:rPr>
+        <w:t>。</w:t>
+      </w:r>
     </w:p>
     <w:p>
       <w:pPr>
@@ -806,35 +631,18 @@
         <w:spacing w:before="163" w:after="163"/>
         <w:ind w:firstLine="480"/>
       </w:pPr>
-      <w:r>
-        <w:rPr>
-          <w:rFonts w:hint="eastAsia"/>
-        </w:rPr>
-        <w:t>在正式提交图书馆的论文版本中，需将此页</w:t>
-      </w:r>
-      <w:r>
-        <w:rPr>
-          <w:rFonts w:hint="eastAsia"/>
-        </w:rPr>
-        <w:t>与原创性声明页</w:t>
-      </w:r>
-      <w:r>
-        <w:rPr>
-          <w:rFonts w:hint="eastAsia"/>
-        </w:rPr>
-        <w:t>替换为带有二维码的版本，带有二维码的此</w:t>
-      </w:r>
-      <w:r>
-        <w:rPr>
-          <w:rFonts w:hint="eastAsia"/>
-        </w:rPr>
-        <w:t>二</w:t>
-      </w:r>
-      <w:r>
-        <w:rPr>
-          <w:rFonts w:hint="eastAsia"/>
-        </w:rPr>
-        <w:t>页应当从个人门户→研究生院业务→打印学位审批材料页面下载。</w:t>
+    </w:p>
+    <w:p>
+      <w:pPr>
+        <w:pStyle w:val="PKU0"/>
+        <w:spacing w:before="163" w:after="163"/>
+        <w:ind w:firstLine="480"/>
+      </w:pPr>
+      <w:r>
+        <w:rPr>
+          <w:rFonts w:hint="eastAsia"/>
+        </w:rPr>
+        <w:t>【正式提交图书馆时：本版权声明页和文末原创性声明页均须替换为个人门户下载的带二维码版本；完成替换后删除本提示。】</w:t>
       </w:r>
     </w:p>
     <w:p>
@@ -866,8 +674,13 @@
       <w:pPr>
         <w:pStyle w:val="PKU7"/>
         <w:spacing w:before="326" w:after="326"/>
-        <w:outlineLvl w:val="9"/>
-      </w:pPr>
+      </w:pPr>
+      <w:bookmarkStart w:id="1" w:name="_Toc387132155"/>
+      <w:bookmarkStart w:id="2" w:name="_Toc398804266"/>
+      <w:bookmarkStart w:id="3" w:name="_Toc100083144"/>
+      <w:bookmarkStart w:id="4" w:name="_Toc100237401"/>
+      <w:bookmarkStart w:id="5" w:name="_Toc100240876"/>
+      <w:bookmarkStart w:id="6" w:name="_Toc172543416"/>
       <w:r>
         <w:rPr>
           <w:rFonts w:hint="eastAsia"/>
@@ -875,96 +688,45 @@
         <w:lastRenderedPageBreak/>
         <w:t>摘要</w:t>
       </w:r>
-    </w:p>
-    <w:sdt>
-      <w:sdtPr>
-        <w:alias w:val="abstract.zh"/>
-        <w:tag w:val="docfit.slot.abstract_cn.body"/>
-        <w:id w:val="281000012"/>
-        <w:text w:multiLine="1"/>
-      </w:sdtPr>
-      <w:sdtContent>
-        <w:p>
-          <w:pPr>
-            <w:pStyle w:val="PKU0"/>
-            <w:spacing w:before="163" w:after="163"/>
-            <w:ind w:firstLine="480"/>
-          </w:pPr>
-          <w:r>
-            <w:rPr>
-              <w:rFonts w:hint="eastAsia"/>
-              <w:color w:val="767676"/>
-            </w:rPr>
-            <w:t>【请填写中文摘要正文】</w:t>
-          </w:r>
-        </w:p>
-      </w:sdtContent>
-    </w:sdt>
+      <w:bookmarkEnd w:id="1"/>
+      <w:bookmarkEnd w:id="2"/>
+      <w:bookmarkEnd w:id="3"/>
+      <w:bookmarkEnd w:id="4"/>
+      <w:bookmarkEnd w:id="5"/>
+      <w:bookmarkEnd w:id="6"/>
+    </w:p>
     <w:p>
       <w:pPr>
         <w:pStyle w:val="PKU0"/>
         <w:spacing w:before="163" w:after="163"/>
         <w:ind w:firstLine="480"/>
       </w:pPr>
-      <w:sdt>
-        <w:sdtPr>
-          <w:alias w:val="keywords.zh"/>
-          <w:tag w:val="docfit.slot.abstract_cn.keywords"/>
-          <w:id w:val="281000013"/>
-          <w:text/>
-        </w:sdtPr>
-        <w:sdtContent>
-          <w:r>
-            <w:rPr>
-              <w:rFonts w:hint="eastAsia"/>
-              <w:color w:val="767676"/>
-            </w:rPr>
-            <w:t>关键词：【关键词</w:t>
-          </w:r>
-          <w:r>
-            <w:rPr>
-              <w:rFonts w:hint="eastAsia"/>
-              <w:color w:val="767676"/>
-            </w:rPr>
-            <w:t>1</w:t>
-          </w:r>
-          <w:r>
-            <w:rPr>
-              <w:rFonts w:hint="eastAsia"/>
-              <w:color w:val="767676"/>
-            </w:rPr>
-            <w:t>；关键词</w:t>
-          </w:r>
-          <w:r>
-            <w:rPr>
-              <w:rFonts w:hint="eastAsia"/>
-              <w:color w:val="767676"/>
-            </w:rPr>
-            <w:t>2</w:t>
-          </w:r>
-          <w:r>
-            <w:rPr>
-              <w:rFonts w:hint="eastAsia"/>
-              <w:color w:val="767676"/>
-            </w:rPr>
-            <w:t>；关键词</w:t>
-          </w:r>
-          <w:r>
-            <w:rPr>
-              <w:rFonts w:hint="eastAsia"/>
-              <w:color w:val="767676"/>
-            </w:rPr>
-            <w:t>3</w:t>
-          </w:r>
-          <w:r>
-            <w:rPr>
-              <w:rFonts w:hint="eastAsia"/>
-              <w:color w:val="767676"/>
-            </w:rPr>
-            <w:t>】</w:t>
-          </w:r>
-        </w:sdtContent>
-      </w:sdt>
+      <w:r>
+        <w:rPr>
+          <w:rFonts w:hint="eastAsia"/>
+        </w:rPr>
+        <w:t>【请填写中文摘要】</w:t>
+      </w:r>
+    </w:p>
+    <w:p>
+      <w:pPr>
+        <w:pStyle w:val="PKU0"/>
+        <w:spacing w:before="163" w:after="163"/>
+        <w:ind w:firstLine="480"/>
+      </w:pPr>
+      <w:r>
+        <w:rPr>
+          <w:rFonts w:hint="eastAsia"/>
+        </w:rPr>
+        <w:t>关键词：【请填写中文关键词，关键词之间用分号分隔】</w:t>
+      </w:r>
+    </w:p>
+    <w:p>
+      <w:pPr>
+        <w:pStyle w:val="PKU0"/>
+        <w:spacing w:before="163" w:after="163"/>
+        <w:ind w:firstLine="480"/>
+      </w:pPr>
     </w:p>
     <w:p>
       <w:pPr>
@@ -972,10 +734,10 @@
         <w:spacing w:before="163" w:after="163"/>
         <w:ind w:firstLine="480"/>
         <w:sectPr>
-          <w:headerReference w:type="even" r:id="rId14"/>
-          <w:headerReference w:type="default" r:id="rId15"/>
-          <w:footerReference w:type="even" r:id="rId16"/>
-          <w:footerReference w:type="default" r:id="rId17"/>
+          <w:headerReference w:type="even" r:id="rId18"/>
+          <w:headerReference w:type="default" r:id="rId19"/>
+          <w:footerReference w:type="even" r:id="rId20"/>
+          <w:footerReference w:type="default" r:id="rId21"/>
           <w:footnotePr>
             <w:numFmt w:val="decimalEnclosedCircleChinese"/>
             <w:numRestart w:val="eachPage"/>
@@ -988,198 +750,88 @@
         </w:sectPr>
       </w:pPr>
     </w:p>
-    <w:sdt>
-      <w:sdtPr>
-        <w:alias w:val="thesis.title.en"/>
-        <w:tag w:val="docfit.slot.abstract_en.title"/>
-        <w:id w:val="281000014"/>
-        <w:text/>
-      </w:sdtPr>
-      <w:sdtContent>
-        <w:p>
-          <w:pPr>
-            <w:pStyle w:val="EnglishTitle"/>
-            <w:spacing w:beforeLines="100" w:before="326"/>
-          </w:pPr>
-          <w:r>
-            <w:rPr>
-              <w:color w:val="767676"/>
-            </w:rPr>
-            <w:t>【</w:t>
-          </w:r>
-          <w:r>
-            <w:rPr>
-              <w:color w:val="767676"/>
-            </w:rPr>
-            <w:t>ENTER ENGLISH THESIS TITLE</w:t>
-          </w:r>
-          <w:r>
-            <w:rPr>
-              <w:color w:val="767676"/>
-            </w:rPr>
-            <w:t>】</w:t>
-          </w:r>
-        </w:p>
-      </w:sdtContent>
-    </w:sdt>
-    <w:sdt>
-      <w:sdtPr>
-        <w:alias w:val="author.name.en"/>
-        <w:tag w:val="docfit.slot.abstract_en.author"/>
-        <w:id w:val="281000015"/>
-        <w:text/>
-      </w:sdtPr>
-      <w:sdtContent>
-        <w:p>
-          <w:pPr>
-            <w:pStyle w:val="affb"/>
-            <w:ind w:firstLineChars="0" w:firstLine="0"/>
-            <w:jc w:val="center"/>
-          </w:pPr>
-          <w:r>
-            <w:rPr>
-              <w:color w:val="767676"/>
-            </w:rPr>
-            <w:t>【</w:t>
-          </w:r>
-          <w:r>
-            <w:rPr>
-              <w:color w:val="767676"/>
-            </w:rPr>
-            <w:t>Your Name</w:t>
-          </w:r>
-          <w:r>
-            <w:rPr>
-              <w:color w:val="767676"/>
-            </w:rPr>
-            <w:t>】</w:t>
-          </w:r>
-        </w:p>
-      </w:sdtContent>
-    </w:sdt>
-    <w:sdt>
-      <w:sdtPr>
-        <w:alias w:val="advisor.name.en"/>
-        <w:tag w:val="docfit.slot.abstract_en.advisor"/>
-        <w:id w:val="281000016"/>
-        <w:text/>
-      </w:sdtPr>
-      <w:sdtContent>
-        <w:p>
-          <w:pPr>
-            <w:pStyle w:val="affb"/>
-            <w:ind w:firstLineChars="0" w:firstLine="0"/>
-            <w:jc w:val="center"/>
-          </w:pPr>
-          <w:r>
-            <w:rPr>
-              <w:color w:val="767676"/>
-            </w:rPr>
-            <w:t>【</w:t>
-          </w:r>
-          <w:r>
-            <w:rPr>
-              <w:color w:val="767676"/>
-            </w:rPr>
-            <w:t>Directed by Professor ...</w:t>
-          </w:r>
-          <w:r>
-            <w:rPr>
-              <w:color w:val="767676"/>
-            </w:rPr>
-            <w:t>】</w:t>
-          </w:r>
-        </w:p>
-      </w:sdtContent>
-    </w:sdt>
+    <w:p>
+      <w:pPr>
+        <w:pStyle w:val="EnglishTitle"/>
+        <w:spacing w:beforeLines="100" w:before="326"/>
+      </w:pPr>
+      <w:r>
+        <w:t>【Please enter the English thesis title】</w:t>
+      </w:r>
+    </w:p>
+    <w:p>
+      <w:pPr>
+        <w:pStyle w:val="affb"/>
+        <w:ind w:firstLineChars="0" w:firstLine="0"/>
+        <w:jc w:val="center"/>
+      </w:pPr>
+      <w:r>
+        <w:t>【Student name】</w:t>
+      </w:r>
+    </w:p>
+    <w:p>
+      <w:pPr>
+        <w:pStyle w:val="affb"/>
+        <w:ind w:firstLineChars="0" w:firstLine="0"/>
+        <w:jc w:val="center"/>
+      </w:pPr>
+      <w:r>
+        <w:rPr>
+          <w:rFonts w:hint="eastAsia"/>
+        </w:rPr>
+        <w:t>Directed by Professor 【Supervisor name】</w:t>
+      </w:r>
+    </w:p>
     <w:p>
       <w:pPr>
         <w:pStyle w:val="PKU7"/>
         <w:spacing w:before="326" w:afterLines="50" w:after="163"/>
-        <w:outlineLvl w:val="9"/>
-      </w:pPr>
+      </w:pPr>
+      <w:bookmarkStart w:id="7" w:name="_Toc387132156"/>
+      <w:bookmarkStart w:id="8" w:name="_Toc398804267"/>
+      <w:bookmarkStart w:id="9" w:name="_Toc100083145"/>
+      <w:bookmarkStart w:id="10" w:name="_Toc100237402"/>
+      <w:bookmarkStart w:id="11" w:name="_Toc100240877"/>
+      <w:bookmarkStart w:id="12" w:name="_Toc172543417"/>
       <w:r>
         <w:t>ABSTRACT</w:t>
       </w:r>
-    </w:p>
-    <w:sdt>
-      <w:sdtPr>
-        <w:alias w:val="abstract.en"/>
-        <w:tag w:val="docfit.slot.abstract_en.body"/>
-        <w:id w:val="281000017"/>
-        <w:text w:multiLine="1"/>
-      </w:sdtPr>
-      <w:sdtContent>
-        <w:p>
-          <w:pPr>
-            <w:pStyle w:val="PKU0"/>
-            <w:spacing w:before="163" w:after="163"/>
-            <w:ind w:firstLine="480"/>
-          </w:pPr>
-          <w:r>
-            <w:rPr>
-              <w:rFonts w:hint="eastAsia"/>
-              <w:color w:val="767676"/>
-            </w:rPr>
-            <w:t>【</w:t>
-          </w:r>
-          <w:r>
-            <w:rPr>
-              <w:rFonts w:hint="eastAsia"/>
-              <w:color w:val="767676"/>
-            </w:rPr>
-            <w:t>Enter English abstract</w:t>
-          </w:r>
-          <w:r>
-            <w:rPr>
-              <w:rFonts w:hint="eastAsia"/>
-              <w:color w:val="767676"/>
-            </w:rPr>
-            <w:t>】</w:t>
-          </w:r>
-        </w:p>
-      </w:sdtContent>
-    </w:sdt>
+      <w:bookmarkEnd w:id="7"/>
+      <w:bookmarkEnd w:id="8"/>
+      <w:bookmarkEnd w:id="9"/>
+      <w:bookmarkEnd w:id="10"/>
+      <w:bookmarkEnd w:id="11"/>
+      <w:bookmarkEnd w:id="12"/>
+    </w:p>
     <w:p>
       <w:pPr>
         <w:pStyle w:val="PKU0"/>
         <w:spacing w:before="163" w:after="163"/>
         <w:ind w:firstLine="480"/>
       </w:pPr>
-      <w:sdt>
-        <w:sdtPr>
-          <w:alias w:val="keywords.en"/>
-          <w:tag w:val="docfit.slot.abstract_en.keywords"/>
-          <w:id w:val="281000018"/>
-          <w:text/>
-        </w:sdtPr>
-        <w:sdtContent>
-          <w:r>
-            <w:rPr>
-              <w:color w:val="767676"/>
-            </w:rPr>
-            <w:t xml:space="preserve">KEY WORDS: </w:t>
-          </w:r>
-          <w:r>
-            <w:rPr>
-              <w:color w:val="767676"/>
-            </w:rPr>
-            <w:t>【</w:t>
-          </w:r>
-          <w:r>
-            <w:rPr>
-              <w:color w:val="767676"/>
-            </w:rPr>
-            <w:t>keyword 1; keyword 2; keyword 3</w:t>
-          </w:r>
-          <w:r>
-            <w:rPr>
-              <w:color w:val="767676"/>
-            </w:rPr>
-            <w:t>】</w:t>
-          </w:r>
-        </w:sdtContent>
-      </w:sdt>
+      <w:r>
+        <w:rPr>
+          <w:rFonts w:hint="eastAsia"/>
+        </w:rPr>
+        <w:t>【Please enter the English abstract】</w:t>
+      </w:r>
+    </w:p>
+    <w:p>
+      <w:pPr>
+        <w:pStyle w:val="PKU0"/>
+        <w:spacing w:before="163" w:after="163"/>
+        <w:ind w:firstLine="480"/>
+      </w:pPr>
+      <w:r>
+        <w:t>KEY WORDS: 【Please enter English keywords】</w:t>
+      </w:r>
+    </w:p>
+    <w:p>
+      <w:pPr>
+        <w:pStyle w:val="PKU0"/>
+        <w:spacing w:before="163" w:after="163"/>
+        <w:ind w:firstLine="480"/>
+      </w:pPr>
     </w:p>
     <w:p>
       <w:pPr>
@@ -1187,9 +839,9 @@
         <w:spacing w:before="163" w:after="163"/>
         <w:ind w:firstLine="480"/>
         <w:sectPr>
-          <w:headerReference w:type="even" r:id="rId18"/>
-          <w:footerReference w:type="even" r:id="rId19"/>
-          <w:footerReference w:type="default" r:id="rId20"/>
+          <w:headerReference w:type="even" r:id="rId22"/>
+          <w:footerReference w:type="even" r:id="rId23"/>
+          <w:footerReference w:type="default" r:id="rId24"/>
           <w:footnotePr>
             <w:numFmt w:val="decimalEnclosedCircleChinese"/>
             <w:numRestart w:val="eachPage"/>
@@ -1205,52 +857,407 @@
     <w:sdt>
       <w:sdtPr>
         <w:rPr>
-          <w:rFonts w:ascii="Times New Roman" w:eastAsia="宋体" w:hAnsi="Times New Roman"/>
+          <w:rFonts w:ascii="Times New Roman" w:eastAsia="宋体" w:hAnsi="Times New Roman" w:cstheme="minorBidi" w:hint="eastAsia"/>
           <w:bCs w:val="0"/>
           <w:kern w:val="2"/>
-          <w:sz w:val="21"/>
-          <w:szCs w:val="22"/>
-        </w:rPr>
-        <w:alias w:val="generated.toc"/>
-        <w:tag w:val="docfit.toc.main"/>
-        <w:id w:val="-1927958745"/>
+          <w:sz w:val="24"/>
+          <w:szCs w:val="24"/>
+        </w:rPr>
+        <w:id w:val="209852935"/>
+        <w:docPartObj>
+          <w:docPartGallery w:val="Table of Contents"/>
+          <w:docPartUnique/>
+        </w:docPartObj>
       </w:sdtPr>
+      <w:sdtEndPr>
+        <w:rPr>
+          <w:rFonts w:hint="default"/>
+        </w:rPr>
+      </w:sdtEndPr>
       <w:sdtContent>
         <w:p>
           <w:pPr>
             <w:pStyle w:val="PKU7"/>
             <w:spacing w:before="326" w:after="326"/>
-            <w:outlineLvl w:val="9"/>
           </w:pPr>
           <w:r>
             <w:rPr>
               <w:rFonts w:hint="eastAsia"/>
-              <w:color w:val="000000"/>
             </w:rPr>
             <w:t>目录</w:t>
           </w:r>
+          <w:bookmarkEnd w:id="14"/>
+          <w:bookmarkEnd w:id="13"/>
+        </w:p>
+        <w:p>
+          <w:pPr>
+            <w:pStyle w:val="TOC9"/>
+            <w:spacing w:before="163"/>
+            <w:rPr>
+              <w:rFonts w:asciiTheme="minorHAnsi" w:eastAsiaTheme="minorEastAsia" w:hAnsiTheme="minorHAnsi"/>
+              <w:noProof/>
+              <w:sz w:val="21"/>
+            </w:rPr>
+          </w:pPr>
+          <w:r>
+            <w:fldChar w:fldCharType="begin"/>
+          </w:r>
+          <w:r>
+            <w:instrText xml:space="preserve"> TOC \o "3-3" \h \z \t "</w:instrText>
+          </w:r>
+          <w:r>
+            <w:instrText>标题</w:instrText>
+          </w:r>
+          <w:r>
+            <w:instrText xml:space="preserve"> 1,1,</w:instrText>
+          </w:r>
+          <w:r>
+            <w:instrText>标题</w:instrText>
+          </w:r>
+          <w:r>
+            <w:instrText xml:space="preserve"> 2,2,PKU</w:instrText>
+          </w:r>
+          <w:r>
+            <w:instrText>正文前标题</w:instrText>
+          </w:r>
+          <w:r>
+            <w:instrText>,9,PKU</w:instrText>
+          </w:r>
+          <w:r>
+            <w:instrText>正文尾标题</w:instrText>
+          </w:r>
+          <w:r>
+            <w:instrText xml:space="preserve">,9" </w:instrText>
+          </w:r>
+          <w:r>
+            <w:fldChar w:fldCharType="separate"/>
+          </w:r>
+          <w:hyperlink w:anchor="_Toc172543416" w:history="1">
+            <w:r>
+              <w:rPr>
+                <w:rStyle w:val="a4"/>
+                <w:noProof/>
+              </w:rPr>
+              <w:t>摘要</w:t>
+            </w:r>
+            <w:r>
+              <w:tab/>
+            </w:r>
+            <w:r>
+              <w:rPr>
+                <w:noProof/>
+                <w:webHidden/>
+              </w:rPr>
+              <w:fldChar w:fldCharType="begin" w:fldLock="true"/>
+            </w:r>
+            <w:r>
+              <w:rPr>
+                <w:noProof/>
+                <w:webHidden/>
+              </w:rPr>
+              <w:instrText xml:space="preserve"> PAGEREF _Toc172543416 \h </w:instrText>
+            </w:r>
+            <w:r>
+              <w:rPr>
+                <w:noProof/>
+                <w:webHidden/>
+              </w:rPr>
+            </w:r>
+            <w:r>
+              <w:rPr>
+                <w:noProof/>
+                <w:webHidden/>
+              </w:rPr>
+              <w:fldChar w:fldCharType="separate"/>
+            </w:r>
+            <w:r>
+              <w:rPr>
+                <w:noProof/>
+                <w:webHidden/>
+              </w:rPr>
+              <w:t>I</w:t>
+            </w:r>
+            <w:r>
+              <w:rPr>
+                <w:noProof/>
+                <w:webHidden/>
+              </w:rPr>
+              <w:fldChar w:fldCharType="end"/>
+            </w:r>
+          </w:hyperlink>
+        </w:p>
+        <w:p>
+          <w:pPr>
+            <w:pStyle w:val="TOC9"/>
+            <w:spacing w:before="163"/>
+            <w:rPr>
+              <w:rFonts w:asciiTheme="minorHAnsi" w:eastAsiaTheme="minorEastAsia" w:hAnsiTheme="minorHAnsi"/>
+              <w:noProof/>
+              <w:sz w:val="21"/>
+            </w:rPr>
+          </w:pPr>
+          <w:hyperlink w:anchor="_Toc172543417" w:history="1">
+            <w:r>
+              <w:rPr>
+                <w:rStyle w:val="a4"/>
+                <w:noProof/>
+              </w:rPr>
+              <w:t>ABSTRACT</w:t>
+            </w:r>
+            <w:r>
+              <w:tab/>
+            </w:r>
+            <w:r>
+              <w:rPr>
+                <w:noProof/>
+                <w:webHidden/>
+              </w:rPr>
+              <w:fldChar w:fldCharType="begin" w:fldLock="true"/>
+            </w:r>
+            <w:r>
+              <w:rPr>
+                <w:noProof/>
+                <w:webHidden/>
+              </w:rPr>
+              <w:instrText xml:space="preserve"> PAGEREF _Toc172543417 \h </w:instrText>
+            </w:r>
+            <w:r>
+              <w:rPr>
+                <w:noProof/>
+                <w:webHidden/>
+              </w:rPr>
+            </w:r>
+            <w:r>
+              <w:rPr>
+                <w:noProof/>
+                <w:webHidden/>
+              </w:rPr>
+              <w:fldChar w:fldCharType="separate"/>
+            </w:r>
+            <w:r>
+              <w:rPr>
+                <w:noProof/>
+                <w:webHidden/>
+              </w:rPr>
+              <w:t>II</w:t>
+            </w:r>
+            <w:r>
+              <w:rPr>
+                <w:noProof/>
+                <w:webHidden/>
+              </w:rPr>
+              <w:fldChar w:fldCharType="end"/>
+            </w:r>
+          </w:hyperlink>
+        </w:p>
+        <w:p>
+          <w:pPr>
+            <w:pStyle w:val="TOC9"/>
+            <w:spacing w:before="163"/>
+            <w:rPr>
+              <w:rFonts w:asciiTheme="minorHAnsi" w:eastAsiaTheme="minorEastAsia" w:hAnsiTheme="minorHAnsi"/>
+              <w:noProof/>
+              <w:sz w:val="21"/>
+            </w:rPr>
+          </w:pPr>
+          <w:hyperlink w:anchor="_Toc172543418" w:history="1">
+            <w:r>
+              <w:rPr>
+                <w:rStyle w:val="a4"/>
+                <w:noProof/>
+              </w:rPr>
+              <w:t>目录</w:t>
+            </w:r>
+            <w:r>
+              <w:tab/>
+            </w:r>
+            <w:r>
+              <w:rPr>
+                <w:noProof/>
+                <w:webHidden/>
+              </w:rPr>
+              <w:fldChar w:fldCharType="begin" w:fldLock="true"/>
+            </w:r>
+            <w:r>
+              <w:rPr>
+                <w:noProof/>
+                <w:webHidden/>
+              </w:rPr>
+              <w:instrText xml:space="preserve"> PAGEREF _Toc172543418 \h </w:instrText>
+            </w:r>
+            <w:r>
+              <w:rPr>
+                <w:noProof/>
+                <w:webHidden/>
+              </w:rPr>
+            </w:r>
+            <w:r>
+              <w:rPr>
+                <w:noProof/>
+                <w:webHidden/>
+              </w:rPr>
+              <w:fldChar w:fldCharType="separate"/>
+            </w:r>
+            <w:r>
+              <w:rPr>
+                <w:noProof/>
+                <w:webHidden/>
+              </w:rPr>
+              <w:t>III</w:t>
+            </w:r>
+            <w:r>
+              <w:rPr>
+                <w:noProof/>
+                <w:webHidden/>
+              </w:rPr>
+              <w:fldChar w:fldCharType="end"/>
+            </w:r>
+          </w:hyperlink>
+        </w:p>
+        <w:p>
+          <w:pPr>
+            <w:pStyle w:val="TOC9"/>
+            <w:spacing w:before="163"/>
+            <w:rPr>
+              <w:rFonts w:asciiTheme="minorHAnsi" w:eastAsiaTheme="minorEastAsia" w:hAnsiTheme="minorHAnsi"/>
+              <w:noProof/>
+              <w:sz w:val="21"/>
+            </w:rPr>
+          </w:pPr>
+          <w:hyperlink w:anchor="_Toc172543419" w:history="1">
+            <w:r>
+              <w:rPr>
+                <w:rStyle w:val="a4"/>
+                <w:noProof/>
+              </w:rPr>
+              <w:t>图目录</w:t>
+            </w:r>
+            <w:r>
+              <w:tab/>
+            </w:r>
+            <w:r>
+              <w:rPr>
+                <w:noProof/>
+                <w:webHidden/>
+              </w:rPr>
+              <w:fldChar w:fldCharType="begin" w:fldLock="true"/>
+            </w:r>
+            <w:r>
+              <w:rPr>
+                <w:noProof/>
+                <w:webHidden/>
+              </w:rPr>
+              <w:instrText xml:space="preserve"> PAGEREF _Toc172543419 \h </w:instrText>
+            </w:r>
+            <w:r>
+              <w:rPr>
+                <w:noProof/>
+                <w:webHidden/>
+              </w:rPr>
+            </w:r>
+            <w:r>
+              <w:rPr>
+                <w:noProof/>
+                <w:webHidden/>
+              </w:rPr>
+              <w:fldChar w:fldCharType="separate"/>
+            </w:r>
+            <w:r>
+              <w:rPr>
+                <w:noProof/>
+                <w:webHidden/>
+              </w:rPr>
+              <w:t>IV</w:t>
+            </w:r>
+            <w:r>
+              <w:rPr>
+                <w:noProof/>
+                <w:webHidden/>
+              </w:rPr>
+              <w:fldChar w:fldCharType="end"/>
+            </w:r>
+          </w:hyperlink>
+        </w:p>
+        <w:p>
+          <w:pPr>
+            <w:pStyle w:val="TOC9"/>
+            <w:spacing w:before="163"/>
+            <w:rPr>
+              <w:rFonts w:asciiTheme="minorHAnsi" w:eastAsiaTheme="minorEastAsia" w:hAnsiTheme="minorHAnsi"/>
+              <w:noProof/>
+              <w:sz w:val="21"/>
+            </w:rPr>
+          </w:pPr>
+          <w:hyperlink w:anchor="_Toc172543420" w:history="1">
+            <w:r>
+              <w:rPr>
+                <w:rStyle w:val="a4"/>
+                <w:noProof/>
+              </w:rPr>
+              <w:t>表目录</w:t>
+            </w:r>
+            <w:r>
+              <w:tab/>
+            </w:r>
+            <w:r>
+              <w:rPr>
+                <w:noProof/>
+                <w:webHidden/>
+              </w:rPr>
+              <w:fldChar w:fldCharType="begin" w:fldLock="true"/>
+            </w:r>
+            <w:r>
+              <w:rPr>
+                <w:noProof/>
+                <w:webHidden/>
+              </w:rPr>
+              <w:instrText xml:space="preserve"> PAGEREF _Toc172543420 \h </w:instrText>
+            </w:r>
+            <w:r>
+              <w:rPr>
+                <w:noProof/>
+                <w:webHidden/>
+              </w:rPr>
+            </w:r>
+            <w:r>
+              <w:rPr>
+                <w:noProof/>
+                <w:webHidden/>
+              </w:rPr>
+              <w:fldChar w:fldCharType="separate"/>
+            </w:r>
+            <w:r>
+              <w:rPr>
+                <w:noProof/>
+                <w:webHidden/>
+              </w:rPr>
+              <w:t>V</w:t>
+            </w:r>
+            <w:r>
+              <w:rPr>
+                <w:noProof/>
+                <w:webHidden/>
+              </w:rPr>
+              <w:fldChar w:fldCharType="end"/>
+            </w:r>
+          </w:hyperlink>
         </w:p>
         <w:p>
           <w:pPr>
             <w:pStyle w:val="TOC1"/>
+            <w:tabs>
+              <w:tab w:val="left" w:pos="1560"/>
+            </w:tabs>
+            <w:spacing w:before="163"/>
+            <w:ind w:left="960" w:right="360" w:hanging="960"/>
             <w:rPr>
-              <w:rFonts w:asciiTheme="minorHAnsi" w:eastAsiaTheme="minorEastAsia" w:hAnsiTheme="minorHAnsi" w:cstheme="minorBidi"/>
+              <w:rFonts w:asciiTheme="minorHAnsi" w:eastAsiaTheme="minorEastAsia" w:hAnsiTheme="minorHAnsi"/>
               <w:noProof/>
-              <w:sz w:val="22"/>
-              <w:szCs w:val="24"/>
-              <w14:ligatures w14:val="standardContextual"/>
+              <w:sz w:val="21"/>
+              <w:szCs w:val="22"/>
             </w:rPr>
           </w:pPr>
-          <w:r>
-            <w:fldChar w:fldCharType="begin" w:dirty="true"/>
-          </w:r>
-          <w:r>
-            <w:instrText xml:space="preserve"> TOC \o "1-3" \h \z \u </w:instrText>
-          </w:r>
-          <w:r>
-            <w:fldChar w:fldCharType="separate"/>
-          </w:r>
-          <w:hyperlink w:anchor="_Toc236666426" w:history="1">
+          <w:hyperlink w:anchor="_Toc172543421" w:history="1">
             <w:r>
               <w:rPr>
                 <w:rStyle w:val="a4"/>
@@ -1262,45 +1269,24 @@
                   </w14:lightRig>
                 </w14:scene3d>
               </w:rPr>
-              <w:t>第一章</w:t>
-            </w:r>
-            <w:r>
-              <w:rPr>
-                <w:rFonts w:asciiTheme="minorHAnsi" w:eastAsiaTheme="minorEastAsia" w:hAnsiTheme="minorHAnsi" w:cstheme="minorBidi"/>
-                <w:noProof/>
-                <w:sz w:val="22"/>
-                <w:szCs w:val="24"/>
-                <w14:ligatures w14:val="standardContextual"/>
-              </w:rPr>
+              <w:t>第一章    【章标题】</w:t>
+            </w:r>
+            <w:r>
               <w:tab/>
             </w:r>
             <w:r>
               <w:rPr>
-                <w:rStyle w:val="a4"/>
-                <w:noProof/>
-              </w:rPr>
-              <w:t>【请填写章标题】</w:t>
-            </w:r>
-            <w:r>
-              <w:rPr>
-                <w:noProof/>
-                <w:webHidden/>
-              </w:rPr>
-              <w:tab/>
-            </w:r>
-            <w:r>
-              <w:rPr>
-                <w:noProof/>
-                <w:webHidden/>
-              </w:rPr>
-              <w:fldChar w:fldCharType="begin"/>
-            </w:r>
-            <w:r>
-              <w:rPr>
-                <w:noProof/>
-                <w:webHidden/>
-              </w:rPr>
-              <w:instrText xml:space="preserve"> PAGEREF _Toc236666426 \h </w:instrText>
+                <w:noProof/>
+                <w:webHidden/>
+              </w:rPr>
+              <w:fldChar w:fldCharType="begin" w:fldLock="true"/>
+            </w:r>
+            <w:r>
+              <w:rPr>
+                <w:noProof/>
+                <w:webHidden/>
+              </w:rPr>
+              <w:instrText xml:space="preserve"> PAGEREF _Toc172543421 \h </w:instrText>
             </w:r>
             <w:r>
               <w:rPr>
@@ -1334,34 +1320,23 @@
         <w:p>
           <w:pPr>
             <w:pStyle w:val="TOC2"/>
+            <w:ind w:left="948" w:right="360" w:hanging="540"/>
             <w:rPr>
-              <w:rFonts w:asciiTheme="minorHAnsi" w:eastAsiaTheme="minorEastAsia" w:hAnsiTheme="minorHAnsi" w:cstheme="minorBidi"/>
+              <w:rFonts w:asciiTheme="minorHAnsi" w:eastAsiaTheme="minorEastAsia" w:hAnsiTheme="minorHAnsi"/>
               <w:noProof/>
-              <w:sz w:val="22"/>
-              <w:szCs w:val="24"/>
-              <w14:ligatures w14:val="standardContextual"/>
+              <w:sz w:val="21"/>
+              <w:szCs w:val="22"/>
             </w:rPr>
           </w:pPr>
-          <w:hyperlink w:anchor="_Toc236666427" w:history="1">
+          <w:hyperlink w:anchor="_Toc172543422" w:history="1">
             <w:r>
               <w:rPr>
                 <w:rStyle w:val="a4"/>
                 <w:noProof/>
               </w:rPr>
-              <w:t xml:space="preserve">1.1 </w:t>
-            </w:r>
-            <w:r>
-              <w:rPr>
-                <w:rStyle w:val="a4"/>
-                <w:noProof/>
-              </w:rPr>
-              <w:t>【请填写一级标题】</w:t>
-            </w:r>
-            <w:r>
-              <w:rPr>
-                <w:noProof/>
-                <w:webHidden/>
-              </w:rPr>
+              <w:t>1.1    【二级标题：文字层级与正文示例】</w:t>
+            </w:r>
+            <w:r>
               <w:tab/>
             </w:r>
             <w:r>
@@ -1369,14 +1344,14 @@
                 <w:noProof/>
                 <w:webHidden/>
               </w:rPr>
-              <w:fldChar w:fldCharType="begin"/>
-            </w:r>
-            <w:r>
-              <w:rPr>
-                <w:noProof/>
-                <w:webHidden/>
-              </w:rPr>
-              <w:instrText xml:space="preserve"> PAGEREF _Toc236666427 \h </w:instrText>
+              <w:fldChar w:fldCharType="begin" w:fldLock="true"/>
+            </w:r>
+            <w:r>
+              <w:rPr>
+                <w:noProof/>
+                <w:webHidden/>
+              </w:rPr>
+              <w:instrText xml:space="preserve"> PAGEREF _Toc172543422 \h </w:instrText>
             </w:r>
             <w:r>
               <w:rPr>
@@ -1411,14 +1386,13 @@
           <w:pPr>
             <w:pStyle w:val="TOC3"/>
             <w:rPr>
-              <w:rFonts w:asciiTheme="minorHAnsi" w:eastAsiaTheme="minorEastAsia" w:hAnsiTheme="minorHAnsi" w:cstheme="minorBidi"/>
+              <w:rFonts w:asciiTheme="minorHAnsi" w:eastAsiaTheme="minorEastAsia" w:hAnsiTheme="minorHAnsi"/>
               <w:noProof/>
-              <w:sz w:val="22"/>
-              <w:szCs w:val="24"/>
-              <w14:ligatures w14:val="standardContextual"/>
+              <w:sz w:val="21"/>
+              <w:szCs w:val="22"/>
             </w:rPr>
           </w:pPr>
-          <w:hyperlink w:anchor="_Toc236666428" w:history="1">
+          <w:hyperlink w:anchor="_Toc172543425" w:history="1">
             <w:r>
               <w:rPr>
                 <w:rStyle w:val="a4"/>
@@ -1430,27 +1404,9 @@
                   </w14:lightRig>
                 </w14:scene3d>
               </w:rPr>
-              <w:t>1.1.1</w:t>
-            </w:r>
-            <w:r>
-              <w:rPr>
-                <w:rStyle w:val="a4"/>
-                <w:noProof/>
-              </w:rPr>
-              <w:t xml:space="preserve"> </w:t>
-            </w:r>
-            <w:r>
-              <w:rPr>
-                <w:rStyle w:val="a4"/>
-                <w:noProof/>
-              </w:rPr>
-              <w:t>【请填写二级标题】</w:t>
-            </w:r>
-            <w:r>
-              <w:rPr>
-                <w:noProof/>
-                <w:webHidden/>
-              </w:rPr>
+              <w:t>1.1.1    【三级标题】</w:t>
+            </w:r>
+            <w:r>
               <w:tab/>
             </w:r>
             <w:r>
@@ -1458,14 +1414,14 @@
                 <w:noProof/>
                 <w:webHidden/>
               </w:rPr>
-              <w:fldChar w:fldCharType="begin"/>
-            </w:r>
-            <w:r>
-              <w:rPr>
-                <w:noProof/>
-                <w:webHidden/>
-              </w:rPr>
-              <w:instrText xml:space="preserve"> PAGEREF _Toc236666428 \h </w:instrText>
+              <w:fldChar w:fldCharType="begin" w:fldLock="true"/>
+            </w:r>
+            <w:r>
+              <w:rPr>
+                <w:noProof/>
+                <w:webHidden/>
+              </w:rPr>
+              <w:instrText xml:space="preserve"> PAGEREF _Toc172543425 \h </w:instrText>
             </w:r>
             <w:r>
               <w:rPr>
@@ -1486,98 +1442,6 @@
                 <w:webHidden/>
               </w:rPr>
               <w:t>1</w:t>
-            </w:r>
-            <w:r>
-              <w:rPr>
-                <w:noProof/>
-                <w:webHidden/>
-              </w:rPr>
-              <w:fldChar w:fldCharType="end"/>
-            </w:r>
-          </w:hyperlink>
-        </w:p>
-        <w:p>
-          <w:pPr>
-            <w:pStyle w:val="TOC1"/>
-            <w:rPr>
-              <w:rFonts w:asciiTheme="minorHAnsi" w:eastAsiaTheme="minorEastAsia" w:hAnsiTheme="minorHAnsi" w:cstheme="minorBidi"/>
-              <w:noProof/>
-              <w:sz w:val="22"/>
-              <w:szCs w:val="24"/>
-              <w14:ligatures w14:val="standardContextual"/>
-            </w:rPr>
-          </w:pPr>
-          <w:hyperlink w:anchor="_Toc236666429" w:history="1">
-            <w:r>
-              <w:rPr>
-                <w:rStyle w:val="a4"/>
-                <w:noProof/>
-                <w14:scene3d>
-                  <w14:camera w14:prst="orthographicFront"/>
-                  <w14:lightRig w14:rig="threePt" w14:dir="t">
-                    <w14:rot w14:lat="0" w14:lon="0" w14:rev="0"/>
-                  </w14:lightRig>
-                </w14:scene3d>
-              </w:rPr>
-              <w:t>第二章</w:t>
-            </w:r>
-            <w:r>
-              <w:rPr>
-                <w:rFonts w:asciiTheme="minorHAnsi" w:eastAsiaTheme="minorEastAsia" w:hAnsiTheme="minorHAnsi" w:cstheme="minorBidi"/>
-                <w:noProof/>
-                <w:sz w:val="22"/>
-                <w:szCs w:val="24"/>
-                <w14:ligatures w14:val="standardContextual"/>
-              </w:rPr>
-              <w:tab/>
-            </w:r>
-            <w:r>
-              <w:rPr>
-                <w:rStyle w:val="a4"/>
-                <w:noProof/>
-              </w:rPr>
-              <w:t>结论与讨论</w:t>
-            </w:r>
-            <w:r>
-              <w:rPr>
-                <w:noProof/>
-                <w:webHidden/>
-              </w:rPr>
-              <w:tab/>
-            </w:r>
-            <w:r>
-              <w:rPr>
-                <w:noProof/>
-                <w:webHidden/>
-              </w:rPr>
-              <w:fldChar w:fldCharType="begin"/>
-            </w:r>
-            <w:r>
-              <w:rPr>
-                <w:noProof/>
-                <w:webHidden/>
-              </w:rPr>
-              <w:instrText xml:space="preserve"> PAGEREF _Toc236666429 \h </w:instrText>
-            </w:r>
-            <w:r>
-              <w:rPr>
-                <w:noProof/>
-                <w:webHidden/>
-              </w:rPr>
-            </w:r>
-            <w:r>
-              <w:rPr>
-                <w:noProof/>
-                <w:webHidden/>
-              </w:rPr>
-              <w:fldChar w:fldCharType="separate"/>
-            </w:r>
-            <w:r>
-              <w:rPr>
-                <w:noProof/>
-                <w:webHidden/>
-              </w:rPr>
-              <w:t>2</w:t>
             </w:r>
             <w:r>
               <w:rPr>
@@ -1591,34 +1455,23 @@
         <w:p>
           <w:pPr>
             <w:pStyle w:val="TOC2"/>
+            <w:ind w:left="948" w:right="360" w:hanging="540"/>
             <w:rPr>
-              <w:rFonts w:asciiTheme="minorHAnsi" w:eastAsiaTheme="minorEastAsia" w:hAnsiTheme="minorHAnsi" w:cstheme="minorBidi"/>
+              <w:rFonts w:asciiTheme="minorHAnsi" w:eastAsiaTheme="minorEastAsia" w:hAnsiTheme="minorHAnsi"/>
               <w:noProof/>
-              <w:sz w:val="22"/>
-              <w:szCs w:val="24"/>
-              <w14:ligatures w14:val="standardContextual"/>
+              <w:sz w:val="21"/>
+              <w:szCs w:val="22"/>
             </w:rPr>
           </w:pPr>
-          <w:hyperlink w:anchor="_Toc236666430" w:history="1">
+          <w:hyperlink w:anchor="_Toc172543429" w:history="1">
             <w:r>
               <w:rPr>
                 <w:rStyle w:val="a4"/>
                 <w:noProof/>
               </w:rPr>
-              <w:t xml:space="preserve">2.1 </w:t>
-            </w:r>
-            <w:r>
-              <w:rPr>
-                <w:rStyle w:val="a4"/>
-                <w:noProof/>
-              </w:rPr>
-              <w:t>结论</w:t>
-            </w:r>
-            <w:r>
-              <w:rPr>
-                <w:noProof/>
-                <w:webHidden/>
-              </w:rPr>
+              <w:t>1.2    【二级标题：图示例】</w:t>
+            </w:r>
+            <w:r>
               <w:tab/>
             </w:r>
             <w:r>
@@ -1626,14 +1479,14 @@
                 <w:noProof/>
                 <w:webHidden/>
               </w:rPr>
-              <w:fldChar w:fldCharType="begin"/>
-            </w:r>
-            <w:r>
-              <w:rPr>
-                <w:noProof/>
-                <w:webHidden/>
-              </w:rPr>
-              <w:instrText xml:space="preserve"> PAGEREF _Toc236666430 \h </w:instrText>
+              <w:fldChar w:fldCharType="begin" w:fldLock="true"/>
+            </w:r>
+            <w:r>
+              <w:rPr>
+                <w:noProof/>
+                <w:webHidden/>
+              </w:rPr>
+              <w:instrText xml:space="preserve"> PAGEREF _Toc172543429 \h </w:instrText>
             </w:r>
             <w:r>
               <w:rPr>
@@ -1653,7 +1506,7 @@
                 <w:noProof/>
                 <w:webHidden/>
               </w:rPr>
-              <w:t>2</w:t>
+              <w:t>1</w:t>
             </w:r>
             <w:r>
               <w:rPr>
@@ -1667,34 +1520,23 @@
         <w:p>
           <w:pPr>
             <w:pStyle w:val="TOC2"/>
+            <w:ind w:left="948" w:right="360" w:hanging="540"/>
             <w:rPr>
-              <w:rFonts w:asciiTheme="minorHAnsi" w:eastAsiaTheme="minorEastAsia" w:hAnsiTheme="minorHAnsi" w:cstheme="minorBidi"/>
+              <w:rFonts w:asciiTheme="minorHAnsi" w:eastAsiaTheme="minorEastAsia" w:hAnsiTheme="minorHAnsi"/>
               <w:noProof/>
-              <w:sz w:val="22"/>
-              <w:szCs w:val="24"/>
-              <w14:ligatures w14:val="standardContextual"/>
+              <w:sz w:val="21"/>
+              <w:szCs w:val="22"/>
             </w:rPr>
           </w:pPr>
-          <w:hyperlink w:anchor="_Toc236666431" w:history="1">
+          <w:hyperlink w:anchor="_Toc172543430" w:history="1">
             <w:r>
               <w:rPr>
                 <w:rStyle w:val="a4"/>
                 <w:noProof/>
               </w:rPr>
-              <w:t xml:space="preserve">2.2 </w:t>
-            </w:r>
-            <w:r>
-              <w:rPr>
-                <w:rStyle w:val="a4"/>
-                <w:noProof/>
-              </w:rPr>
-              <w:t>展望</w:t>
-            </w:r>
-            <w:r>
-              <w:rPr>
-                <w:noProof/>
-                <w:webHidden/>
-              </w:rPr>
+              <w:t>1.3    【二级标题：公式示例】</w:t>
+            </w:r>
+            <w:r>
               <w:tab/>
             </w:r>
             <w:r>
@@ -1702,14 +1544,14 @@
                 <w:noProof/>
                 <w:webHidden/>
               </w:rPr>
-              <w:fldChar w:fldCharType="begin"/>
-            </w:r>
-            <w:r>
-              <w:rPr>
-                <w:noProof/>
-                <w:webHidden/>
-              </w:rPr>
-              <w:instrText xml:space="preserve"> PAGEREF _Toc236666431 \h </w:instrText>
+              <w:fldChar w:fldCharType="begin" w:fldLock="true"/>
+            </w:r>
+            <w:r>
+              <w:rPr>
+                <w:noProof/>
+                <w:webHidden/>
+              </w:rPr>
+              <w:instrText xml:space="preserve"> PAGEREF _Toc172543430 \h </w:instrText>
             </w:r>
             <w:r>
               <w:rPr>
@@ -1743,8 +1585,400 @@
         <w:p>
           <w:pPr>
             <w:pStyle w:val="TOC2"/>
+            <w:ind w:left="948" w:right="360" w:hanging="540"/>
+            <w:rPr>
+              <w:rFonts w:asciiTheme="minorHAnsi" w:eastAsiaTheme="minorEastAsia" w:hAnsiTheme="minorHAnsi"/>
+              <w:noProof/>
+              <w:sz w:val="21"/>
+              <w:szCs w:val="22"/>
+            </w:rPr>
+          </w:pPr>
+          <w:hyperlink w:anchor="_Toc172543431" w:history="1">
+            <w:r>
+              <w:rPr>
+                <w:rStyle w:val="a4"/>
+                <w:noProof/>
+              </w:rPr>
+              <w:t>1.4    【二级标题：表示例】</w:t>
+            </w:r>
+            <w:r>
+              <w:tab/>
+            </w:r>
+            <w:r>
+              <w:rPr>
+                <w:noProof/>
+                <w:webHidden/>
+              </w:rPr>
+              <w:fldChar w:fldCharType="begin" w:fldLock="true"/>
+            </w:r>
+            <w:r>
+              <w:rPr>
+                <w:noProof/>
+                <w:webHidden/>
+              </w:rPr>
+              <w:instrText xml:space="preserve"> PAGEREF _Toc172543431 \h </w:instrText>
+            </w:r>
+            <w:r>
+              <w:rPr>
+                <w:noProof/>
+                <w:webHidden/>
+              </w:rPr>
+            </w:r>
+            <w:r>
+              <w:rPr>
+                <w:noProof/>
+                <w:webHidden/>
+              </w:rPr>
+              <w:fldChar w:fldCharType="separate"/>
+            </w:r>
+            <w:r>
+              <w:rPr>
+                <w:noProof/>
+                <w:webHidden/>
+              </w:rPr>
+              <w:t>2</w:t>
+            </w:r>
+            <w:r>
+              <w:rPr>
+                <w:noProof/>
+                <w:webHidden/>
+              </w:rPr>
+              <w:fldChar w:fldCharType="end"/>
+            </w:r>
+          </w:hyperlink>
+        </w:p>
+        <w:p>
+          <w:pPr>
+            <w:pStyle w:val="TOC2"/>
+            <w:ind w:left="948" w:right="360" w:hanging="540"/>
+            <w:rPr>
+              <w:rFonts w:asciiTheme="minorHAnsi" w:eastAsiaTheme="minorEastAsia" w:hAnsiTheme="minorHAnsi"/>
+              <w:noProof/>
+              <w:sz w:val="21"/>
+              <w:szCs w:val="22"/>
+            </w:rPr>
+          </w:pPr>
+          <w:hyperlink w:anchor="_Toc172543441" w:history="1">
+            <w:r>
+              <w:rPr>
+                <w:rStyle w:val="a4"/>
+                <w:noProof/>
+              </w:rPr>
+              <w:t>1.5    【横向页面标题（可选）】</w:t>
+            </w:r>
+            <w:r>
+              <w:tab/>
+            </w:r>
+            <w:r>
+              <w:rPr>
+                <w:noProof/>
+                <w:webHidden/>
+              </w:rPr>
+              <w:fldChar w:fldCharType="begin" w:fldLock="true"/>
+            </w:r>
+            <w:r>
+              <w:rPr>
+                <w:noProof/>
+                <w:webHidden/>
+              </w:rPr>
+              <w:instrText xml:space="preserve"> PAGEREF _Toc172543441 \h </w:instrText>
+            </w:r>
+            <w:r>
+              <w:rPr>
+                <w:noProof/>
+                <w:webHidden/>
+              </w:rPr>
+            </w:r>
+            <w:r>
+              <w:rPr>
+                <w:noProof/>
+                <w:webHidden/>
+              </w:rPr>
+              <w:fldChar w:fldCharType="separate"/>
+            </w:r>
+            <w:r>
+              <w:rPr>
+                <w:noProof/>
+                <w:webHidden/>
+              </w:rPr>
+              <w:t>3</w:t>
+            </w:r>
+            <w:r>
+              <w:rPr>
+                <w:noProof/>
+                <w:webHidden/>
+              </w:rPr>
+              <w:fldChar w:fldCharType="end"/>
+            </w:r>
+          </w:hyperlink>
+        </w:p>
+        <w:p>
+          <w:pPr>
+            <w:pStyle w:val="TOC9"/>
+            <w:spacing w:before="163"/>
+            <w:rPr>
+              <w:rFonts w:asciiTheme="minorHAnsi" w:eastAsiaTheme="minorEastAsia" w:hAnsiTheme="minorHAnsi"/>
+              <w:noProof/>
+              <w:sz w:val="21"/>
+            </w:rPr>
+          </w:pPr>
+          <w:hyperlink w:anchor="_Toc172543449" w:history="1">
+            <w:r>
+              <w:rPr>
+                <w:rStyle w:val="a4"/>
+                <w:noProof/>
+              </w:rPr>
+              <w:t>参考文献</w:t>
+            </w:r>
+            <w:r>
+              <w:tab/>
+            </w:r>
+            <w:r>
+              <w:rPr>
+                <w:noProof/>
+                <w:webHidden/>
+              </w:rPr>
+              <w:fldChar w:fldCharType="begin" w:fldLock="true"/>
+            </w:r>
+            <w:r>
+              <w:rPr>
+                <w:noProof/>
+                <w:webHidden/>
+              </w:rPr>
+              <w:instrText xml:space="preserve"> PAGEREF _Toc172543449 \h </w:instrText>
+            </w:r>
+            <w:r>
+              <w:rPr>
+                <w:noProof/>
+                <w:webHidden/>
+              </w:rPr>
+            </w:r>
+            <w:r>
+              <w:rPr>
+                <w:noProof/>
+                <w:webHidden/>
+              </w:rPr>
+              <w:fldChar w:fldCharType="separate"/>
+            </w:r>
+            <w:r>
+              <w:rPr>
+                <w:noProof/>
+                <w:webHidden/>
+              </w:rPr>
+              <w:t>4</w:t>
+            </w:r>
+            <w:r>
+              <w:rPr>
+                <w:noProof/>
+                <w:webHidden/>
+              </w:rPr>
+              <w:fldChar w:fldCharType="end"/>
+            </w:r>
+          </w:hyperlink>
+        </w:p>
+        <w:p>
+          <w:pPr>
+            <w:pStyle w:val="TOC9"/>
+            <w:spacing w:before="163"/>
+            <w:rPr>
+              <w:rFonts w:asciiTheme="minorHAnsi" w:eastAsiaTheme="minorEastAsia" w:hAnsiTheme="minorHAnsi"/>
+              <w:noProof/>
+              <w:sz w:val="21"/>
+            </w:rPr>
+          </w:pPr>
+          <w:hyperlink w:anchor="_Toc172543450" w:history="1">
+            <w:r>
+              <w:rPr>
+                <w:rStyle w:val="a4"/>
+                <w:noProof/>
+              </w:rPr>
+              <w:t>附录 A  博士期间工作成果</w:t>
+            </w:r>
+            <w:r>
+              <w:tab/>
+            </w:r>
+            <w:r>
+              <w:rPr>
+                <w:noProof/>
+                <w:webHidden/>
+              </w:rPr>
+              <w:fldChar w:fldCharType="begin" w:fldLock="true"/>
+            </w:r>
+            <w:r>
+              <w:rPr>
+                <w:noProof/>
+                <w:webHidden/>
+              </w:rPr>
+              <w:instrText xml:space="preserve"> PAGEREF _Toc172543450 \h </w:instrText>
+            </w:r>
+            <w:r>
+              <w:rPr>
+                <w:noProof/>
+                <w:webHidden/>
+              </w:rPr>
+            </w:r>
+            <w:r>
+              <w:rPr>
+                <w:noProof/>
+                <w:webHidden/>
+              </w:rPr>
+              <w:fldChar w:fldCharType="separate"/>
+            </w:r>
+            <w:r>
+              <w:rPr>
+                <w:noProof/>
+                <w:webHidden/>
+              </w:rPr>
+              <w:t>5</w:t>
+            </w:r>
+            <w:r>
+              <w:rPr>
+                <w:noProof/>
+                <w:webHidden/>
+              </w:rPr>
+              <w:fldChar w:fldCharType="end"/>
+            </w:r>
+          </w:hyperlink>
+        </w:p>
+        <w:p>
+          <w:pPr>
+            <w:pStyle w:val="TOC9"/>
+            <w:spacing w:before="163"/>
+            <w:rPr>
+              <w:rFonts w:asciiTheme="minorHAnsi" w:eastAsiaTheme="minorEastAsia" w:hAnsiTheme="minorHAnsi"/>
+              <w:noProof/>
+              <w:sz w:val="21"/>
+            </w:rPr>
+          </w:pPr>
+          <w:hyperlink w:anchor="_Toc172543451" w:history="1">
+            <w:r>
+              <w:rPr>
+                <w:rStyle w:val="a4"/>
+                <w:noProof/>
+              </w:rPr>
+              <w:t>致谢</w:t>
+            </w:r>
+            <w:r>
+              <w:tab/>
+            </w:r>
+            <w:r>
+              <w:rPr>
+                <w:noProof/>
+                <w:webHidden/>
+              </w:rPr>
+              <w:fldChar w:fldCharType="begin" w:fldLock="true"/>
+            </w:r>
+            <w:r>
+              <w:rPr>
+                <w:noProof/>
+                <w:webHidden/>
+              </w:rPr>
+              <w:instrText xml:space="preserve"> PAGEREF _Toc172543451 \h </w:instrText>
+            </w:r>
+            <w:r>
+              <w:rPr>
+                <w:noProof/>
+                <w:webHidden/>
+              </w:rPr>
+            </w:r>
+            <w:r>
+              <w:rPr>
+                <w:noProof/>
+                <w:webHidden/>
+              </w:rPr>
+              <w:fldChar w:fldCharType="separate"/>
+            </w:r>
+            <w:r>
+              <w:rPr>
+                <w:noProof/>
+                <w:webHidden/>
+              </w:rPr>
+              <w:t>6</w:t>
+            </w:r>
+            <w:r>
+              <w:rPr>
+                <w:noProof/>
+                <w:webHidden/>
+              </w:rPr>
+              <w:fldChar w:fldCharType="end"/>
+            </w:r>
+          </w:hyperlink>
+        </w:p>
+        <w:p>
+          <w:pPr>
+            <w:pStyle w:val="TOC9"/>
+            <w:spacing w:before="163"/>
+            <w:rPr>
+              <w:rFonts w:asciiTheme="minorHAnsi" w:eastAsiaTheme="minorEastAsia" w:hAnsiTheme="minorHAnsi"/>
+              <w:noProof/>
+              <w:sz w:val="21"/>
+            </w:rPr>
+          </w:pPr>
+          <w:hyperlink w:anchor="_Toc172543452" w:history="1">
+            <w:r>
+              <w:rPr>
+                <w:rStyle w:val="a4"/>
+                <w:noProof/>
+              </w:rPr>
+              <w:t>北京大学学位论文原创性声明和使用授权说明</w:t>
+            </w:r>
+            <w:r>
+              <w:tab/>
+            </w:r>
+            <w:r>
+              <w:rPr>
+                <w:noProof/>
+                <w:webHidden/>
+              </w:rPr>
+              <w:fldChar w:fldCharType="begin" w:fldLock="true"/>
+            </w:r>
+            <w:r>
+              <w:rPr>
+                <w:noProof/>
+                <w:webHidden/>
+              </w:rPr>
+              <w:instrText xml:space="preserve"> PAGEREF _Toc172543452 \h </w:instrText>
+            </w:r>
+            <w:r>
+              <w:rPr>
+                <w:noProof/>
+                <w:webHidden/>
+              </w:rPr>
+            </w:r>
+            <w:r>
+              <w:rPr>
+                <w:noProof/>
+                <w:webHidden/>
+              </w:rPr>
+              <w:fldChar w:fldCharType="separate"/>
+            </w:r>
+            <w:r>
+              <w:rPr>
+                <w:noProof/>
+                <w:webHidden/>
+              </w:rPr>
+              <w:t>7</w:t>
+            </w:r>
+            <w:r>
+              <w:rPr>
+                <w:noProof/>
+                <w:webHidden/>
+              </w:rPr>
+              <w:fldChar w:fldCharType="end"/>
+            </w:r>
+          </w:hyperlink>
+        </w:p>
+        <w:p>
+          <w:pPr>
+            <w:pStyle w:val="PKU0"/>
+            <w:spacing w:before="163" w:after="163"/>
+            <w:ind w:firstLine="480"/>
           </w:pPr>
           <w:r>
+            <w:rPr>
+              <w:rFonts w:eastAsia="黑体"/>
+              <w:szCs w:val="22"/>
+            </w:rPr>
             <w:fldChar w:fldCharType="end"/>
           </w:r>
         </w:p>
@@ -1768,67 +2002,121 @@
         </w:sectPr>
       </w:pPr>
     </w:p>
-    <w:sdt>
-      <w:sdtPr>
-        <w:rPr>
-          <w:rFonts w:ascii="Times New Roman" w:hAnsi="Times New Roman"/>
-          <w:bCs w:val="0"/>
-          <w:kern w:val="2"/>
+    <w:p>
+      <w:pPr>
+        <w:pStyle w:val="PKU7"/>
+        <w:spacing w:before="312" w:after="312"/>
+      </w:pPr>
+      <w:bookmarkStart w:id="15" w:name="_Toc100083148"/>
+      <w:bookmarkStart w:id="16" w:name="_Toc100237403"/>
+      <w:bookmarkStart w:id="17" w:name="_Toc100240879"/>
+      <w:bookmarkStart w:id="18" w:name="_Toc172543419"/>
+      <w:r>
+        <w:rPr>
+          <w:rFonts w:hint="eastAsia"/>
+        </w:rPr>
+        <w:lastRenderedPageBreak/>
+        <w:t>图目录</w:t>
+      </w:r>
+      <w:bookmarkEnd w:id="15"/>
+      <w:bookmarkEnd w:id="16"/>
+      <w:bookmarkEnd w:id="17"/>
+      <w:bookmarkEnd w:id="18"/>
+    </w:p>
+    <w:p>
+      <w:pPr>
+        <w:pStyle w:val="aff8"/>
+        <w:tabs>
+          <w:tab w:val="left" w:pos="1560"/>
+          <w:tab w:val="right" w:leader="dot" w:pos="8948"/>
+        </w:tabs>
+        <w:ind w:left="960" w:right="360" w:hanging="960"/>
+        <w:rPr>
+          <w:rFonts w:asciiTheme="minorHAnsi" w:eastAsiaTheme="minorEastAsia" w:hAnsiTheme="minorHAnsi"/>
+          <w:noProof/>
           <w:sz w:val="21"/>
           <w:szCs w:val="22"/>
         </w:rPr>
-        <w:alias w:val="generated.list_of_figures"/>
-        <w:tag w:val="docfit.toc.figures"/>
-        <w:id w:val="-857580649"/>
-      </w:sdtPr>
-      <w:sdtContent>
-        <w:p>
-          <w:pPr>
-            <w:pStyle w:val="PKU7"/>
-            <w:spacing w:before="312" w:after="312"/>
-            <w:outlineLvl w:val="9"/>
-          </w:pPr>
-          <w:r>
-            <w:rPr>
-              <w:rFonts w:hint="eastAsia"/>
-            </w:rPr>
-            <w:t>图目录</w:t>
-          </w:r>
-        </w:p>
-        <w:p>
-          <w:pPr>
-            <w:pStyle w:val="TOC1"/>
-          </w:pPr>
-          <w:r>
-            <w:fldChar w:fldCharType="begin" w:dirty="true"/>
-          </w:r>
-          <w:r>
-            <w:instrText xml:space="preserve"> TOC \h \z \t "PKU</w:instrText>
-          </w:r>
-          <w:r>
-            <w:instrText>图题</w:instrText>
-          </w:r>
-          <w:r>
-            <w:instrText xml:space="preserve">,1" </w:instrText>
-          </w:r>
-          <w:r>
-            <w:fldChar w:fldCharType="separate"/>
-          </w:r>
-          <w:r>
-            <w:rPr>
-              <w:rFonts w:hint="eastAsia"/>
-              <w:b/>
-              <w:bCs/>
-              <w:noProof/>
-            </w:rPr>
-            <w:t>未找到目录项。</w:t>
-          </w:r>
-          <w:r>
-            <w:fldChar w:fldCharType="end"/>
-          </w:r>
-        </w:p>
-      </w:sdtContent>
-    </w:sdt>
+      </w:pPr>
+      <w:r>
+        <w:fldChar w:fldCharType="begin"/>
+      </w:r>
+      <w:r>
+        <w:instrText xml:space="preserve"> TOC \h \z \t "PKU</w:instrText>
+      </w:r>
+      <w:r>
+        <w:instrText>图题</w:instrText>
+      </w:r>
+      <w:r>
+        <w:instrText xml:space="preserve">" \c </w:instrText>
+      </w:r>
+      <w:r>
+        <w:fldChar w:fldCharType="separate"/>
+      </w:r>
+      <w:hyperlink w:anchor="_Toc187356116" w:history="1">
+        <w:r>
+          <w:rPr>
+            <w:rStyle w:val="a4"/>
+            <w:noProof/>
+          </w:rPr>
+          <w:t>图 1.1    【图名】</w:t>
+        </w:r>
+        <w:r>
+          <w:tab/>
+        </w:r>
+        <w:r>
+          <w:rPr>
+            <w:noProof/>
+            <w:webHidden/>
+          </w:rPr>
+          <w:fldChar w:fldCharType="begin" w:fldLock="true"/>
+        </w:r>
+        <w:r>
+          <w:rPr>
+            <w:noProof/>
+            <w:webHidden/>
+          </w:rPr>
+          <w:instrText xml:space="preserve"> PAGEREF _Toc187356116 \h </w:instrText>
+        </w:r>
+        <w:r>
+          <w:rPr>
+            <w:noProof/>
+            <w:webHidden/>
+          </w:rPr>
+        </w:r>
+        <w:r>
+          <w:rPr>
+            <w:noProof/>
+            <w:webHidden/>
+          </w:rPr>
+          <w:fldChar w:fldCharType="separate"/>
+        </w:r>
+        <w:r>
+          <w:rPr>
+            <w:noProof/>
+            <w:webHidden/>
+          </w:rPr>
+          <w:t>1</w:t>
+        </w:r>
+        <w:r>
+          <w:rPr>
+            <w:noProof/>
+            <w:webHidden/>
+          </w:rPr>
+          <w:fldChar w:fldCharType="end"/>
+        </w:r>
+      </w:hyperlink>
+    </w:p>
+    <w:p>
+      <w:pPr>
+        <w:pStyle w:val="PKU0"/>
+        <w:spacing w:before="156" w:after="156"/>
+        <w:ind w:firstLine="480"/>
+      </w:pPr>
+      <w:r>
+        <w:fldChar w:fldCharType="end"/>
+      </w:r>
+    </w:p>
     <w:p>
       <w:pPr>
         <w:pStyle w:val="PKU0"/>
@@ -1847,67 +2135,122 @@
         </w:sectPr>
       </w:pPr>
     </w:p>
-    <w:sdt>
-      <w:sdtPr>
-        <w:rPr>
-          <w:rFonts w:ascii="Times New Roman" w:hAnsi="Times New Roman"/>
-          <w:bCs w:val="0"/>
-          <w:kern w:val="2"/>
+    <w:p>
+      <w:pPr>
+        <w:pStyle w:val="PKU7"/>
+        <w:spacing w:before="312" w:after="312"/>
+      </w:pPr>
+      <w:bookmarkStart w:id="19" w:name="_Toc100083149"/>
+      <w:bookmarkStart w:id="20" w:name="_Toc100237404"/>
+      <w:bookmarkStart w:id="21" w:name="_Toc100240880"/>
+      <w:bookmarkStart w:id="22" w:name="_Toc172543420"/>
+      <w:r>
+        <w:rPr>
+          <w:rFonts w:hint="eastAsia"/>
+        </w:rPr>
+        <w:lastRenderedPageBreak/>
+        <w:t>表目录</w:t>
+      </w:r>
+      <w:bookmarkStart w:id="23" w:name="_Ref22648054"/>
+      <w:bookmarkEnd w:id="19"/>
+      <w:bookmarkEnd w:id="20"/>
+      <w:bookmarkEnd w:id="21"/>
+      <w:bookmarkEnd w:id="22"/>
+    </w:p>
+    <w:p>
+      <w:pPr>
+        <w:pStyle w:val="aff8"/>
+        <w:tabs>
+          <w:tab w:val="left" w:pos="1560"/>
+          <w:tab w:val="right" w:leader="dot" w:pos="8948"/>
+        </w:tabs>
+        <w:ind w:left="960" w:right="360" w:hanging="960"/>
+        <w:rPr>
+          <w:rFonts w:asciiTheme="minorHAnsi" w:eastAsiaTheme="minorEastAsia" w:hAnsiTheme="minorHAnsi"/>
+          <w:noProof/>
           <w:sz w:val="21"/>
           <w:szCs w:val="22"/>
         </w:rPr>
-        <w:alias w:val="generated.list_of_tables"/>
-        <w:tag w:val="docfit.toc.tables"/>
-        <w:id w:val="390696975"/>
-      </w:sdtPr>
-      <w:sdtContent>
-        <w:p>
-          <w:pPr>
-            <w:pStyle w:val="PKU7"/>
-            <w:spacing w:before="312" w:after="312"/>
-            <w:outlineLvl w:val="9"/>
-          </w:pPr>
-          <w:r>
-            <w:rPr>
-              <w:rFonts w:hint="eastAsia"/>
-            </w:rPr>
-            <w:t>表目录</w:t>
-          </w:r>
-        </w:p>
-        <w:p>
-          <w:pPr>
-            <w:pStyle w:val="TOC1"/>
-          </w:pPr>
-          <w:r>
-            <w:fldChar w:fldCharType="begin" w:dirty="true"/>
-          </w:r>
-          <w:r>
-            <w:instrText xml:space="preserve"> TOC \h \z \t "PKU</w:instrText>
-          </w:r>
-          <w:r>
-            <w:instrText>表题</w:instrText>
-          </w:r>
-          <w:r>
-            <w:instrText xml:space="preserve">,1" </w:instrText>
-          </w:r>
-          <w:r>
-            <w:fldChar w:fldCharType="separate"/>
-          </w:r>
-          <w:r>
-            <w:rPr>
-              <w:rFonts w:hint="eastAsia"/>
-              <w:b/>
-              <w:bCs/>
-              <w:noProof/>
-            </w:rPr>
-            <w:t>未找到目录项。</w:t>
-          </w:r>
-          <w:r>
-            <w:fldChar w:fldCharType="end"/>
-          </w:r>
-        </w:p>
-      </w:sdtContent>
-    </w:sdt>
+      </w:pPr>
+      <w:r>
+        <w:fldChar w:fldCharType="begin"/>
+      </w:r>
+      <w:r>
+        <w:instrText xml:space="preserve"> TOC \h \z \t "PKU</w:instrText>
+      </w:r>
+      <w:r>
+        <w:instrText>表题</w:instrText>
+      </w:r>
+      <w:r>
+        <w:instrText xml:space="preserve">" \c </w:instrText>
+      </w:r>
+      <w:r>
+        <w:fldChar w:fldCharType="separate"/>
+      </w:r>
+      <w:hyperlink w:anchor="_Toc187356125" w:history="1">
+        <w:r>
+          <w:rPr>
+            <w:rStyle w:val="a4"/>
+            <w:noProof/>
+          </w:rPr>
+          <w:t>表 1.1    【表名】</w:t>
+        </w:r>
+        <w:r>
+          <w:tab/>
+        </w:r>
+        <w:r>
+          <w:rPr>
+            <w:noProof/>
+            <w:webHidden/>
+          </w:rPr>
+          <w:fldChar w:fldCharType="begin" w:fldLock="true"/>
+        </w:r>
+        <w:r>
+          <w:rPr>
+            <w:noProof/>
+            <w:webHidden/>
+          </w:rPr>
+          <w:instrText xml:space="preserve"> PAGEREF _Toc187356125 \h </w:instrText>
+        </w:r>
+        <w:r>
+          <w:rPr>
+            <w:noProof/>
+            <w:webHidden/>
+          </w:rPr>
+        </w:r>
+        <w:r>
+          <w:rPr>
+            <w:noProof/>
+            <w:webHidden/>
+          </w:rPr>
+          <w:fldChar w:fldCharType="separate"/>
+        </w:r>
+        <w:r>
+          <w:rPr>
+            <w:noProof/>
+            <w:webHidden/>
+          </w:rPr>
+          <w:t>2</w:t>
+        </w:r>
+        <w:r>
+          <w:rPr>
+            <w:noProof/>
+            <w:webHidden/>
+          </w:rPr>
+          <w:fldChar w:fldCharType="end"/>
+        </w:r>
+      </w:hyperlink>
+    </w:p>
+    <w:p>
+      <w:pPr>
+        <w:pStyle w:val="PKU0"/>
+        <w:spacing w:before="156" w:after="156"/>
+        <w:ind w:firstLine="480"/>
+      </w:pPr>
+      <w:r>
+        <w:fldChar w:fldCharType="end"/>
+      </w:r>
+    </w:p>
     <w:p>
       <w:pPr>
         <w:pStyle w:val="PKU0"/>
@@ -1926,134 +2269,932 @@
         </w:sectPr>
       </w:pPr>
     </w:p>
-    <w:bookmarkStart w:id="0" w:name="_Toc236666426" w:displacedByCustomXml="next"/>
-    <w:sdt>
-      <w:sdtPr>
-        <w:alias w:val="body.heading.level1"/>
-        <w:tag w:val="docfit.slot.body.chapter_title"/>
-        <w:id w:val="281000019"/>
-        <w:text/>
-      </w:sdtPr>
-      <w:sdtContent>
-        <w:p>
-          <w:pPr>
-            <w:pStyle w:val="1"/>
-          </w:pPr>
-          <w:r>
-            <w:rPr>
-              <w:rFonts w:hint="eastAsia"/>
-              <w:color w:val="767676"/>
-            </w:rPr>
-            <w:t>【请填写章标题】</w:t>
-          </w:r>
-        </w:p>
-      </w:sdtContent>
-    </w:sdt>
-    <w:bookmarkEnd w:id="0" w:displacedByCustomXml="prev"/>
-    <w:bookmarkStart w:id="1" w:name="_Toc236666427" w:displacedByCustomXml="next"/>
-    <w:sdt>
-      <w:sdtPr>
-        <w:alias w:val="body.heading.level2"/>
-        <w:tag w:val="docfit.slot.body.section_title"/>
-        <w:id w:val="281000020"/>
-        <w:text/>
-      </w:sdtPr>
-      <w:sdtContent>
-        <w:p>
-          <w:pPr>
-            <w:pStyle w:val="2"/>
-          </w:pPr>
-          <w:r>
-            <w:rPr>
-              <w:rFonts w:hint="eastAsia"/>
-              <w:color w:val="767676"/>
-            </w:rPr>
-            <w:t>【请填写一级标题】</w:t>
-          </w:r>
-        </w:p>
-      </w:sdtContent>
-    </w:sdt>
-    <w:bookmarkEnd w:id="1" w:displacedByCustomXml="prev"/>
-    <w:sdt>
-      <w:sdtPr>
-        <w:alias w:val="body.paragraph"/>
-        <w:tag w:val="docfit.slot.body.section_body"/>
-        <w:id w:val="281000021"/>
-        <w:text w:multiLine="1"/>
-      </w:sdtPr>
-      <w:sdtContent>
-        <w:p>
-          <w:pPr>
-            <w:pStyle w:val="PKU0"/>
-            <w:spacing w:before="156" w:after="156"/>
-            <w:ind w:firstLine="480"/>
-          </w:pPr>
-          <w:r>
-            <w:rPr>
-              <w:rFonts w:hint="eastAsia"/>
-              <w:color w:val="767676"/>
-            </w:rPr>
-            <w:t>【请填写本节正文】</w:t>
-          </w:r>
-        </w:p>
-      </w:sdtContent>
-    </w:sdt>
-    <w:bookmarkStart w:id="2" w:name="_Toc236666428" w:displacedByCustomXml="next"/>
-    <w:sdt>
-      <w:sdtPr>
-        <w:alias w:val="body.heading.level3"/>
-        <w:tag w:val="docfit.slot.body.subsection_title"/>
-        <w:id w:val="281000022"/>
-        <w:text/>
-      </w:sdtPr>
-      <w:sdtContent>
-        <w:p>
-          <w:pPr>
-            <w:pStyle w:val="3"/>
-          </w:pPr>
-          <w:r>
-            <w:rPr>
-              <w:rFonts w:hint="eastAsia"/>
-              <w:color w:val="767676"/>
-            </w:rPr>
-            <w:t>【请填写二级标题】</w:t>
-          </w:r>
-        </w:p>
-      </w:sdtContent>
-    </w:sdt>
-    <w:bookmarkEnd w:id="2" w:displacedByCustomXml="prev"/>
-    <w:sdt>
-      <w:sdtPr>
-        <w:alias w:val="body.paragraph"/>
-        <w:tag w:val="docfit.slot.body.subsection_body"/>
-        <w:id w:val="281000023"/>
-        <w:text w:multiLine="1"/>
-      </w:sdtPr>
-      <w:sdtContent>
-        <w:p>
-          <w:pPr>
-            <w:pStyle w:val="PKU0"/>
-            <w:spacing w:before="156" w:after="156"/>
-            <w:ind w:firstLine="480"/>
-          </w:pPr>
-          <w:r>
-            <w:rPr>
-              <w:rFonts w:hint="eastAsia"/>
-              <w:color w:val="767676"/>
-            </w:rPr>
-            <w:t>【请填写本小节正文】</w:t>
-          </w:r>
-        </w:p>
-      </w:sdtContent>
-    </w:sdt>
+    <w:p>
+      <w:pPr>
+        <w:pStyle w:val="1"/>
+      </w:pPr>
+      <w:r>
+        <w:rPr>
+          <w:rFonts w:hint="eastAsia"/>
+        </w:rPr>
+        <w:t>【章标题】</w:t>
+      </w:r>
+    </w:p>
+    <w:p>
+      <w:pPr>
+        <w:pStyle w:val="2"/>
+      </w:pPr>
+      <w:r>
+        <w:rPr>
+          <w:rFonts w:hint="eastAsia"/>
+        </w:rPr>
+        <w:t>【二级标题：文字层级与正文示例】</w:t>
+      </w:r>
+    </w:p>
+    <w:p>
+      <w:pPr>
+        <w:pStyle w:val="PKU0"/>
+        <w:spacing w:before="156" w:after="156"/>
+        <w:ind w:firstLine="480"/>
+      </w:pPr>
+      <w:r>
+        <w:rPr>
+          <w:rFonts w:hint="eastAsia"/>
+        </w:rPr>
+        <w:t>【请填写正文】</w:t>
+      </w:r>
+    </w:p>
+    <w:p>
+      <w:pPr>
+        <w:pStyle w:val="3"/>
+      </w:pPr>
+      <w:r>
+        <w:rPr>
+          <w:rFonts w:hint="eastAsia"/>
+        </w:rPr>
+        <w:t>【三级标题】</w:t>
+      </w:r>
+    </w:p>
+    <w:p>
+      <w:pPr>
+        <w:pStyle w:val="PKU0"/>
+        <w:spacing w:before="156" w:after="156"/>
+        <w:ind w:firstLine="480"/>
+      </w:pPr>
+      <w:r>
+        <w:rPr>
+          <w:rFonts w:hint="eastAsia"/>
+        </w:rPr>
+        <w:t>【请填写正文】</w:t>
+      </w:r>
+    </w:p>
+    <w:p>
+      <w:pPr>
+        <w:pStyle w:val="4"/>
+        <w:spacing w:before="312" w:after="312"/>
+        <w:ind w:left="720" w:hanging="720"/>
+      </w:pPr>
+      <w:r>
+        <w:rPr>
+          <w:rFonts w:hint="eastAsia"/>
+        </w:rPr>
+        <w:t>【四级标题；通常不进入目录】</w:t>
+      </w:r>
+    </w:p>
+    <w:p>
+      <w:pPr>
+        <w:pStyle w:val="PKU0"/>
+        <w:spacing w:before="156" w:after="156"/>
+        <w:ind w:firstLine="480"/>
+      </w:pPr>
+      <w:r>
+        <w:rPr>
+          <w:rFonts w:hint="eastAsia"/>
+        </w:rPr>
+        <w:t>【请填写正文】</w:t>
+      </w:r>
+    </w:p>
+    <w:p>
+      <w:pPr>
+        <w:pStyle w:val="PKU"/>
+        <w:numPr>
+          <w:ilvl w:val="0"/>
+          <w:numId w:val="15"/>
+        </w:numPr>
+        <w:spacing w:before="156" w:after="156"/>
+        <w:ind w:firstLineChars="0"/>
+      </w:pPr>
+      <w:r>
+        <w:rPr>
+          <w:rFonts w:hint="eastAsia"/>
+        </w:rPr>
+        <w:t>【数字列表项】</w:t>
+      </w:r>
+    </w:p>
+    <w:p>
+      <w:pPr>
+        <w:pStyle w:val="PKU"/>
+        <w:numPr>
+          <w:ilvl w:val="0"/>
+          <w:numId w:val="15"/>
+        </w:numPr>
+        <w:spacing w:before="156" w:after="156"/>
+        <w:ind w:firstLineChars="0"/>
+      </w:pPr>
+      <w:r>
+        <w:rPr>
+          <w:rFonts w:hint="eastAsia"/>
+        </w:rPr>
+        <w:t>【数字列表项】</w:t>
+      </w:r>
+    </w:p>
+    <w:p>
+      <w:pPr>
+        <w:pStyle w:val="5"/>
+        <w:numPr>
+          <w:ilvl w:val="4"/>
+          <w:numId w:val="5"/>
+        </w:numPr>
+        <w:spacing w:before="312" w:after="312"/>
+        <w:ind w:left="720" w:hanging="720"/>
+      </w:pPr>
+      <w:r>
+        <w:rPr>
+          <w:rFonts w:hint="eastAsia"/>
+        </w:rPr>
+        <w:t>【五级标题；通常不进入目录】</w:t>
+      </w:r>
+    </w:p>
+    <w:p>
+      <w:pPr>
+        <w:pStyle w:val="PKU0"/>
+        <w:spacing w:before="156" w:after="156"/>
+        <w:ind w:firstLine="480"/>
+      </w:pPr>
+      <w:r>
+        <w:rPr>
+          <w:rFonts w:hint="eastAsia"/>
+        </w:rPr>
+        <w:t>【请填写正文】</w:t>
+      </w:r>
+    </w:p>
+    <w:p>
+      <w:pPr>
+        <w:pStyle w:val="PKU0"/>
+        <w:spacing w:before="156" w:after="156"/>
+        <w:ind w:firstLine="480"/>
+      </w:pPr>
+      <w:r>
+        <w:t>【正文要点示例：</w:t>
+      </w:r>
+      <w:r>
+        <w:rPr>
+          <w:rStyle w:val="affc"/>
+        </w:rPr>
+        <w:t>重点文字</w:t>
+      </w:r>
+      <w:r>
+        <w:t>；其余正文。】</w:t>
+      </w:r>
+    </w:p>
+    <w:p>
+      <w:pPr>
+        <w:pStyle w:val="PKU0"/>
+        <w:spacing w:before="156" w:after="156"/>
+        <w:ind w:firstLine="480"/>
+      </w:pPr>
+      <w:r>
+        <w:rPr>
+          <w:rFonts w:hint="eastAsia"/>
+        </w:rPr>
+        <w:t>【行中引示例：“请填写短引文。”】</w:t>
+      </w:r>
+    </w:p>
+    <w:p>
+      <w:pPr>
+        <w:pStyle w:val="PKUf3"/>
+      </w:pPr>
+      <w:r>
+        <w:rPr>
+          <w:rFonts w:hint="eastAsia"/>
+        </w:rPr>
+        <w:t>【请填写提行引文；独立成段时不加引号】</w:t>
+      </w:r>
+    </w:p>
+    <w:p>
+      <w:pPr>
+        <w:pStyle w:val="2"/>
+      </w:pPr>
+      <w:r>
+        <w:rPr>
+          <w:rFonts w:hint="eastAsia"/>
+        </w:rPr>
+        <w:t>【二级标题：图示例】</w:t>
+      </w:r>
+    </w:p>
+    <w:p>
+      <w:pPr>
+        <w:pStyle w:val="PKU0"/>
+        <w:spacing w:before="156" w:after="156"/>
+        <w:ind w:firstLine="480"/>
+      </w:pPr>
+      <w:r>
+        <w:rPr>
+          <w:rFonts w:hint="eastAsia"/>
+        </w:rPr>
+        <w:t>【请填写正文】</w:t>
+      </w:r>
+    </w:p>
+    <w:p>
+      <w:pPr>
+        <w:pStyle w:val="PKU3"/>
+      </w:pPr>
+      <w:r>
+        <w:t>【请插入图片】</w:t>
+      </w:r>
+    </w:p>
+    <w:p>
+      <w:pPr>
+        <w:pStyle w:val="PKU4"/>
+        <w:spacing w:after="156"/>
+      </w:pPr>
+      <w:bookmarkStart w:id="66" w:name="_Ref100407643"/>
+      <w:bookmarkStart w:id="67" w:name="_Toc100409295"/>
+      <w:bookmarkStart w:id="68" w:name="_Toc187356116"/>
+      <w:r>
+        <w:rPr>
+          <w:rFonts w:hint="eastAsia"/>
+        </w:rPr>
+        <w:t>图</w:t>
+      </w:r>
+      <w:r>
+        <w:rPr>
+          <w:rFonts w:hint="eastAsia"/>
+        </w:rPr>
+        <w:t xml:space="preserve"> </w:t>
+      </w:r>
+      <w:r>
+        <w:fldChar w:fldCharType="begin"/>
+      </w:r>
+      <w:r>
+        <w:instrText xml:space="preserve"> </w:instrText>
+      </w:r>
+      <w:r>
+        <w:rPr>
+          <w:rFonts w:hint="eastAsia"/>
+        </w:rPr>
+        <w:instrText>QUOTE "</w:instrText>
+      </w:r>
+      <w:r>
+        <w:rPr>
+          <w:rFonts w:hint="eastAsia"/>
+        </w:rPr>
+        <w:instrText>一九一一年一月</w:instrText>
+      </w:r>
+      <w:r>
+        <w:fldChar w:fldCharType="begin"/>
+      </w:r>
+      <w:r>
+        <w:rPr>
+          <w:rFonts w:hint="eastAsia"/>
+        </w:rPr>
+        <w:instrText>STYLEREF 1 \s</w:instrText>
+      </w:r>
+      <w:r>
+        <w:fldChar w:fldCharType="separate"/>
+      </w:r>
+      <w:r>
+        <w:rPr>
+          <w:rFonts w:hint="eastAsia"/>
+        </w:rPr>
+        <w:instrText>二</w:instrText>
+      </w:r>
+      <w:r>
+        <w:fldChar w:fldCharType="end"/>
+      </w:r>
+      <w:r>
+        <w:rPr>
+          <w:rFonts w:hint="eastAsia"/>
+        </w:rPr>
+        <w:instrText>日</w:instrText>
+      </w:r>
+      <w:r>
+        <w:rPr>
+          <w:rFonts w:hint="eastAsia"/>
+        </w:rPr>
+        <w:instrText>" \@"D"</w:instrText>
+      </w:r>
+      <w:r>
+        <w:instrText xml:space="preserve"> </w:instrText>
+      </w:r>
+      <w:r>
+        <w:fldChar w:fldCharType="separate"/>
+      </w:r>
+      <w:r>
+        <w:t>2</w:t>
+      </w:r>
+      <w:r>
+        <w:fldChar w:fldCharType="end"/>
+      </w:r>
+      <w:r>
+        <w:t>.</w:t>
+      </w:r>
+      <w:r>
+        <w:fldChar w:fldCharType="begin"/>
+      </w:r>
+      <w:r>
+        <w:instrText xml:space="preserve"> SEQ </w:instrText>
+      </w:r>
+      <w:r>
+        <w:instrText>图</w:instrText>
+      </w:r>
+      <w:r>
+        <w:instrText xml:space="preserve"> \* ARABIC \S 1</w:instrText>
+      </w:r>
+      <w:r>
+        <w:fldChar w:fldCharType="separate"/>
+      </w:r>
+      <w:r>
+        <w:t>1</w:t>
+      </w:r>
+      <w:r>
+        <w:fldChar w:fldCharType="end"/>
+      </w:r>
+      <w:bookmarkEnd w:id="66"/>
+      <w:r>
+        <w:tab/>
+      </w:r>
+      <w:r>
+        <w:rPr>
+          <w:rFonts w:hint="eastAsia"/>
+        </w:rPr>
+        <w:t>【图名】</w:t>
+      </w:r>
+      <w:bookmarkEnd w:id="67"/>
+      <w:bookmarkEnd w:id="68"/>
+    </w:p>
+    <w:p>
+      <w:pPr>
+        <w:pStyle w:val="PKU0"/>
+        <w:spacing w:before="156" w:after="156"/>
+        <w:ind w:firstLine="480"/>
+      </w:pPr>
+      <w:r>
+        <w:t>【图交叉引用示例：见</w:t>
+      </w:r>
+      <w:r>
+        <w:fldChar w:fldCharType="begin"/>
+      </w:r>
+      <w:r>
+        <w:instrText xml:space="preserve"> </w:instrText>
+      </w:r>
+      <w:r>
+        <w:rPr>
+          <w:rFonts w:hint="eastAsia"/>
+        </w:rPr>
+        <w:instrText>REF _Ref100407643 \h</w:instrText>
+      </w:r>
+      <w:r>
+        <w:instrText xml:space="preserve"> </w:instrText>
+      </w:r>
+      <w:r>
+        <w:fldChar w:fldCharType="separate"/>
+      </w:r>
+      <w:r>
+        <w:rPr>
+          <w:rFonts w:hint="eastAsia"/>
+        </w:rPr>
+        <w:t>图</w:t>
+      </w:r>
+      <w:r>
+        <w:rPr>
+          <w:rFonts w:hint="eastAsia"/>
+        </w:rPr>
+        <w:t xml:space="preserve"> </w:t>
+      </w:r>
+      <w:r>
+        <w:t>2.</w:t>
+      </w:r>
+      <w:r>
+        <w:rPr>
+          <w:noProof/>
+        </w:rPr>
+        <w:t>1</w:t>
+      </w:r>
+      <w:r>
+        <w:fldChar w:fldCharType="end"/>
+      </w:r>
+      <w:r>
+        <w:t>；正文中请使用交叉引用域，完成后可删除本句。】</w:t>
+      </w:r>
+    </w:p>
+    <w:p>
+      <w:pPr>
+        <w:pStyle w:val="2"/>
+      </w:pPr>
+      <w:r>
+        <w:rPr>
+          <w:rFonts w:hint="eastAsia"/>
+        </w:rPr>
+        <w:t>【二级标题：公式示例】</w:t>
+      </w:r>
+    </w:p>
+    <w:p>
+      <w:pPr>
+        <w:pStyle w:val="PKU0"/>
+        <w:spacing w:before="156" w:after="156"/>
+        <w:ind w:firstLine="480"/>
+      </w:pPr>
+      <w:r>
+        <w:rPr>
+          <w:rFonts w:hint="eastAsia"/>
+        </w:rPr>
+        <w:t>【请填写公式说明】</w:t>
+      </w:r>
+    </w:p>
+    <w:tbl>
+      <w:tblPr>
+        <w:tblW w:w="5000" w:type="pct"/>
+        <w:jc w:val="center"/>
+        <w:tblCellMar>
+          <w:left w:w="0" w:type="dxa"/>
+          <w:right w:w="0" w:type="dxa"/>
+        </w:tblCellMar>
+        <w:tblLook w:val="04A0" w:firstRow="1" w:lastRow="0" w:firstColumn="1" w:lastColumn="0" w:noHBand="0" w:noVBand="1"/>
+      </w:tblPr>
+      <w:tblGrid>
+        <w:gridCol w:w="568"/>
+        <w:gridCol w:w="7822"/>
+        <w:gridCol w:w="568"/>
+      </w:tblGrid>
+      <w:tr>
+        <w:trPr>
+          <w:jc w:val="center"/>
+        </w:trPr>
+        <w:tc>
+          <w:tcPr>
+            <w:tcW w:w="317" w:type="pct"/>
+            <w:vAlign w:val="center"/>
+          </w:tcPr>
+          <w:p>
+            <w:pPr>
+              <w:pStyle w:val="PKU5"/>
+            </w:pPr>
+          </w:p>
+        </w:tc>
+        <w:tc>
+          <w:tcPr>
+            <w:tcW w:w="4366" w:type="pct"/>
+            <w:vAlign w:val="center"/>
+          </w:tcPr>
+          <w:p>
+            <w:pPr>
+              <w:pStyle w:val="PKU5"/>
+            </w:pPr>
+            <w:r>
+              <w:t>【请插入公式】</w:t>
+            </w:r>
+          </w:p>
+        </w:tc>
+        <w:tc>
+          <w:tcPr>
+            <w:tcW w:w="317" w:type="pct"/>
+            <w:vAlign w:val="center"/>
+          </w:tcPr>
+          <w:p>
+            <w:pPr>
+              <w:pStyle w:val="PKUe"/>
+            </w:pPr>
+            <w:bookmarkStart w:id="77" w:name="_Ref99930822"/>
+            <w:bookmarkStart w:id="78" w:name="_Ref57047867"/>
+            <w:r>
+              <w:t>(</w:t>
+            </w:r>
+            <w:bookmarkEnd w:id="77"/>
+            <w:r>
+              <w:fldChar w:fldCharType="begin"/>
+            </w:r>
+            <w:r>
+              <w:instrText xml:space="preserve"> </w:instrText>
+            </w:r>
+            <w:r>
+              <w:rPr>
+                <w:rFonts w:hint="eastAsia"/>
+              </w:rPr>
+              <w:instrText>QUOTE "</w:instrText>
+            </w:r>
+            <w:r>
+              <w:rPr>
+                <w:rFonts w:ascii="宋体" w:eastAsia="宋体" w:hAnsi="宋体" w:cs="宋体" w:hint="eastAsia"/>
+              </w:rPr>
+              <w:instrText>一九一一年一月</w:instrText>
+            </w:r>
+            <w:r>
+              <w:fldChar w:fldCharType="begin"/>
+            </w:r>
+            <w:r>
+              <w:rPr>
+                <w:rFonts w:hint="eastAsia"/>
+              </w:rPr>
+              <w:instrText>STYLEREF 1 \s</w:instrText>
+            </w:r>
+            <w:r>
+              <w:fldChar w:fldCharType="separate"/>
+            </w:r>
+            <w:r>
+              <w:rPr>
+                <w:rFonts w:ascii="宋体" w:eastAsia="宋体" w:hAnsi="宋体" w:cs="宋体" w:hint="eastAsia"/>
+                <w:noProof/>
+              </w:rPr>
+              <w:instrText>二</w:instrText>
+            </w:r>
+            <w:r>
+              <w:fldChar w:fldCharType="end"/>
+            </w:r>
+            <w:r>
+              <w:rPr>
+                <w:rFonts w:ascii="宋体" w:eastAsia="宋体" w:hAnsi="宋体" w:cs="宋体" w:hint="eastAsia"/>
+              </w:rPr>
+              <w:instrText>日</w:instrText>
+            </w:r>
+            <w:r>
+              <w:rPr>
+                <w:rFonts w:hint="eastAsia"/>
+              </w:rPr>
+              <w:instrText>" \@"D"</w:instrText>
+            </w:r>
+            <w:r>
+              <w:instrText xml:space="preserve"> </w:instrText>
+            </w:r>
+            <w:r>
+              <w:fldChar w:fldCharType="separate"/>
+            </w:r>
+            <w:r>
+              <w:t>2</w:t>
+            </w:r>
+            <w:r>
+              <w:fldChar w:fldCharType="end"/>
+            </w:r>
+            <w:r>
+              <w:t>.</w:t>
+            </w:r>
+            <w:r>
+              <w:fldChar w:fldCharType="begin"/>
+            </w:r>
+            <w:r>
+              <w:instrText xml:space="preserve"> SEQ </w:instrText>
+            </w:r>
+            <w:r>
+              <w:rPr>
+                <w:rFonts w:ascii="宋体" w:eastAsia="宋体" w:hAnsi="宋体" w:cs="宋体" w:hint="eastAsia"/>
+              </w:rPr>
+              <w:instrText>公式</w:instrText>
+            </w:r>
+            <w:r>
+              <w:instrText xml:space="preserve"> \* ARABIC \s 1 </w:instrText>
+            </w:r>
+            <w:r>
+              <w:fldChar w:fldCharType="separate"/>
+            </w:r>
+            <w:r>
+              <w:rPr>
+                <w:noProof/>
+              </w:rPr>
+              <w:t>1</w:t>
+            </w:r>
+            <w:r>
+              <w:fldChar w:fldCharType="end"/>
+            </w:r>
+            <w:r>
+              <w:t>)</w:t>
+            </w:r>
+            <w:bookmarkEnd w:id="78"/>
+          </w:p>
+        </w:tc>
+      </w:tr>
+    </w:tbl>
+    <w:p>
+      <w:pPr>
+        <w:pStyle w:val="PKU0"/>
+        <w:spacing w:before="156" w:after="156"/>
+        <w:ind w:firstLine="480"/>
+      </w:pPr>
+      <w:r>
+        <w:t>【公式交叉引用示例：见</w:t>
+      </w:r>
+      <w:r>
+        <w:fldChar w:fldCharType="begin"/>
+      </w:r>
+      <w:r>
+        <w:instrText xml:space="preserve"> REF _Ref57047867 \h </w:instrText>
+      </w:r>
+      <w:r>
+        <w:instrText xml:space="preserve"> \* MERGEFORMAT </w:instrText>
+      </w:r>
+      <w:r>
+        <w:fldChar w:fldCharType="separate"/>
+      </w:r>
+      <w:r>
+        <w:t>(</w:t>
+      </w:r>
+      <w:r>
+        <w:t>2</w:t>
+      </w:r>
+      <w:r>
+        <w:t>.</w:t>
+      </w:r>
+      <w:r>
+        <w:t>1</w:t>
+      </w:r>
+      <w:r>
+        <w:t>)</w:t>
+      </w:r>
+      <w:r>
+        <w:fldChar w:fldCharType="end"/>
+      </w:r>
+      <w:r>
+        <w:t>；正文中请使用交叉引用域，完成后可删除本句。】</w:t>
+      </w:r>
+    </w:p>
+    <w:p>
+      <w:pPr>
+        <w:pStyle w:val="2"/>
+      </w:pPr>
+      <w:r>
+        <w:rPr>
+          <w:rFonts w:hint="eastAsia"/>
+        </w:rPr>
+        <w:t>【二级标题：表示例】</w:t>
+      </w:r>
+    </w:p>
+    <w:p>
+      <w:pPr>
+        <w:pStyle w:val="PKUb"/>
+        <w:spacing w:before="156"/>
+      </w:pPr>
+      <w:bookmarkStart w:id="88" w:name="_Ref100267170"/>
+      <w:bookmarkStart w:id="89" w:name="_Toc100407632"/>
+      <w:bookmarkStart w:id="90" w:name="_Toc187356125"/>
+      <w:r>
+        <w:rPr>
+          <w:rFonts w:hint="eastAsia"/>
+        </w:rPr>
+        <w:t>表</w:t>
+      </w:r>
+      <w:r>
+        <w:fldChar w:fldCharType="begin"/>
+      </w:r>
+      <w:r>
+        <w:instrText xml:space="preserve"> </w:instrText>
+      </w:r>
+      <w:r>
+        <w:rPr>
+          <w:rFonts w:hint="eastAsia"/>
+        </w:rPr>
+        <w:instrText>QUOTE "</w:instrText>
+      </w:r>
+      <w:r>
+        <w:rPr>
+          <w:rFonts w:hint="eastAsia"/>
+        </w:rPr>
+        <w:instrText>一九一一年一月</w:instrText>
+      </w:r>
+      <w:r>
+        <w:fldChar w:fldCharType="begin"/>
+      </w:r>
+      <w:r>
+        <w:rPr>
+          <w:rFonts w:hint="eastAsia"/>
+        </w:rPr>
+        <w:instrText>STYLEREF 1 \s</w:instrText>
+      </w:r>
+      <w:r>
+        <w:fldChar w:fldCharType="separate"/>
+      </w:r>
+      <w:r>
+        <w:rPr>
+          <w:rFonts w:hint="eastAsia"/>
+        </w:rPr>
+        <w:instrText>二</w:instrText>
+      </w:r>
+      <w:r>
+        <w:fldChar w:fldCharType="end"/>
+      </w:r>
+      <w:r>
+        <w:rPr>
+          <w:rFonts w:hint="eastAsia"/>
+        </w:rPr>
+        <w:instrText>日</w:instrText>
+      </w:r>
+      <w:r>
+        <w:rPr>
+          <w:rFonts w:hint="eastAsia"/>
+        </w:rPr>
+        <w:instrText>" \@"D"</w:instrText>
+      </w:r>
+      <w:r>
+        <w:instrText xml:space="preserve"> </w:instrText>
+      </w:r>
+      <w:r>
+        <w:fldChar w:fldCharType="separate"/>
+      </w:r>
+      <w:r>
+        <w:t>2</w:t>
+      </w:r>
+      <w:r>
+        <w:fldChar w:fldCharType="end"/>
+      </w:r>
+      <w:r>
+        <w:t>.</w:t>
+      </w:r>
+      <w:r>
+        <w:fldChar w:fldCharType="begin"/>
+      </w:r>
+      <w:r>
+        <w:instrText xml:space="preserve"> </w:instrText>
+      </w:r>
+      <w:r>
+        <w:rPr>
+          <w:rFonts w:hint="eastAsia"/>
+        </w:rPr>
+        <w:instrText xml:space="preserve">SEQ </w:instrText>
+      </w:r>
+      <w:r>
+        <w:rPr>
+          <w:rFonts w:hint="eastAsia"/>
+        </w:rPr>
+        <w:instrText>表</w:instrText>
+      </w:r>
+      <w:r>
+        <w:rPr>
+          <w:rFonts w:hint="eastAsia"/>
+        </w:rPr>
+        <w:instrText xml:space="preserve"> \* ARABIC \s 1</w:instrText>
+      </w:r>
+      <w:r>
+        <w:instrText xml:space="preserve"> </w:instrText>
+      </w:r>
+      <w:r>
+        <w:fldChar w:fldCharType="separate"/>
+      </w:r>
+      <w:r>
+        <w:t>1</w:t>
+      </w:r>
+      <w:r>
+        <w:fldChar w:fldCharType="end"/>
+      </w:r>
+      <w:bookmarkEnd w:id="88"/>
+      <w:r>
+        <w:tab/>
+      </w:r>
+      <w:r>
+        <w:rPr>
+          <w:rFonts w:hint="eastAsia"/>
+        </w:rPr>
+        <w:t>【表名】</w:t>
+      </w:r>
+      <w:bookmarkEnd w:id="89"/>
+      <w:bookmarkEnd w:id="90"/>
+    </w:p>
+    <w:tbl>
+      <w:tblPr>
+        <w:tblStyle w:val="PKUf5"/>
+        <w:tblW w:w="8800" w:type="dxa"/>
+        <w:jc w:val="center"/>
+        <w:tblLook w:val="04A0" w:firstRow="1" w:lastRow="0" w:firstColumn="1" w:lastColumn="0" w:noHBand="0" w:noVBand="1"/>
+      </w:tblPr>
+      <w:tblGrid>
+        <w:gridCol w:w="4400"/>
+        <w:gridCol w:w="4400"/>
+      </w:tblGrid>
+      <w:tr>
+        <w:trPr>
+          <w:cnfStyle w:val="100000000000" w:firstRow="1" w:lastRow="0" w:firstColumn="0" w:lastColumn="0" w:oddVBand="0" w:evenVBand="0" w:oddHBand="0" w:evenHBand="0" w:firstRowFirstColumn="0" w:firstRowLastColumn="0" w:lastRowFirstColumn="0" w:lastRowLastColumn="0"/>
+          <w:trHeight w:val="346"/>
+          <w:tblHeader/>
+          <w:jc w:val="center"/>
+        </w:trPr>
+        <w:tc>
+          <w:tcPr>
+            <w:tcW w:w="4400" w:type="dxa"/>
+            <w:noWrap/>
+            <w:hideMark/>
+          </w:tcPr>
+          <w:p>
+            <w:pPr>
+              <w:pStyle w:val="PKU1"/>
+            </w:pPr>
+            <w:r>
+              <w:t>【表头 1】</w:t>
+            </w:r>
+          </w:p>
+        </w:tc>
+        <w:tc>
+          <w:tcPr>
+            <w:tcW w:w="4400" w:type="dxa"/>
+            <w:noWrap/>
+            <w:hideMark/>
+          </w:tcPr>
+          <w:p>
+            <w:pPr>
+              <w:pStyle w:val="PKU1"/>
+            </w:pPr>
+            <w:r>
+              <w:rPr>
+                <w:rFonts w:hint="eastAsia"/>
+              </w:rPr>
+              <w:t>【表头 2】</w:t>
+            </w:r>
+          </w:p>
+        </w:tc>
+      </w:tr>
+      <w:tr>
+        <w:trPr>
+          <w:trHeight w:val="346"/>
+          <w:jc w:val="center"/>
+        </w:trPr>
+        <w:tc>
+          <w:tcPr>
+            <w:tcW w:w="4400" w:type="dxa"/>
+            <w:noWrap/>
+            <w:hideMark/>
+          </w:tcPr>
+          <w:p>
+            <w:pPr>
+              <w:pStyle w:val="PKU1"/>
+            </w:pPr>
+            <w:r>
+              <w:t>【内容】</w:t>
+            </w:r>
+          </w:p>
+        </w:tc>
+        <w:tc>
+          <w:tcPr>
+            <w:tcW w:w="4400" w:type="dxa"/>
+            <w:noWrap/>
+            <w:hideMark/>
+          </w:tcPr>
+          <w:p>
+            <w:pPr>
+              <w:pStyle w:val="PKU2"/>
+            </w:pPr>
+            <w:r>
+              <w:t>【内容】</w:t>
+            </w:r>
+          </w:p>
+        </w:tc>
+      </w:tr>
+    </w:tbl>
+    <w:p>
+      <w:pPr>
+        <w:pStyle w:val="PKUf6"/>
+        <w:spacing w:after="156"/>
+        <w:ind w:left="900" w:hanging="420"/>
+      </w:pPr>
+      <w:r>
+        <w:rPr>
+          <w:rFonts w:hint="eastAsia"/>
+        </w:rPr>
+        <w:t>【表注（如有；无则删除本行）】</w:t>
+      </w:r>
+    </w:p>
+    <w:p>
+      <w:pPr>
+        <w:pStyle w:val="PKU0"/>
+        <w:spacing w:before="156" w:after="156"/>
+        <w:ind w:firstLine="480"/>
+      </w:pPr>
+      <w:r>
+        <w:t>【表交叉引用示例：见</w:t>
+      </w:r>
+      <w:r>
+        <w:fldChar w:fldCharType="begin"/>
+      </w:r>
+      <w:r>
+        <w:instrText xml:space="preserve"> </w:instrText>
+      </w:r>
+      <w:r>
+        <w:rPr>
+          <w:rFonts w:hint="eastAsia"/>
+        </w:rPr>
+        <w:instrText>REF _Ref100267170 \h</w:instrText>
+      </w:r>
+      <w:r>
+        <w:instrText xml:space="preserve"> </w:instrText>
+      </w:r>
+      <w:r>
+        <w:fldChar w:fldCharType="separate"/>
+      </w:r>
+      <w:r>
+        <w:rPr>
+          <w:rFonts w:hint="eastAsia"/>
+        </w:rPr>
+        <w:t>表</w:t>
+      </w:r>
+      <w:r>
+        <w:t>2.</w:t>
+      </w:r>
+      <w:r>
+        <w:rPr>
+          <w:noProof/>
+        </w:rPr>
+        <w:t>1</w:t>
+      </w:r>
+      <w:r>
+        <w:fldChar w:fldCharType="end"/>
+      </w:r>
+      <w:r>
+        <w:t>；正文中请使用交叉引用域，完成后可删除本句。】</w:t>
+      </w:r>
+    </w:p>
     <w:p>
       <w:pPr>
         <w:pStyle w:val="PKU0"/>
         <w:spacing w:before="156" w:after="156"/>
         <w:ind w:firstLine="480"/>
         <w:sectPr>
-          <w:headerReference w:type="default" r:id="rId21"/>
-          <w:footerReference w:type="default" r:id="rId22"/>
+          <w:headerReference w:type="default" r:id="rId30"/>
+          <w:footerReference w:type="default" r:id="rId31"/>
           <w:footnotePr>
             <w:numFmt w:val="decimalEnclosedCircleChinese"/>
             <w:numRestart w:val="eachPage"/>
@@ -2066,105 +3207,270 @@
         </w:sectPr>
       </w:pPr>
     </w:p>
-    <w:bookmarkStart w:id="3" w:name="_Toc236666429" w:displacedByCustomXml="next"/>
-    <w:sdt>
-      <w:sdtPr>
-        <w:alias w:val="body.heading.level1"/>
-        <w:tag w:val="docfit.slot.conclusion.chapter_title"/>
-        <w:id w:val="281000024"/>
-        <w:text/>
-      </w:sdtPr>
-      <w:sdtContent>
-        <w:p>
-          <w:pPr>
-            <w:pStyle w:val="1"/>
-          </w:pPr>
-          <w:r>
-            <w:rPr>
-              <w:rFonts w:hint="eastAsia"/>
-              <w:color w:val="767676"/>
-            </w:rPr>
-            <w:t>结论与讨论</w:t>
-          </w:r>
-        </w:p>
-      </w:sdtContent>
-    </w:sdt>
-    <w:bookmarkEnd w:id="3" w:displacedByCustomXml="prev"/>
     <w:p>
       <w:pPr>
         <w:pStyle w:val="2"/>
-      </w:pPr>
-      <w:bookmarkStart w:id="4" w:name="_Toc236666430"/>
-      <w:r>
-        <w:rPr>
-          <w:rFonts w:hint="eastAsia"/>
-          <w:color w:val="000000"/>
-        </w:rPr>
-        <w:t>结论</w:t>
-      </w:r>
-      <w:bookmarkEnd w:id="4"/>
-    </w:p>
-    <w:sdt>
-      <w:sdtPr>
-        <w:alias w:val="body.paragraph"/>
-        <w:tag w:val="docfit.slot.conclusion.body"/>
-        <w:id w:val="281000025"/>
-        <w:text w:multiLine="1"/>
-      </w:sdtPr>
-      <w:sdtContent>
-        <w:p>
-          <w:pPr>
-            <w:pStyle w:val="PKU0"/>
-            <w:spacing w:before="156" w:after="156"/>
-            <w:ind w:firstLine="480"/>
-          </w:pPr>
-          <w:r>
-            <w:rPr>
-              <w:rFonts w:hint="eastAsia"/>
-              <w:color w:val="767676"/>
-            </w:rPr>
-            <w:t>【请填写结论】</w:t>
-          </w:r>
-        </w:p>
-      </w:sdtContent>
-    </w:sdt>
-    <w:p>
-      <w:pPr>
-        <w:pStyle w:val="2"/>
-      </w:pPr>
-      <w:bookmarkStart w:id="5" w:name="_Toc236666431"/>
-      <w:r>
-        <w:rPr>
-          <w:rFonts w:hint="eastAsia"/>
-          <w:color w:val="000000"/>
-        </w:rPr>
-        <w:t>展望</w:t>
-      </w:r>
-      <w:bookmarkEnd w:id="5"/>
-    </w:p>
-    <w:sdt>
-      <w:sdtPr>
-        <w:alias w:val="body.paragraph"/>
-        <w:tag w:val="docfit.slot.conclusion.outlook"/>
-        <w:id w:val="281000026"/>
-        <w:text w:multiLine="1"/>
-      </w:sdtPr>
-      <w:sdtContent>
-        <w:p>
-          <w:pPr>
-            <w:pStyle w:val="PKU0"/>
-            <w:spacing w:before="156" w:after="156"/>
-            <w:ind w:firstLine="480"/>
-          </w:pPr>
-          <w:r>
-            <w:rPr>
-              <w:color w:val="767676"/>
-            </w:rPr>
-            <w:t>【请填写展望】</w:t>
-          </w:r>
-        </w:p>
-      </w:sdtContent>
-    </w:sdt>
+        <w:spacing w:before="326" w:after="326"/>
+      </w:pPr>
+      <w:r>
+        <w:rPr>
+          <w:rFonts w:hint="eastAsia"/>
+        </w:rPr>
+        <w:t>【横向页面标题（可选）】</w:t>
+      </w:r>
+    </w:p>
+    <w:p>
+      <w:pPr>
+        <w:pStyle w:val="PKU0"/>
+        <w:spacing w:before="163" w:after="163"/>
+        <w:ind w:firstLine="480"/>
+      </w:pPr>
+      <w:r>
+        <w:rPr>
+          <w:rFonts w:hint="eastAsia"/>
+        </w:rPr>
+        <w:t>【请在本横向节插入宽表或大幅图；不需要时请连同前后分节符删除本节。】</w:t>
+      </w:r>
+    </w:p>
+    <w:p>
+      <w:pPr>
+        <w:pStyle w:val="PKU0"/>
+        <w:spacing w:before="163" w:after="163"/>
+        <w:ind w:firstLine="480"/>
+        <w:sectPr>
+          <w:footnotePr>
+            <w:numFmt w:val="decimalEnclosedCircleChinese"/>
+            <w:numRestart w:val="eachPage"/>
+          </w:footnotePr>
+          <w:pgSz w:w="16838" w:h="11906" w:orient="landscape"/>
+          <w:pgMar w:top="1474" w:right="1701" w:bottom="1474" w:left="1418" w:header="851" w:footer="992" w:gutter="0"/>
+          <w:cols w:space="425"/>
+          <w:docGrid w:type="lines" w:linePitch="326"/>
+        </w:sectPr>
+      </w:pPr>
+    </w:p>
+    <w:p>
+      <w:pPr>
+        <w:pStyle w:val="PKUf0"/>
+        <w:spacing w:before="312" w:after="312"/>
+      </w:pPr>
+      <w:bookmarkStart w:id="183" w:name="_Toc100237426"/>
+      <w:bookmarkStart w:id="184" w:name="_Toc100240902"/>
+      <w:bookmarkStart w:id="185" w:name="_Toc100240982"/>
+      <w:bookmarkStart w:id="186" w:name="_Toc172543449"/>
+      <w:r>
+        <w:rPr>
+          <w:rFonts w:hint="eastAsia"/>
+        </w:rPr>
+        <w:lastRenderedPageBreak/>
+        <w:t>参考文献</w:t>
+      </w:r>
+      <w:bookmarkEnd w:id="183"/>
+      <w:bookmarkEnd w:id="184"/>
+      <w:bookmarkEnd w:id="185"/>
+      <w:bookmarkEnd w:id="186"/>
+    </w:p>
+    <w:p>
+      <w:pPr>
+        <w:pStyle w:val="PKUf2"/>
+        <w:ind w:left="420" w:hanging="420"/>
+      </w:pPr>
+      <w:r>
+        <w:rPr>
+          <w:rFonts w:hint="eastAsia"/>
+        </w:rPr>
+        <w:t>[1]</w:t>
+        <w:tab/>
+        <w:t>【顺序编码制参考文献条目；与著者—出版年制二选一】</w:t>
+      </w:r>
+    </w:p>
+    <w:p>
+      <w:pPr>
+        <w:pStyle w:val="PKUf2"/>
+        <w:ind w:left="420" w:hanging="420"/>
+      </w:pPr>
+      <w:r>
+        <w:rPr>
+          <w:rFonts w:hint="eastAsia"/>
+        </w:rPr>
+        <w:t>【作者，年份. 题名. 来源等；与顺序编码制二选一】</w:t>
+      </w:r>
+    </w:p>
+    <w:p>
+      <w:pPr>
+        <w:pStyle w:val="PKUf2"/>
+        <w:ind w:left="420" w:hanging="420"/>
+      </w:pPr>
+      <w:r>
+        <w:rPr>
+          <w:rFonts w:hint="eastAsia"/>
+        </w:rPr>
+        <w:t>【格式选择提示：顺序编码制与著者—出版年制只能选择一种，全文不得混用；完成后删除本提示。】</w:t>
+      </w:r>
+    </w:p>
+    <w:p>
+      <w:pPr>
+        <w:pStyle w:val="PKUf2"/>
+        <w:ind w:left="420" w:hanging="420"/>
+        <w:sectPr>
+          <w:headerReference w:type="default" r:id="rId41"/>
+          <w:footnotePr>
+            <w:numFmt w:val="decimalEnclosedCircleChinese"/>
+            <w:numRestart w:val="eachPage"/>
+          </w:footnotePr>
+          <w:pgSz w:w="11906" w:h="16838"/>
+          <w:pgMar w:top="1701" w:right="1474" w:bottom="1418" w:left="1474" w:header="851" w:footer="992" w:gutter="0"/>
+          <w:cols w:space="425"/>
+          <w:docGrid w:type="lines" w:linePitch="312"/>
+        </w:sectPr>
+      </w:pPr>
+    </w:p>
+    <w:p>
+      <w:pPr>
+        <w:pStyle w:val="PKUf0"/>
+        <w:spacing w:before="312" w:after="312"/>
+      </w:pPr>
+      <w:bookmarkStart w:id="188" w:name="_Toc398804277"/>
+      <w:bookmarkStart w:id="189" w:name="_Toc100083171"/>
+      <w:bookmarkStart w:id="190" w:name="_Toc100237427"/>
+      <w:bookmarkStart w:id="191" w:name="_Toc100240903"/>
+      <w:bookmarkStart w:id="192" w:name="_Toc100240983"/>
+      <w:bookmarkStart w:id="193" w:name="_Toc172543450"/>
+      <w:r>
+        <w:rPr>
+          <w:rFonts w:hint="eastAsia"/>
+        </w:rPr>
+        <w:lastRenderedPageBreak/>
+        <w:t>附录</w:t>
+      </w:r>
+      <w:r>
+        <w:rPr>
+          <w:rFonts w:hint="eastAsia"/>
+        </w:rPr>
+        <w:t xml:space="preserve">A  </w:t>
+      </w:r>
+      <w:bookmarkEnd w:id="188"/>
+      <w:r>
+        <w:rPr>
+          <w:rFonts w:hint="eastAsia"/>
+        </w:rPr>
+        <w:t>博士期间工作成果</w:t>
+      </w:r>
+      <w:bookmarkEnd w:id="189"/>
+      <w:bookmarkEnd w:id="190"/>
+      <w:bookmarkEnd w:id="191"/>
+      <w:bookmarkEnd w:id="192"/>
+      <w:bookmarkEnd w:id="193"/>
+    </w:p>
+    <w:p>
+      <w:pPr>
+        <w:pStyle w:val="21"/>
+        <w:spacing w:before="312" w:after="312"/>
+      </w:pPr>
+      <w:bookmarkStart w:id="194" w:name="_Hlk39570851"/>
+      <w:r>
+        <w:rPr>
+          <w:rFonts w:hint="eastAsia"/>
+        </w:rPr>
+        <w:t>期刊论文</w:t>
+      </w:r>
+    </w:p>
+    <w:p>
+      <w:pPr>
+        <w:pStyle w:val="PKU0"/>
+        <w:spacing w:before="156" w:after="156"/>
+        <w:ind w:firstLine="480"/>
+      </w:pPr>
+      <w:r>
+        <w:rPr>
+          <w:rFonts w:hint="eastAsia"/>
+        </w:rPr>
+        <w:t>[1]</w:t>
+        <w:tab/>
+        <w:t>【请填写期刊论文；无内容可删除本项】</w:t>
+      </w:r>
+    </w:p>
+    <w:p>
+      <w:pPr>
+        <w:pStyle w:val="21"/>
+        <w:spacing w:before="312" w:after="312"/>
+      </w:pPr>
+      <w:r>
+        <w:rPr>
+          <w:rFonts w:hint="eastAsia"/>
+        </w:rPr>
+        <w:t>会议论文</w:t>
+      </w:r>
+    </w:p>
+    <w:p>
+      <w:pPr>
+        <w:pStyle w:val="PKU0"/>
+        <w:spacing w:before="156" w:after="156"/>
+        <w:ind w:firstLine="480"/>
+      </w:pPr>
+      <w:r>
+        <w:rPr>
+          <w:rFonts w:hint="eastAsia"/>
+        </w:rPr>
+        <w:t>[1]</w:t>
+        <w:tab/>
+        <w:t>【请填写会议论文；无内容可删除本项】</w:t>
+      </w:r>
+    </w:p>
+    <w:p>
+      <w:pPr>
+        <w:pStyle w:val="21"/>
+        <w:spacing w:before="312" w:after="312"/>
+      </w:pPr>
+      <w:r>
+        <w:rPr>
+          <w:rFonts w:hint="eastAsia"/>
+        </w:rPr>
+        <w:t>参与项目</w:t>
+      </w:r>
+    </w:p>
+    <w:p>
+      <w:pPr>
+        <w:pStyle w:val="PKU0"/>
+        <w:spacing w:before="156" w:after="156"/>
+        <w:ind w:firstLine="480"/>
+      </w:pPr>
+      <w:r>
+        <w:rPr>
+          <w:rFonts w:hint="eastAsia"/>
+        </w:rPr>
+        <w:t>[1]</w:t>
+        <w:tab/>
+        <w:t>【请填写参与项目；无内容可删除本项】</w:t>
+      </w:r>
+    </w:p>
+    <w:p>
+      <w:pPr>
+        <w:pStyle w:val="21"/>
+        <w:spacing w:before="312" w:after="312"/>
+      </w:pPr>
+      <w:r>
+        <w:rPr>
+          <w:rFonts w:hint="eastAsia"/>
+        </w:rPr>
+        <w:t>获得专利与软件著作权</w:t>
+      </w:r>
+    </w:p>
+    <w:p>
+      <w:pPr>
+        <w:pStyle w:val="PKU0"/>
+        <w:spacing w:before="156" w:after="156"/>
+        <w:ind w:firstLine="480"/>
+      </w:pPr>
+      <w:r>
+        <w:rPr>
+          <w:rFonts w:hint="eastAsia"/>
+        </w:rPr>
+        <w:t>[1]</w:t>
+        <w:tab/>
+        <w:t>【请填写专利或软件著作权；无内容可删除本项】</w:t>
+      </w:r>
+    </w:p>
     <w:p>
       <w:pPr>
         <w:pStyle w:val="PKU0"/>
@@ -2186,117 +3492,45 @@
       <w:pPr>
         <w:pStyle w:val="PKUf0"/>
         <w:spacing w:before="312" w:after="312"/>
-        <w:outlineLvl w:val="9"/>
-      </w:pPr>
+      </w:pPr>
+      <w:bookmarkStart w:id="195" w:name="_Toc100083172"/>
+      <w:bookmarkStart w:id="196" w:name="_Toc100237428"/>
+      <w:bookmarkStart w:id="197" w:name="_Toc100240904"/>
+      <w:bookmarkStart w:id="198" w:name="_Toc100240984"/>
+      <w:bookmarkStart w:id="199" w:name="_Toc172543451"/>
       <w:r>
         <w:rPr>
           <w:rFonts w:hint="eastAsia"/>
         </w:rPr>
         <w:lastRenderedPageBreak/>
-        <w:t>参考文献</w:t>
-      </w:r>
-    </w:p>
-    <w:sdt>
-      <w:sdtPr>
-        <w:alias w:val="references.entries"/>
-        <w:tag w:val="docfit.slot.references.entries"/>
-        <w:id w:val="281000027"/>
-        <w:text w:multiLine="1"/>
-      </w:sdtPr>
-      <w:sdtContent>
-        <w:p>
-          <w:pPr>
-            <w:pStyle w:val="PKUf2"/>
-            <w:ind w:left="420" w:hanging="420"/>
-          </w:pPr>
-          <w:r>
-            <w:rPr>
-              <w:rFonts w:hint="eastAsia"/>
-              <w:color w:val="767676"/>
-            </w:rPr>
-            <w:t>【请填写或由文献管理软件生成参考文献】</w:t>
-          </w:r>
-        </w:p>
-      </w:sdtContent>
-    </w:sdt>
-    <w:p>
-      <w:pPr>
-        <w:pStyle w:val="PKUf2"/>
-        <w:ind w:left="420" w:hanging="420"/>
-        <w:sectPr>
-          <w:headerReference w:type="default" r:id="rId23"/>
-          <w:footnotePr>
-            <w:numFmt w:val="decimalEnclosedCircleChinese"/>
-            <w:numRestart w:val="eachPage"/>
-          </w:footnotePr>
-          <w:pgSz w:w="11906" w:h="16838"/>
-          <w:pgMar w:top="1701" w:right="1474" w:bottom="1418" w:left="1474" w:header="851" w:footer="992" w:gutter="0"/>
-          <w:cols w:space="425"/>
-          <w:docGrid w:type="lines" w:linePitch="312"/>
-        </w:sectPr>
-      </w:pPr>
-    </w:p>
-    <w:sdt>
-      <w:sdtPr>
-        <w:alias w:val="appendix.title"/>
-        <w:tag w:val="docfit.slot.appendix.title"/>
-        <w:id w:val="281000028"/>
-        <w:text/>
-      </w:sdtPr>
-      <w:sdtContent>
-        <w:p>
-          <w:pPr>
-            <w:pStyle w:val="PKUf0"/>
-            <w:spacing w:before="312" w:after="312"/>
-            <w:outlineLvl w:val="9"/>
-          </w:pPr>
-          <w:r>
-            <w:rPr>
-              <w:rFonts w:hint="eastAsia"/>
-              <w:color w:val="767676"/>
-            </w:rPr>
-            <w:t>附录</w:t>
-          </w:r>
-          <w:r>
-            <w:rPr>
-              <w:rFonts w:hint="eastAsia"/>
-              <w:color w:val="767676"/>
-            </w:rPr>
-            <w:t xml:space="preserve">A  </w:t>
-          </w:r>
-          <w:r>
-            <w:rPr>
-              <w:rFonts w:hint="eastAsia"/>
-              <w:color w:val="767676"/>
-            </w:rPr>
-            <w:t>【请填写附录名称】</w:t>
-          </w:r>
-        </w:p>
-      </w:sdtContent>
-    </w:sdt>
-    <w:sdt>
-      <w:sdtPr>
-        <w:alias w:val="appendix.body"/>
-        <w:tag w:val="docfit.slot.appendix.body"/>
-        <w:id w:val="281000029"/>
-        <w:text w:multiLine="1"/>
-      </w:sdtPr>
-      <w:sdtContent>
-        <w:p>
-          <w:pPr>
-            <w:pStyle w:val="PKU0"/>
-            <w:spacing w:before="156" w:after="156"/>
-            <w:ind w:firstLine="480"/>
-          </w:pPr>
-          <w:r>
-            <w:rPr>
-              <w:color w:val="767676"/>
-            </w:rPr>
-            <w:t>【可选：请填写附录内容；无内容可删除本页】</w:t>
-          </w:r>
-        </w:p>
-      </w:sdtContent>
-    </w:sdt>
+        <w:t>致谢</w:t>
+      </w:r>
+      <w:bookmarkEnd w:id="195"/>
+      <w:bookmarkEnd w:id="196"/>
+      <w:bookmarkEnd w:id="197"/>
+      <w:bookmarkEnd w:id="198"/>
+      <w:bookmarkEnd w:id="199"/>
+    </w:p>
+    <w:p>
+      <w:pPr>
+        <w:pStyle w:val="PKU0"/>
+        <w:spacing w:before="156" w:after="156"/>
+        <w:ind w:firstLine="480"/>
+      </w:pPr>
+      <w:r>
+        <w:rPr>
+          <w:rFonts w:hint="eastAsia"/>
+        </w:rPr>
+        <w:t>【请填写致谢；如不需要，可删除本页】</w:t>
+      </w:r>
+    </w:p>
+    <w:p>
+      <w:pPr>
+        <w:pStyle w:val="PKU0"/>
+        <w:spacing w:before="156" w:after="156"/>
+        <w:ind w:firstLine="480"/>
+      </w:pPr>
+    </w:p>
     <w:p>
       <w:pPr>
         <w:pStyle w:val="PKU0"/>
@@ -2318,63 +3552,11 @@
       <w:pPr>
         <w:pStyle w:val="PKUf0"/>
         <w:spacing w:before="312" w:after="312"/>
-        <w:outlineLvl w:val="9"/>
-      </w:pPr>
-      <w:r>
-        <w:rPr>
-          <w:rFonts w:hint="eastAsia"/>
-        </w:rPr>
-        <w:lastRenderedPageBreak/>
-        <w:t>致谢</w:t>
-      </w:r>
-    </w:p>
-    <w:sdt>
-      <w:sdtPr>
-        <w:alias w:val="acknowledgement.body"/>
-        <w:tag w:val="docfit.slot.acknowledgement.body"/>
-        <w:id w:val="281000030"/>
-        <w:text w:multiLine="1"/>
-      </w:sdtPr>
-      <w:sdtContent>
-        <w:p>
-          <w:pPr>
-            <w:pStyle w:val="PKU0"/>
-            <w:spacing w:before="156" w:after="156"/>
-            <w:ind w:firstLine="480"/>
-          </w:pPr>
-          <w:r>
-            <w:rPr>
-              <w:rFonts w:hint="eastAsia"/>
-              <w:color w:val="767676"/>
-            </w:rPr>
-            <w:t>【请填写致谢内容】</w:t>
-          </w:r>
-        </w:p>
-      </w:sdtContent>
-    </w:sdt>
-    <w:p>
-      <w:pPr>
-        <w:pStyle w:val="PKU0"/>
-        <w:spacing w:before="156" w:after="156"/>
-        <w:ind w:firstLine="480"/>
-        <w:sectPr>
-          <w:footnotePr>
-            <w:numFmt w:val="decimalEnclosedCircleChinese"/>
-            <w:numRestart w:val="eachPage"/>
-          </w:footnotePr>
-          <w:pgSz w:w="11906" w:h="16838"/>
-          <w:pgMar w:top="1701" w:right="1474" w:bottom="1418" w:left="1474" w:header="851" w:footer="992" w:gutter="0"/>
-          <w:cols w:space="425"/>
-          <w:docGrid w:type="lines" w:linePitch="312"/>
-        </w:sectPr>
-      </w:pPr>
-    </w:p>
-    <w:p>
-      <w:pPr>
-        <w:pStyle w:val="PKUf0"/>
-        <w:spacing w:before="312" w:after="312"/>
-        <w:outlineLvl w:val="9"/>
-      </w:pPr>
+      </w:pPr>
+      <w:bookmarkStart w:id="202" w:name="_Toc100237429"/>
+      <w:bookmarkStart w:id="203" w:name="_Toc100240905"/>
+      <w:bookmarkStart w:id="204" w:name="_Toc100240985"/>
+      <w:bookmarkStart w:id="205" w:name="_Toc172543452"/>
       <w:r>
         <w:rPr>
           <w:rFonts w:hint="eastAsia"/>
@@ -2382,6 +3564,12 @@
         <w:lastRenderedPageBreak/>
         <w:t>北京大学学位论文原创性声明和使用授权说明</w:t>
       </w:r>
+      <w:bookmarkEnd w:id="200"/>
+      <w:bookmarkEnd w:id="201"/>
+      <w:bookmarkEnd w:id="202"/>
+      <w:bookmarkEnd w:id="203"/>
+      <w:bookmarkEnd w:id="204"/>
+      <w:bookmarkEnd w:id="205"/>
     </w:p>
     <w:p>
       <w:pPr>
@@ -2822,12 +4010,6 @@
         </w:rPr>
         <w:t>日</w:t>
       </w:r>
-    </w:p>
-    <w:p>
-      <w:pPr>
-        <w:pStyle w:val="affb"/>
-        <w:jc w:val="right"/>
-      </w:pPr>
     </w:p>
     <w:sectPr>
       <w:footnotePr>
@@ -2844,7 +4026,7 @@
 </file>
 
 <file path=word/endnotes.xml><?xml version="1.0" encoding="utf-8"?>
-<w:endnotes xmlns:wpc="http://schemas.microsoft.com/office/word/2010/wordprocessingCanvas" xmlns:cx="http://schemas.microsoft.com/office/drawing/2014/chartex" xmlns:cx1="http://schemas.microsoft.com/office/drawing/2015/9/8/chartex" xmlns:cx2="http://schemas.microsoft.com/office/drawing/2015/10/21/chartex" xmlns:cx3="http://schemas.microsoft.com/office/drawing/2016/5/9/chartex" xmlns:cx4="http://schemas.microsoft.com/office/drawing/2016/5/10/chartex" xmlns:cx5="http://schemas.microsoft.com/office/drawing/2016/5/11/chartex" xmlns:cx6="http://schemas.microsoft.com/office/drawing/2016/5/12/chartex" xmlns:cx7="http://schemas.microsoft.com/office/drawing/2016/5/13/chartex" xmlns:cx8="http://schemas.microsoft.com/office/drawing/2016/5/14/chartex" xmlns:mc="http://schemas.openxmlformats.org/markup-compatibility/2006" xmlns:m="http://schemas.openxmlformats.org/officeDocument/2006/math" xmlns:aink="http://schemas.microsoft.com/office/drawing/2016/ink" xmlns:am3d="http://schemas.microsoft.com/office/drawing/2017/model3d" xmlns:oel="http://schemas.microsoft.com/office/2019/extlst" xmlns:r="http://schemas.openxmlformats.org/officeDocument/2006/relationships" xmlns:wp14="http://schemas.microsoft.com/office/word/2010/wordprocessingDrawing" xmlns:wp="http://schemas.openxmlformats.org/drawingml/2006/wordprocessingDrawing" xmlns:wpg="http://schemas.microsoft.com/office/word/2010/wordprocessingGroup" xmlns:wpi="http://schemas.microsoft.com/office/word/2010/wordprocessingInk" xmlns:wps="http://schemas.microsoft.com/office/word/2010/wordprocessingShape" xmlns:o="urn:schemas-microsoft-com:office:office" xmlns:v="urn:schemas-microsoft-com:vml" xmlns:w10="urn:schemas-microsoft-com:office:word" xmlns:w="http://schemas.openxmlformats.org/wordprocessingml/2006/main" xmlns:w14="http://schemas.microsoft.com/office/word/2010/wordml" xmlns:w15="http://schemas.microsoft.com/office/word/2012/wordml" xmlns:w16cei="http://schemas.microsoft.com/office/word/2026/wordml/cei" xmlns:w16cex="http://schemas.microsoft.com/office/word/2018/wordml/cex" xmlns:w16cid="http://schemas.microsoft.com/office/word/2016/wordml/cid" xmlns:w16="http://schemas.microsoft.com/office/word/2018/wordml" xmlns:w16sdtdh="http://schemas.microsoft.com/office/word/2020/wordml/sdtdatahash" xmlns:w16sdtfl="http://schemas.microsoft.com/office/word/2024/wordml/sdtformatlock" xmlns:w16se="http://schemas.microsoft.com/office/word/2015/wordml/symex" xmlns:w16du="http://schemas.microsoft.com/office/word/2023/wordml/word16du" xmlns:wne="http://schemas.microsoft.com/office/word/2006/wordml" mc:Ignorable="w14 w15 w16se w16cid w16 w16cex w16sdtdh w16sdtfl w16du wp14">
+<w:endnotes xmlns:wpc="http://schemas.microsoft.com/office/word/2010/wordprocessingCanvas" xmlns:cx="http://schemas.microsoft.com/office/drawing/2014/chartex" xmlns:cx1="http://schemas.microsoft.com/office/drawing/2015/9/8/chartex" xmlns:cx2="http://schemas.microsoft.com/office/drawing/2015/10/21/chartex" xmlns:cx3="http://schemas.microsoft.com/office/drawing/2016/5/9/chartex" xmlns:cx4="http://schemas.microsoft.com/office/drawing/2016/5/10/chartex" xmlns:cx5="http://schemas.microsoft.com/office/drawing/2016/5/11/chartex" xmlns:cx6="http://schemas.microsoft.com/office/drawing/2016/5/12/chartex" xmlns:cx7="http://schemas.microsoft.com/office/drawing/2016/5/13/chartex" xmlns:cx8="http://schemas.microsoft.com/office/drawing/2016/5/14/chartex" xmlns:mc="http://schemas.openxmlformats.org/markup-compatibility/2006" xmlns:aink="http://schemas.microsoft.com/office/drawing/2016/ink" xmlns:am3d="http://schemas.microsoft.com/office/drawing/2017/model3d" xmlns:o="urn:schemas-microsoft-com:office:office" xmlns:r="http://schemas.openxmlformats.org/officeDocument/2006/relationships" xmlns:m="http://schemas.openxmlformats.org/officeDocument/2006/math" xmlns:v="urn:schemas-microsoft-com:vml" xmlns:wp14="http://schemas.microsoft.com/office/word/2010/wordprocessingDrawing" xmlns:wp="http://schemas.openxmlformats.org/drawingml/2006/wordprocessingDrawing" xmlns:w10="urn:schemas-microsoft-com:office:word" xmlns:w="http://schemas.openxmlformats.org/wordprocessingml/2006/main" xmlns:w14="http://schemas.microsoft.com/office/word/2010/wordml" xmlns:w15="http://schemas.microsoft.com/office/word/2012/wordml" xmlns:w16cex="http://schemas.microsoft.com/office/word/2018/wordml/cex" xmlns:w16cid="http://schemas.microsoft.com/office/word/2016/wordml/cid" xmlns:w16="http://schemas.microsoft.com/office/word/2018/wordml" xmlns:w16sdtdh="http://schemas.microsoft.com/office/word/2020/wordml/sdtdatahash" xmlns:w16se="http://schemas.microsoft.com/office/word/2015/wordml/symex" xmlns:wpg="http://schemas.microsoft.com/office/word/2010/wordprocessingGroup" xmlns:wpi="http://schemas.microsoft.com/office/word/2010/wordprocessingInk" xmlns:wne="http://schemas.microsoft.com/office/word/2006/wordml" xmlns:wps="http://schemas.microsoft.com/office/word/2010/wordprocessingShape" mc:Ignorable="w14 w15 w16se w16cid w16 w16cex w16sdtdh wp14">
   <w:endnote w:type="separator" w:id="-1">
     <w:p>
       <w:pPr>
@@ -2921,7 +4103,7 @@
 </file>
 
 <file path=word/footer1.xml><?xml version="1.0" encoding="utf-8"?>
-<w:ftr xmlns:wpc="http://schemas.microsoft.com/office/word/2010/wordprocessingCanvas" xmlns:cx="http://schemas.microsoft.com/office/drawing/2014/chartex" xmlns:cx1="http://schemas.microsoft.com/office/drawing/2015/9/8/chartex" xmlns:cx2="http://schemas.microsoft.com/office/drawing/2015/10/21/chartex" xmlns:cx3="http://schemas.microsoft.com/office/drawing/2016/5/9/chartex" xmlns:cx4="http://schemas.microsoft.com/office/drawing/2016/5/10/chartex" xmlns:cx5="http://schemas.microsoft.com/office/drawing/2016/5/11/chartex" xmlns:cx6="http://schemas.microsoft.com/office/drawing/2016/5/12/chartex" xmlns:cx7="http://schemas.microsoft.com/office/drawing/2016/5/13/chartex" xmlns:cx8="http://schemas.microsoft.com/office/drawing/2016/5/14/chartex" xmlns:mc="http://schemas.openxmlformats.org/markup-compatibility/2006" xmlns:m="http://schemas.openxmlformats.org/officeDocument/2006/math" xmlns:aink="http://schemas.microsoft.com/office/drawing/2016/ink" xmlns:am3d="http://schemas.microsoft.com/office/drawing/2017/model3d" xmlns:oel="http://schemas.microsoft.com/office/2019/extlst" xmlns:r="http://schemas.openxmlformats.org/officeDocument/2006/relationships" xmlns:wp14="http://schemas.microsoft.com/office/word/2010/wordprocessingDrawing" xmlns:wp="http://schemas.openxmlformats.org/drawingml/2006/wordprocessingDrawing" xmlns:wpg="http://schemas.microsoft.com/office/word/2010/wordprocessingGroup" xmlns:wpi="http://schemas.microsoft.com/office/word/2010/wordprocessingInk" xmlns:wps="http://schemas.microsoft.com/office/word/2010/wordprocessingShape" xmlns:o="urn:schemas-microsoft-com:office:office" xmlns:v="urn:schemas-microsoft-com:vml" xmlns:w10="urn:schemas-microsoft-com:office:word" xmlns:w="http://schemas.openxmlformats.org/wordprocessingml/2006/main" xmlns:w14="http://schemas.microsoft.com/office/word/2010/wordml" xmlns:w15="http://schemas.microsoft.com/office/word/2012/wordml" xmlns:w16cei="http://schemas.microsoft.com/office/word/2026/wordml/cei" xmlns:w16cex="http://schemas.microsoft.com/office/word/2018/wordml/cex" xmlns:w16cid="http://schemas.microsoft.com/office/word/2016/wordml/cid" xmlns:w16="http://schemas.microsoft.com/office/word/2018/wordml" xmlns:w16sdtdh="http://schemas.microsoft.com/office/word/2020/wordml/sdtdatahash" xmlns:w16sdtfl="http://schemas.microsoft.com/office/word/2024/wordml/sdtformatlock" xmlns:w16se="http://schemas.microsoft.com/office/word/2015/wordml/symex" xmlns:w16du="http://schemas.microsoft.com/office/word/2023/wordml/word16du" xmlns:wne="http://schemas.microsoft.com/office/word/2006/wordml" mc:Ignorable="w14 w15 w16se w16cid w16 w16cex w16sdtdh w16sdtfl w16du wp14">
+<w:ftr xmlns:wpc="http://schemas.microsoft.com/office/word/2010/wordprocessingCanvas" xmlns:cx="http://schemas.microsoft.com/office/drawing/2014/chartex" xmlns:cx1="http://schemas.microsoft.com/office/drawing/2015/9/8/chartex" xmlns:cx2="http://schemas.microsoft.com/office/drawing/2015/10/21/chartex" xmlns:cx3="http://schemas.microsoft.com/office/drawing/2016/5/9/chartex" xmlns:cx4="http://schemas.microsoft.com/office/drawing/2016/5/10/chartex" xmlns:cx5="http://schemas.microsoft.com/office/drawing/2016/5/11/chartex" xmlns:cx6="http://schemas.microsoft.com/office/drawing/2016/5/12/chartex" xmlns:cx7="http://schemas.microsoft.com/office/drawing/2016/5/13/chartex" xmlns:cx8="http://schemas.microsoft.com/office/drawing/2016/5/14/chartex" xmlns:mc="http://schemas.openxmlformats.org/markup-compatibility/2006" xmlns:aink="http://schemas.microsoft.com/office/drawing/2016/ink" xmlns:am3d="http://schemas.microsoft.com/office/drawing/2017/model3d" xmlns:o="urn:schemas-microsoft-com:office:office" xmlns:r="http://schemas.openxmlformats.org/officeDocument/2006/relationships" xmlns:m="http://schemas.openxmlformats.org/officeDocument/2006/math" xmlns:v="urn:schemas-microsoft-com:vml" xmlns:wp14="http://schemas.microsoft.com/office/word/2010/wordprocessingDrawing" xmlns:wp="http://schemas.openxmlformats.org/drawingml/2006/wordprocessingDrawing" xmlns:w10="urn:schemas-microsoft-com:office:word" xmlns:w="http://schemas.openxmlformats.org/wordprocessingml/2006/main" xmlns:w14="http://schemas.microsoft.com/office/word/2010/wordml" xmlns:w15="http://schemas.microsoft.com/office/word/2012/wordml" xmlns:w16cex="http://schemas.microsoft.com/office/word/2018/wordml/cex" xmlns:w16cid="http://schemas.microsoft.com/office/word/2016/wordml/cid" xmlns:w16="http://schemas.microsoft.com/office/word/2018/wordml" xmlns:w16sdtdh="http://schemas.microsoft.com/office/word/2020/wordml/sdtdatahash" xmlns:w16se="http://schemas.microsoft.com/office/word/2015/wordml/symex" xmlns:wpg="http://schemas.microsoft.com/office/word/2010/wordprocessingGroup" xmlns:wpi="http://schemas.microsoft.com/office/word/2010/wordprocessingInk" xmlns:wne="http://schemas.microsoft.com/office/word/2006/wordml" xmlns:wps="http://schemas.microsoft.com/office/word/2010/wordprocessingShape" mc:Ignorable="w14 w15 w16se w16cid w16 w16cex w16sdtdh wp14">
   <w:p>
     <w:pPr>
       <w:pStyle w:val="ab"/>
@@ -2938,7 +4120,7 @@
 </file>
 
 <file path=word/footer2.xml><?xml version="1.0" encoding="utf-8"?>
-<w:ftr xmlns:wpc="http://schemas.microsoft.com/office/word/2010/wordprocessingCanvas" xmlns:cx="http://schemas.microsoft.com/office/drawing/2014/chartex" xmlns:cx1="http://schemas.microsoft.com/office/drawing/2015/9/8/chartex" xmlns:cx2="http://schemas.microsoft.com/office/drawing/2015/10/21/chartex" xmlns:cx3="http://schemas.microsoft.com/office/drawing/2016/5/9/chartex" xmlns:cx4="http://schemas.microsoft.com/office/drawing/2016/5/10/chartex" xmlns:cx5="http://schemas.microsoft.com/office/drawing/2016/5/11/chartex" xmlns:cx6="http://schemas.microsoft.com/office/drawing/2016/5/12/chartex" xmlns:cx7="http://schemas.microsoft.com/office/drawing/2016/5/13/chartex" xmlns:cx8="http://schemas.microsoft.com/office/drawing/2016/5/14/chartex" xmlns:mc="http://schemas.openxmlformats.org/markup-compatibility/2006" xmlns:m="http://schemas.openxmlformats.org/officeDocument/2006/math" xmlns:aink="http://schemas.microsoft.com/office/drawing/2016/ink" xmlns:am3d="http://schemas.microsoft.com/office/drawing/2017/model3d" xmlns:oel="http://schemas.microsoft.com/office/2019/extlst" xmlns:r="http://schemas.openxmlformats.org/officeDocument/2006/relationships" xmlns:wp14="http://schemas.microsoft.com/office/word/2010/wordprocessingDrawing" xmlns:wp="http://schemas.openxmlformats.org/drawingml/2006/wordprocessingDrawing" xmlns:wpg="http://schemas.microsoft.com/office/word/2010/wordprocessingGroup" xmlns:wpi="http://schemas.microsoft.com/office/word/2010/wordprocessingInk" xmlns:wps="http://schemas.microsoft.com/office/word/2010/wordprocessingShape" xmlns:o="urn:schemas-microsoft-com:office:office" xmlns:v="urn:schemas-microsoft-com:vml" xmlns:w10="urn:schemas-microsoft-com:office:word" xmlns:w="http://schemas.openxmlformats.org/wordprocessingml/2006/main" xmlns:w14="http://schemas.microsoft.com/office/word/2010/wordml" xmlns:w15="http://schemas.microsoft.com/office/word/2012/wordml" xmlns:w16cei="http://schemas.microsoft.com/office/word/2026/wordml/cei" xmlns:w16cex="http://schemas.microsoft.com/office/word/2018/wordml/cex" xmlns:w16cid="http://schemas.microsoft.com/office/word/2016/wordml/cid" xmlns:w16="http://schemas.microsoft.com/office/word/2018/wordml" xmlns:w16sdtdh="http://schemas.microsoft.com/office/word/2020/wordml/sdtdatahash" xmlns:w16sdtfl="http://schemas.microsoft.com/office/word/2024/wordml/sdtformatlock" xmlns:w16se="http://schemas.microsoft.com/office/word/2015/wordml/symex" xmlns:w16du="http://schemas.microsoft.com/office/word/2023/wordml/word16du" xmlns:wne="http://schemas.microsoft.com/office/word/2006/wordml" mc:Ignorable="w14 w15 w16se w16cid w16 w16cex w16sdtdh w16sdtfl w16du wp14">
+<w:ftr xmlns:wpc="http://schemas.microsoft.com/office/word/2010/wordprocessingCanvas" xmlns:cx="http://schemas.microsoft.com/office/drawing/2014/chartex" xmlns:cx1="http://schemas.microsoft.com/office/drawing/2015/9/8/chartex" xmlns:cx2="http://schemas.microsoft.com/office/drawing/2015/10/21/chartex" xmlns:cx3="http://schemas.microsoft.com/office/drawing/2016/5/9/chartex" xmlns:cx4="http://schemas.microsoft.com/office/drawing/2016/5/10/chartex" xmlns:cx5="http://schemas.microsoft.com/office/drawing/2016/5/11/chartex" xmlns:cx6="http://schemas.microsoft.com/office/drawing/2016/5/12/chartex" xmlns:cx7="http://schemas.microsoft.com/office/drawing/2016/5/13/chartex" xmlns:cx8="http://schemas.microsoft.com/office/drawing/2016/5/14/chartex" xmlns:mc="http://schemas.openxmlformats.org/markup-compatibility/2006" xmlns:aink="http://schemas.microsoft.com/office/drawing/2016/ink" xmlns:am3d="http://schemas.microsoft.com/office/drawing/2017/model3d" xmlns:o="urn:schemas-microsoft-com:office:office" xmlns:r="http://schemas.openxmlformats.org/officeDocument/2006/relationships" xmlns:m="http://schemas.openxmlformats.org/officeDocument/2006/math" xmlns:v="urn:schemas-microsoft-com:vml" xmlns:wp14="http://schemas.microsoft.com/office/word/2010/wordprocessingDrawing" xmlns:wp="http://schemas.openxmlformats.org/drawingml/2006/wordprocessingDrawing" xmlns:w10="urn:schemas-microsoft-com:office:word" xmlns:w="http://schemas.openxmlformats.org/wordprocessingml/2006/main" xmlns:w14="http://schemas.microsoft.com/office/word/2010/wordml" xmlns:w15="http://schemas.microsoft.com/office/word/2012/wordml" xmlns:w16cex="http://schemas.microsoft.com/office/word/2018/wordml/cex" xmlns:w16cid="http://schemas.microsoft.com/office/word/2016/wordml/cid" xmlns:w16="http://schemas.microsoft.com/office/word/2018/wordml" xmlns:w16sdtdh="http://schemas.microsoft.com/office/word/2020/wordml/sdtdatahash" xmlns:w16se="http://schemas.microsoft.com/office/word/2015/wordml/symex" xmlns:wpg="http://schemas.microsoft.com/office/word/2010/wordprocessingGroup" xmlns:wpi="http://schemas.microsoft.com/office/word/2010/wordprocessingInk" xmlns:wne="http://schemas.microsoft.com/office/word/2006/wordml" xmlns:wps="http://schemas.microsoft.com/office/word/2010/wordprocessingShape" mc:Ignorable="w14 w15 w16se w16cid w16 w16cex w16sdtdh wp14">
   <w:p>
     <w:pPr>
       <w:pStyle w:val="ab"/>
@@ -2949,7 +4131,7 @@
 </file>
 
 <file path=word/footer3.xml><?xml version="1.0" encoding="utf-8"?>
-<w:ftr xmlns:wpc="http://schemas.microsoft.com/office/word/2010/wordprocessingCanvas" xmlns:cx="http://schemas.microsoft.com/office/drawing/2014/chartex" xmlns:cx1="http://schemas.microsoft.com/office/drawing/2015/9/8/chartex" xmlns:cx2="http://schemas.microsoft.com/office/drawing/2015/10/21/chartex" xmlns:cx3="http://schemas.microsoft.com/office/drawing/2016/5/9/chartex" xmlns:cx4="http://schemas.microsoft.com/office/drawing/2016/5/10/chartex" xmlns:cx5="http://schemas.microsoft.com/office/drawing/2016/5/11/chartex" xmlns:cx6="http://schemas.microsoft.com/office/drawing/2016/5/12/chartex" xmlns:cx7="http://schemas.microsoft.com/office/drawing/2016/5/13/chartex" xmlns:cx8="http://schemas.microsoft.com/office/drawing/2016/5/14/chartex" xmlns:mc="http://schemas.openxmlformats.org/markup-compatibility/2006" xmlns:m="http://schemas.openxmlformats.org/officeDocument/2006/math" xmlns:aink="http://schemas.microsoft.com/office/drawing/2016/ink" xmlns:am3d="http://schemas.microsoft.com/office/drawing/2017/model3d" xmlns:oel="http://schemas.microsoft.com/office/2019/extlst" xmlns:r="http://schemas.openxmlformats.org/officeDocument/2006/relationships" xmlns:wp14="http://schemas.microsoft.com/office/word/2010/wordprocessingDrawing" xmlns:wp="http://schemas.openxmlformats.org/drawingml/2006/wordprocessingDrawing" xmlns:wpg="http://schemas.microsoft.com/office/word/2010/wordprocessingGroup" xmlns:wpi="http://schemas.microsoft.com/office/word/2010/wordprocessingInk" xmlns:wps="http://schemas.microsoft.com/office/word/2010/wordprocessingShape" xmlns:o="urn:schemas-microsoft-com:office:office" xmlns:v="urn:schemas-microsoft-com:vml" xmlns:w10="urn:schemas-microsoft-com:office:word" xmlns:w="http://schemas.openxmlformats.org/wordprocessingml/2006/main" xmlns:w14="http://schemas.microsoft.com/office/word/2010/wordml" xmlns:w15="http://schemas.microsoft.com/office/word/2012/wordml" xmlns:w16cei="http://schemas.microsoft.com/office/word/2026/wordml/cei" xmlns:w16cex="http://schemas.microsoft.com/office/word/2018/wordml/cex" xmlns:w16cid="http://schemas.microsoft.com/office/word/2016/wordml/cid" xmlns:w16="http://schemas.microsoft.com/office/word/2018/wordml" xmlns:w16sdtdh="http://schemas.microsoft.com/office/word/2020/wordml/sdtdatahash" xmlns:w16sdtfl="http://schemas.microsoft.com/office/word/2024/wordml/sdtformatlock" xmlns:w16se="http://schemas.microsoft.com/office/word/2015/wordml/symex" xmlns:w16du="http://schemas.microsoft.com/office/word/2023/wordml/word16du" xmlns:wne="http://schemas.microsoft.com/office/word/2006/wordml" mc:Ignorable="w14 w15 w16se w16cid w16 w16cex w16sdtdh w16sdtfl w16du wp14">
+<w:ftr xmlns:wpc="http://schemas.microsoft.com/office/word/2010/wordprocessingCanvas" xmlns:cx="http://schemas.microsoft.com/office/drawing/2014/chartex" xmlns:cx1="http://schemas.microsoft.com/office/drawing/2015/9/8/chartex" xmlns:cx2="http://schemas.microsoft.com/office/drawing/2015/10/21/chartex" xmlns:cx3="http://schemas.microsoft.com/office/drawing/2016/5/9/chartex" xmlns:cx4="http://schemas.microsoft.com/office/drawing/2016/5/10/chartex" xmlns:cx5="http://schemas.microsoft.com/office/drawing/2016/5/11/chartex" xmlns:cx6="http://schemas.microsoft.com/office/drawing/2016/5/12/chartex" xmlns:cx7="http://schemas.microsoft.com/office/drawing/2016/5/13/chartex" xmlns:cx8="http://schemas.microsoft.com/office/drawing/2016/5/14/chartex" xmlns:mc="http://schemas.openxmlformats.org/markup-compatibility/2006" xmlns:aink="http://schemas.microsoft.com/office/drawing/2016/ink" xmlns:am3d="http://schemas.microsoft.com/office/drawing/2017/model3d" xmlns:o="urn:schemas-microsoft-com:office:office" xmlns:r="http://schemas.openxmlformats.org/officeDocument/2006/relationships" xmlns:m="http://schemas.openxmlformats.org/officeDocument/2006/math" xmlns:v="urn:schemas-microsoft-com:vml" xmlns:wp14="http://schemas.microsoft.com/office/word/2010/wordprocessingDrawing" xmlns:wp="http://schemas.openxmlformats.org/drawingml/2006/wordprocessingDrawing" xmlns:w10="urn:schemas-microsoft-com:office:word" xmlns:w="http://schemas.openxmlformats.org/wordprocessingml/2006/main" xmlns:w14="http://schemas.microsoft.com/office/word/2010/wordml" xmlns:w15="http://schemas.microsoft.com/office/word/2012/wordml" xmlns:w16cex="http://schemas.microsoft.com/office/word/2018/wordml/cex" xmlns:w16cid="http://schemas.microsoft.com/office/word/2016/wordml/cid" xmlns:w16="http://schemas.microsoft.com/office/word/2018/wordml" xmlns:w16sdtdh="http://schemas.microsoft.com/office/word/2020/wordml/sdtdatahash" xmlns:w16se="http://schemas.microsoft.com/office/word/2015/wordml/symex" xmlns:wpg="http://schemas.microsoft.com/office/word/2010/wordprocessingGroup" xmlns:wpi="http://schemas.microsoft.com/office/word/2010/wordprocessingInk" xmlns:wne="http://schemas.microsoft.com/office/word/2006/wordml" xmlns:wps="http://schemas.microsoft.com/office/word/2010/wordprocessingShape" mc:Ignorable="w14 w15 w16se w16cid w16 w16cex w16sdtdh wp14">
   <w:p>
     <w:pPr>
       <w:pStyle w:val="ab"/>
@@ -2960,7 +4142,7 @@
 </file>
 
 <file path=word/footer4.xml><?xml version="1.0" encoding="utf-8"?>
-<w:ftr xmlns:wpc="http://schemas.microsoft.com/office/word/2010/wordprocessingCanvas" xmlns:cx="http://schemas.microsoft.com/office/drawing/2014/chartex" xmlns:cx1="http://schemas.microsoft.com/office/drawing/2015/9/8/chartex" xmlns:cx2="http://schemas.microsoft.com/office/drawing/2015/10/21/chartex" xmlns:cx3="http://schemas.microsoft.com/office/drawing/2016/5/9/chartex" xmlns:cx4="http://schemas.microsoft.com/office/drawing/2016/5/10/chartex" xmlns:cx5="http://schemas.microsoft.com/office/drawing/2016/5/11/chartex" xmlns:cx6="http://schemas.microsoft.com/office/drawing/2016/5/12/chartex" xmlns:cx7="http://schemas.microsoft.com/office/drawing/2016/5/13/chartex" xmlns:cx8="http://schemas.microsoft.com/office/drawing/2016/5/14/chartex" xmlns:mc="http://schemas.openxmlformats.org/markup-compatibility/2006" xmlns:m="http://schemas.openxmlformats.org/officeDocument/2006/math" xmlns:aink="http://schemas.microsoft.com/office/drawing/2016/ink" xmlns:am3d="http://schemas.microsoft.com/office/drawing/2017/model3d" xmlns:oel="http://schemas.microsoft.com/office/2019/extlst" xmlns:r="http://schemas.openxmlformats.org/officeDocument/2006/relationships" xmlns:wp14="http://schemas.microsoft.com/office/word/2010/wordprocessingDrawing" xmlns:wp="http://schemas.openxmlformats.org/drawingml/2006/wordprocessingDrawing" xmlns:wpg="http://schemas.microsoft.com/office/word/2010/wordprocessingGroup" xmlns:wpi="http://schemas.microsoft.com/office/word/2010/wordprocessingInk" xmlns:wps="http://schemas.microsoft.com/office/word/2010/wordprocessingShape" xmlns:o="urn:schemas-microsoft-com:office:office" xmlns:v="urn:schemas-microsoft-com:vml" xmlns:w10="urn:schemas-microsoft-com:office:word" xmlns:w="http://schemas.openxmlformats.org/wordprocessingml/2006/main" xmlns:w14="http://schemas.microsoft.com/office/word/2010/wordml" xmlns:w15="http://schemas.microsoft.com/office/word/2012/wordml" xmlns:w16cei="http://schemas.microsoft.com/office/word/2026/wordml/cei" xmlns:w16cex="http://schemas.microsoft.com/office/word/2018/wordml/cex" xmlns:w16cid="http://schemas.microsoft.com/office/word/2016/wordml/cid" xmlns:w16="http://schemas.microsoft.com/office/word/2018/wordml" xmlns:w16sdtdh="http://schemas.microsoft.com/office/word/2020/wordml/sdtdatahash" xmlns:w16sdtfl="http://schemas.microsoft.com/office/word/2024/wordml/sdtformatlock" xmlns:w16se="http://schemas.microsoft.com/office/word/2015/wordml/symex" xmlns:w16du="http://schemas.microsoft.com/office/word/2023/wordml/word16du" xmlns:wne="http://schemas.microsoft.com/office/word/2006/wordml" mc:Ignorable="w14 w15 w16se w16cid w16 w16cex w16sdtdh w16sdtfl w16du wp14">
+<w:ftr xmlns:wpc="http://schemas.microsoft.com/office/word/2010/wordprocessingCanvas" xmlns:cx="http://schemas.microsoft.com/office/drawing/2014/chartex" xmlns:cx1="http://schemas.microsoft.com/office/drawing/2015/9/8/chartex" xmlns:cx2="http://schemas.microsoft.com/office/drawing/2015/10/21/chartex" xmlns:cx3="http://schemas.microsoft.com/office/drawing/2016/5/9/chartex" xmlns:cx4="http://schemas.microsoft.com/office/drawing/2016/5/10/chartex" xmlns:cx5="http://schemas.microsoft.com/office/drawing/2016/5/11/chartex" xmlns:cx6="http://schemas.microsoft.com/office/drawing/2016/5/12/chartex" xmlns:cx7="http://schemas.microsoft.com/office/drawing/2016/5/13/chartex" xmlns:cx8="http://schemas.microsoft.com/office/drawing/2016/5/14/chartex" xmlns:mc="http://schemas.openxmlformats.org/markup-compatibility/2006" xmlns:aink="http://schemas.microsoft.com/office/drawing/2016/ink" xmlns:am3d="http://schemas.microsoft.com/office/drawing/2017/model3d" xmlns:o="urn:schemas-microsoft-com:office:office" xmlns:r="http://schemas.openxmlformats.org/officeDocument/2006/relationships" xmlns:m="http://schemas.openxmlformats.org/officeDocument/2006/math" xmlns:v="urn:schemas-microsoft-com:vml" xmlns:wp14="http://schemas.microsoft.com/office/word/2010/wordprocessingDrawing" xmlns:wp="http://schemas.openxmlformats.org/drawingml/2006/wordprocessingDrawing" xmlns:w10="urn:schemas-microsoft-com:office:word" xmlns:w="http://schemas.openxmlformats.org/wordprocessingml/2006/main" xmlns:w14="http://schemas.microsoft.com/office/word/2010/wordml" xmlns:w15="http://schemas.microsoft.com/office/word/2012/wordml" xmlns:w16cex="http://schemas.microsoft.com/office/word/2018/wordml/cex" xmlns:w16cid="http://schemas.microsoft.com/office/word/2016/wordml/cid" xmlns:w16="http://schemas.microsoft.com/office/word/2018/wordml" xmlns:w16sdtdh="http://schemas.microsoft.com/office/word/2020/wordml/sdtdatahash" xmlns:w16se="http://schemas.microsoft.com/office/word/2015/wordml/symex" xmlns:wpg="http://schemas.microsoft.com/office/word/2010/wordprocessingGroup" xmlns:wpi="http://schemas.microsoft.com/office/word/2010/wordprocessingInk" xmlns:wne="http://schemas.microsoft.com/office/word/2006/wordml" xmlns:wps="http://schemas.microsoft.com/office/word/2010/wordprocessingShape" mc:Ignorable="w14 w15 w16se w16cid w16 w16cex w16sdtdh wp14">
   <w:sdt>
     <w:sdtPr>
       <w:id w:val="1219250485"/>
@@ -2969,6 +4151,7 @@
         <w:docPartUnique/>
       </w:docPartObj>
     </w:sdtPr>
+    <w:sdtEndPr/>
     <w:sdtContent>
       <w:p>
         <w:pPr>
@@ -2989,14 +4172,7 @@
             <w:noProof/>
             <w:lang w:val="zh-CN"/>
           </w:rPr>
-          <w:t>11</w:t>
-        </w:r>
-        <w:r>
-          <w:rPr>
-            <w:noProof/>
-            <w:lang w:val="zh-CN"/>
-          </w:rPr>
-          <w:t>6</w:t>
+          <w:t>116</w:t>
         </w:r>
         <w:r>
           <w:fldChar w:fldCharType="end"/>
@@ -3008,7 +4184,7 @@
 </file>
 
 <file path=word/footer5.xml><?xml version="1.0" encoding="utf-8"?>
-<w:ftr xmlns:wpc="http://schemas.microsoft.com/office/word/2010/wordprocessingCanvas" xmlns:cx="http://schemas.microsoft.com/office/drawing/2014/chartex" xmlns:cx1="http://schemas.microsoft.com/office/drawing/2015/9/8/chartex" xmlns:cx2="http://schemas.microsoft.com/office/drawing/2015/10/21/chartex" xmlns:cx3="http://schemas.microsoft.com/office/drawing/2016/5/9/chartex" xmlns:cx4="http://schemas.microsoft.com/office/drawing/2016/5/10/chartex" xmlns:cx5="http://schemas.microsoft.com/office/drawing/2016/5/11/chartex" xmlns:cx6="http://schemas.microsoft.com/office/drawing/2016/5/12/chartex" xmlns:cx7="http://schemas.microsoft.com/office/drawing/2016/5/13/chartex" xmlns:cx8="http://schemas.microsoft.com/office/drawing/2016/5/14/chartex" xmlns:mc="http://schemas.openxmlformats.org/markup-compatibility/2006" xmlns:m="http://schemas.openxmlformats.org/officeDocument/2006/math" xmlns:aink="http://schemas.microsoft.com/office/drawing/2016/ink" xmlns:am3d="http://schemas.microsoft.com/office/drawing/2017/model3d" xmlns:oel="http://schemas.microsoft.com/office/2019/extlst" xmlns:r="http://schemas.openxmlformats.org/officeDocument/2006/relationships" xmlns:wp14="http://schemas.microsoft.com/office/word/2010/wordprocessingDrawing" xmlns:wp="http://schemas.openxmlformats.org/drawingml/2006/wordprocessingDrawing" xmlns:wpg="http://schemas.microsoft.com/office/word/2010/wordprocessingGroup" xmlns:wpi="http://schemas.microsoft.com/office/word/2010/wordprocessingInk" xmlns:wps="http://schemas.microsoft.com/office/word/2010/wordprocessingShape" xmlns:o="urn:schemas-microsoft-com:office:office" xmlns:v="urn:schemas-microsoft-com:vml" xmlns:w10="urn:schemas-microsoft-com:office:word" xmlns:w="http://schemas.openxmlformats.org/wordprocessingml/2006/main" xmlns:w14="http://schemas.microsoft.com/office/word/2010/wordml" xmlns:w15="http://schemas.microsoft.com/office/word/2012/wordml" xmlns:w16cei="http://schemas.microsoft.com/office/word/2026/wordml/cei" xmlns:w16cex="http://schemas.microsoft.com/office/word/2018/wordml/cex" xmlns:w16cid="http://schemas.microsoft.com/office/word/2016/wordml/cid" xmlns:w16="http://schemas.microsoft.com/office/word/2018/wordml" xmlns:w16sdtdh="http://schemas.microsoft.com/office/word/2020/wordml/sdtdatahash" xmlns:w16sdtfl="http://schemas.microsoft.com/office/word/2024/wordml/sdtformatlock" xmlns:w16se="http://schemas.microsoft.com/office/word/2015/wordml/symex" xmlns:w16du="http://schemas.microsoft.com/office/word/2023/wordml/word16du" xmlns:wne="http://schemas.microsoft.com/office/word/2006/wordml" mc:Ignorable="w14 w15 w16se w16cid w16 w16cex w16sdtdh w16sdtfl w16du wp14">
+<w:ftr xmlns:wpc="http://schemas.microsoft.com/office/word/2010/wordprocessingCanvas" xmlns:cx="http://schemas.microsoft.com/office/drawing/2014/chartex" xmlns:cx1="http://schemas.microsoft.com/office/drawing/2015/9/8/chartex" xmlns:cx2="http://schemas.microsoft.com/office/drawing/2015/10/21/chartex" xmlns:cx3="http://schemas.microsoft.com/office/drawing/2016/5/9/chartex" xmlns:cx4="http://schemas.microsoft.com/office/drawing/2016/5/10/chartex" xmlns:cx5="http://schemas.microsoft.com/office/drawing/2016/5/11/chartex" xmlns:cx6="http://schemas.microsoft.com/office/drawing/2016/5/12/chartex" xmlns:cx7="http://schemas.microsoft.com/office/drawing/2016/5/13/chartex" xmlns:cx8="http://schemas.microsoft.com/office/drawing/2016/5/14/chartex" xmlns:mc="http://schemas.openxmlformats.org/markup-compatibility/2006" xmlns:aink="http://schemas.microsoft.com/office/drawing/2016/ink" xmlns:am3d="http://schemas.microsoft.com/office/drawing/2017/model3d" xmlns:o="urn:schemas-microsoft-com:office:office" xmlns:r="http://schemas.openxmlformats.org/officeDocument/2006/relationships" xmlns:m="http://schemas.openxmlformats.org/officeDocument/2006/math" xmlns:v="urn:schemas-microsoft-com:vml" xmlns:wp14="http://schemas.microsoft.com/office/word/2010/wordprocessingDrawing" xmlns:wp="http://schemas.openxmlformats.org/drawingml/2006/wordprocessingDrawing" xmlns:w10="urn:schemas-microsoft-com:office:word" xmlns:w="http://schemas.openxmlformats.org/wordprocessingml/2006/main" xmlns:w14="http://schemas.microsoft.com/office/word/2010/wordml" xmlns:w15="http://schemas.microsoft.com/office/word/2012/wordml" xmlns:w16cex="http://schemas.microsoft.com/office/word/2018/wordml/cex" xmlns:w16cid="http://schemas.microsoft.com/office/word/2016/wordml/cid" xmlns:w16="http://schemas.microsoft.com/office/word/2018/wordml" xmlns:w16sdtdh="http://schemas.microsoft.com/office/word/2020/wordml/sdtdatahash" xmlns:w16se="http://schemas.microsoft.com/office/word/2015/wordml/symex" xmlns:wpg="http://schemas.microsoft.com/office/word/2010/wordprocessingGroup" xmlns:wpi="http://schemas.microsoft.com/office/word/2010/wordprocessingInk" xmlns:wne="http://schemas.microsoft.com/office/word/2006/wordml" xmlns:wps="http://schemas.microsoft.com/office/word/2010/wordprocessingShape" mc:Ignorable="w14 w15 w16se w16cid w16 w16cex w16sdtdh wp14">
   <w:sdt>
     <w:sdtPr>
       <w:id w:val="-1200853916"/>
@@ -3017,6 +4193,7 @@
         <w:docPartUnique/>
       </w:docPartObj>
     </w:sdtPr>
+    <w:sdtEndPr/>
     <w:sdtContent>
       <w:p>
         <w:pPr>
@@ -3038,14 +4215,7 @@
             <w:noProof/>
             <w:lang w:val="zh-CN"/>
           </w:rPr>
-          <w:t>II</w:t>
-        </w:r>
-        <w:r>
-          <w:rPr>
-            <w:noProof/>
-            <w:lang w:val="zh-CN"/>
-          </w:rPr>
-          <w:t>I</w:t>
+          <w:t>III</w:t>
         </w:r>
         <w:r>
           <w:fldChar w:fldCharType="end"/>
@@ -3057,7 +4227,7 @@
 </file>
 
 <file path=word/footer6.xml><?xml version="1.0" encoding="utf-8"?>
-<w:ftr xmlns:wpc="http://schemas.microsoft.com/office/word/2010/wordprocessingCanvas" xmlns:cx="http://schemas.microsoft.com/office/drawing/2014/chartex" xmlns:cx1="http://schemas.microsoft.com/office/drawing/2015/9/8/chartex" xmlns:cx2="http://schemas.microsoft.com/office/drawing/2015/10/21/chartex" xmlns:cx3="http://schemas.microsoft.com/office/drawing/2016/5/9/chartex" xmlns:cx4="http://schemas.microsoft.com/office/drawing/2016/5/10/chartex" xmlns:cx5="http://schemas.microsoft.com/office/drawing/2016/5/11/chartex" xmlns:cx6="http://schemas.microsoft.com/office/drawing/2016/5/12/chartex" xmlns:cx7="http://schemas.microsoft.com/office/drawing/2016/5/13/chartex" xmlns:cx8="http://schemas.microsoft.com/office/drawing/2016/5/14/chartex" xmlns:mc="http://schemas.openxmlformats.org/markup-compatibility/2006" xmlns:m="http://schemas.openxmlformats.org/officeDocument/2006/math" xmlns:aink="http://schemas.microsoft.com/office/drawing/2016/ink" xmlns:am3d="http://schemas.microsoft.com/office/drawing/2017/model3d" xmlns:oel="http://schemas.microsoft.com/office/2019/extlst" xmlns:r="http://schemas.openxmlformats.org/officeDocument/2006/relationships" xmlns:wp14="http://schemas.microsoft.com/office/word/2010/wordprocessingDrawing" xmlns:wp="http://schemas.openxmlformats.org/drawingml/2006/wordprocessingDrawing" xmlns:wpg="http://schemas.microsoft.com/office/word/2010/wordprocessingGroup" xmlns:wpi="http://schemas.microsoft.com/office/word/2010/wordprocessingInk" xmlns:wps="http://schemas.microsoft.com/office/word/2010/wordprocessingShape" xmlns:o="urn:schemas-microsoft-com:office:office" xmlns:v="urn:schemas-microsoft-com:vml" xmlns:w10="urn:schemas-microsoft-com:office:word" xmlns:w="http://schemas.openxmlformats.org/wordprocessingml/2006/main" xmlns:w14="http://schemas.microsoft.com/office/word/2010/wordml" xmlns:w15="http://schemas.microsoft.com/office/word/2012/wordml" xmlns:w16cei="http://schemas.microsoft.com/office/word/2026/wordml/cei" xmlns:w16cex="http://schemas.microsoft.com/office/word/2018/wordml/cex" xmlns:w16cid="http://schemas.microsoft.com/office/word/2016/wordml/cid" xmlns:w16="http://schemas.microsoft.com/office/word/2018/wordml" xmlns:w16sdtdh="http://schemas.microsoft.com/office/word/2020/wordml/sdtdatahash" xmlns:w16sdtfl="http://schemas.microsoft.com/office/word/2024/wordml/sdtformatlock" xmlns:w16se="http://schemas.microsoft.com/office/word/2015/wordml/symex" xmlns:w16du="http://schemas.microsoft.com/office/word/2023/wordml/word16du" xmlns:wne="http://schemas.microsoft.com/office/word/2006/wordml" mc:Ignorable="w14 w15 w16se w16cid w16 w16cex w16sdtdh w16sdtfl w16du wp14">
+<w:ftr xmlns:wpc="http://schemas.microsoft.com/office/word/2010/wordprocessingCanvas" xmlns:cx="http://schemas.microsoft.com/office/drawing/2014/chartex" xmlns:cx1="http://schemas.microsoft.com/office/drawing/2015/9/8/chartex" xmlns:cx2="http://schemas.microsoft.com/office/drawing/2015/10/21/chartex" xmlns:cx3="http://schemas.microsoft.com/office/drawing/2016/5/9/chartex" xmlns:cx4="http://schemas.microsoft.com/office/drawing/2016/5/10/chartex" xmlns:cx5="http://schemas.microsoft.com/office/drawing/2016/5/11/chartex" xmlns:cx6="http://schemas.microsoft.com/office/drawing/2016/5/12/chartex" xmlns:cx7="http://schemas.microsoft.com/office/drawing/2016/5/13/chartex" xmlns:cx8="http://schemas.microsoft.com/office/drawing/2016/5/14/chartex" xmlns:mc="http://schemas.openxmlformats.org/markup-compatibility/2006" xmlns:aink="http://schemas.microsoft.com/office/drawing/2016/ink" xmlns:am3d="http://schemas.microsoft.com/office/drawing/2017/model3d" xmlns:o="urn:schemas-microsoft-com:office:office" xmlns:r="http://schemas.openxmlformats.org/officeDocument/2006/relationships" xmlns:m="http://schemas.openxmlformats.org/officeDocument/2006/math" xmlns:v="urn:schemas-microsoft-com:vml" xmlns:wp14="http://schemas.microsoft.com/office/word/2010/wordprocessingDrawing" xmlns:wp="http://schemas.openxmlformats.org/drawingml/2006/wordprocessingDrawing" xmlns:w10="urn:schemas-microsoft-com:office:word" xmlns:w="http://schemas.openxmlformats.org/wordprocessingml/2006/main" xmlns:w14="http://schemas.microsoft.com/office/word/2010/wordml" xmlns:w15="http://schemas.microsoft.com/office/word/2012/wordml" xmlns:w16cex="http://schemas.microsoft.com/office/word/2018/wordml/cex" xmlns:w16cid="http://schemas.microsoft.com/office/word/2016/wordml/cid" xmlns:w16="http://schemas.microsoft.com/office/word/2018/wordml" xmlns:w16sdtdh="http://schemas.microsoft.com/office/word/2020/wordml/sdtdatahash" xmlns:w16se="http://schemas.microsoft.com/office/word/2015/wordml/symex" xmlns:wpg="http://schemas.microsoft.com/office/word/2010/wordprocessingGroup" xmlns:wpi="http://schemas.microsoft.com/office/word/2010/wordprocessingInk" xmlns:wne="http://schemas.microsoft.com/office/word/2006/wordml" xmlns:wps="http://schemas.microsoft.com/office/word/2010/wordprocessingShape" mc:Ignorable="w14 w15 w16se w16cid w16 w16cex w16sdtdh wp14">
   <w:sdt>
     <w:sdtPr>
       <w:id w:val="-1011670449"/>
@@ -3066,6 +4236,7 @@
         <w:docPartUnique/>
       </w:docPartObj>
     </w:sdtPr>
+    <w:sdtEndPr/>
     <w:sdtContent>
       <w:p>
         <w:pPr>
@@ -3086,14 +4257,7 @@
             <w:noProof/>
             <w:lang w:val="zh-CN"/>
           </w:rPr>
-          <w:t>11</w:t>
-        </w:r>
-        <w:r>
-          <w:rPr>
-            <w:noProof/>
-            <w:lang w:val="zh-CN"/>
-          </w:rPr>
-          <w:t>6</w:t>
+          <w:t>116</w:t>
         </w:r>
         <w:r>
           <w:fldChar w:fldCharType="end"/>
@@ -3105,7 +4269,7 @@
 </file>
 
 <file path=word/footer7.xml><?xml version="1.0" encoding="utf-8"?>
-<w:ftr xmlns:wpc="http://schemas.microsoft.com/office/word/2010/wordprocessingCanvas" xmlns:cx="http://schemas.microsoft.com/office/drawing/2014/chartex" xmlns:cx1="http://schemas.microsoft.com/office/drawing/2015/9/8/chartex" xmlns:cx2="http://schemas.microsoft.com/office/drawing/2015/10/21/chartex" xmlns:cx3="http://schemas.microsoft.com/office/drawing/2016/5/9/chartex" xmlns:cx4="http://schemas.microsoft.com/office/drawing/2016/5/10/chartex" xmlns:cx5="http://schemas.microsoft.com/office/drawing/2016/5/11/chartex" xmlns:cx6="http://schemas.microsoft.com/office/drawing/2016/5/12/chartex" xmlns:cx7="http://schemas.microsoft.com/office/drawing/2016/5/13/chartex" xmlns:cx8="http://schemas.microsoft.com/office/drawing/2016/5/14/chartex" xmlns:mc="http://schemas.openxmlformats.org/markup-compatibility/2006" xmlns:m="http://schemas.openxmlformats.org/officeDocument/2006/math" xmlns:aink="http://schemas.microsoft.com/office/drawing/2016/ink" xmlns:am3d="http://schemas.microsoft.com/office/drawing/2017/model3d" xmlns:oel="http://schemas.microsoft.com/office/2019/extlst" xmlns:r="http://schemas.openxmlformats.org/officeDocument/2006/relationships" xmlns:wp14="http://schemas.microsoft.com/office/word/2010/wordprocessingDrawing" xmlns:wp="http://schemas.openxmlformats.org/drawingml/2006/wordprocessingDrawing" xmlns:wpg="http://schemas.microsoft.com/office/word/2010/wordprocessingGroup" xmlns:wpi="http://schemas.microsoft.com/office/word/2010/wordprocessingInk" xmlns:wps="http://schemas.microsoft.com/office/word/2010/wordprocessingShape" xmlns:o="urn:schemas-microsoft-com:office:office" xmlns:v="urn:schemas-microsoft-com:vml" xmlns:w10="urn:schemas-microsoft-com:office:word" xmlns:w="http://schemas.openxmlformats.org/wordprocessingml/2006/main" xmlns:w14="http://schemas.microsoft.com/office/word/2010/wordml" xmlns:w15="http://schemas.microsoft.com/office/word/2012/wordml" xmlns:w16cei="http://schemas.microsoft.com/office/word/2026/wordml/cei" xmlns:w16cex="http://schemas.microsoft.com/office/word/2018/wordml/cex" xmlns:w16cid="http://schemas.microsoft.com/office/word/2016/wordml/cid" xmlns:w16="http://schemas.microsoft.com/office/word/2018/wordml" xmlns:w16sdtdh="http://schemas.microsoft.com/office/word/2020/wordml/sdtdatahash" xmlns:w16sdtfl="http://schemas.microsoft.com/office/word/2024/wordml/sdtformatlock" xmlns:w16se="http://schemas.microsoft.com/office/word/2015/wordml/symex" xmlns:w16du="http://schemas.microsoft.com/office/word/2023/wordml/word16du" xmlns:wne="http://schemas.microsoft.com/office/word/2006/wordml" mc:Ignorable="w14 w15 w16se w16cid w16 w16cex w16sdtdh w16sdtfl w16du wp14">
+<w:ftr xmlns:wpc="http://schemas.microsoft.com/office/word/2010/wordprocessingCanvas" xmlns:cx="http://schemas.microsoft.com/office/drawing/2014/chartex" xmlns:cx1="http://schemas.microsoft.com/office/drawing/2015/9/8/chartex" xmlns:cx2="http://schemas.microsoft.com/office/drawing/2015/10/21/chartex" xmlns:cx3="http://schemas.microsoft.com/office/drawing/2016/5/9/chartex" xmlns:cx4="http://schemas.microsoft.com/office/drawing/2016/5/10/chartex" xmlns:cx5="http://schemas.microsoft.com/office/drawing/2016/5/11/chartex" xmlns:cx6="http://schemas.microsoft.com/office/drawing/2016/5/12/chartex" xmlns:cx7="http://schemas.microsoft.com/office/drawing/2016/5/13/chartex" xmlns:cx8="http://schemas.microsoft.com/office/drawing/2016/5/14/chartex" xmlns:mc="http://schemas.openxmlformats.org/markup-compatibility/2006" xmlns:aink="http://schemas.microsoft.com/office/drawing/2016/ink" xmlns:am3d="http://schemas.microsoft.com/office/drawing/2017/model3d" xmlns:o="urn:schemas-microsoft-com:office:office" xmlns:r="http://schemas.openxmlformats.org/officeDocument/2006/relationships" xmlns:m="http://schemas.openxmlformats.org/officeDocument/2006/math" xmlns:v="urn:schemas-microsoft-com:vml" xmlns:wp14="http://schemas.microsoft.com/office/word/2010/wordprocessingDrawing" xmlns:wp="http://schemas.openxmlformats.org/drawingml/2006/wordprocessingDrawing" xmlns:w10="urn:schemas-microsoft-com:office:word" xmlns:w="http://schemas.openxmlformats.org/wordprocessingml/2006/main" xmlns:w14="http://schemas.microsoft.com/office/word/2010/wordml" xmlns:w15="http://schemas.microsoft.com/office/word/2012/wordml" xmlns:w16cex="http://schemas.microsoft.com/office/word/2018/wordml/cex" xmlns:w16cid="http://schemas.microsoft.com/office/word/2016/wordml/cid" xmlns:w16="http://schemas.microsoft.com/office/word/2018/wordml" xmlns:w16sdtdh="http://schemas.microsoft.com/office/word/2020/wordml/sdtdatahash" xmlns:w16se="http://schemas.microsoft.com/office/word/2015/wordml/symex" xmlns:wpg="http://schemas.microsoft.com/office/word/2010/wordprocessingGroup" xmlns:wpi="http://schemas.microsoft.com/office/word/2010/wordprocessingInk" xmlns:wne="http://schemas.microsoft.com/office/word/2006/wordml" xmlns:wps="http://schemas.microsoft.com/office/word/2010/wordprocessingShape" mc:Ignorable="w14 w15 w16se w16cid w16 w16cex w16sdtdh wp14">
   <w:sdt>
     <w:sdtPr>
       <w:id w:val="-153676241"/>
@@ -3114,6 +4278,7 @@
         <w:docPartUnique/>
       </w:docPartObj>
     </w:sdtPr>
+    <w:sdtEndPr/>
     <w:sdtContent>
       <w:p>
         <w:pPr>
@@ -3135,14 +4300,7 @@
             <w:noProof/>
             <w:lang w:val="zh-CN"/>
           </w:rPr>
-          <w:t>II</w:t>
-        </w:r>
-        <w:r>
-          <w:rPr>
-            <w:noProof/>
-            <w:lang w:val="zh-CN"/>
-          </w:rPr>
-          <w:t>I</w:t>
+          <w:t>III</w:t>
         </w:r>
         <w:r>
           <w:fldChar w:fldCharType="end"/>
@@ -3154,7 +4312,7 @@
 </file>
 
 <file path=word/footer8.xml><?xml version="1.0" encoding="utf-8"?>
-<w:ftr xmlns:wpc="http://schemas.microsoft.com/office/word/2010/wordprocessingCanvas" xmlns:cx="http://schemas.microsoft.com/office/drawing/2014/chartex" xmlns:cx1="http://schemas.microsoft.com/office/drawing/2015/9/8/chartex" xmlns:cx2="http://schemas.microsoft.com/office/drawing/2015/10/21/chartex" xmlns:cx3="http://schemas.microsoft.com/office/drawing/2016/5/9/chartex" xmlns:cx4="http://schemas.microsoft.com/office/drawing/2016/5/10/chartex" xmlns:cx5="http://schemas.microsoft.com/office/drawing/2016/5/11/chartex" xmlns:cx6="http://schemas.microsoft.com/office/drawing/2016/5/12/chartex" xmlns:cx7="http://schemas.microsoft.com/office/drawing/2016/5/13/chartex" xmlns:cx8="http://schemas.microsoft.com/office/drawing/2016/5/14/chartex" xmlns:mc="http://schemas.openxmlformats.org/markup-compatibility/2006" xmlns:m="http://schemas.openxmlformats.org/officeDocument/2006/math" xmlns:aink="http://schemas.microsoft.com/office/drawing/2016/ink" xmlns:am3d="http://schemas.microsoft.com/office/drawing/2017/model3d" xmlns:oel="http://schemas.microsoft.com/office/2019/extlst" xmlns:r="http://schemas.openxmlformats.org/officeDocument/2006/relationships" xmlns:wp14="http://schemas.microsoft.com/office/word/2010/wordprocessingDrawing" xmlns:wp="http://schemas.openxmlformats.org/drawingml/2006/wordprocessingDrawing" xmlns:wpg="http://schemas.microsoft.com/office/word/2010/wordprocessingGroup" xmlns:wpi="http://schemas.microsoft.com/office/word/2010/wordprocessingInk" xmlns:wps="http://schemas.microsoft.com/office/word/2010/wordprocessingShape" xmlns:o="urn:schemas-microsoft-com:office:office" xmlns:v="urn:schemas-microsoft-com:vml" xmlns:w10="urn:schemas-microsoft-com:office:word" xmlns:w="http://schemas.openxmlformats.org/wordprocessingml/2006/main" xmlns:w14="http://schemas.microsoft.com/office/word/2010/wordml" xmlns:w15="http://schemas.microsoft.com/office/word/2012/wordml" xmlns:w16cei="http://schemas.microsoft.com/office/word/2026/wordml/cei" xmlns:w16cex="http://schemas.microsoft.com/office/word/2018/wordml/cex" xmlns:w16cid="http://schemas.microsoft.com/office/word/2016/wordml/cid" xmlns:w16="http://schemas.microsoft.com/office/word/2018/wordml" xmlns:w16sdtdh="http://schemas.microsoft.com/office/word/2020/wordml/sdtdatahash" xmlns:w16sdtfl="http://schemas.microsoft.com/office/word/2024/wordml/sdtformatlock" xmlns:w16se="http://schemas.microsoft.com/office/word/2015/wordml/symex" xmlns:w16du="http://schemas.microsoft.com/office/word/2023/wordml/word16du" xmlns:wne="http://schemas.microsoft.com/office/word/2006/wordml" mc:Ignorable="w14 w15 w16se w16cid w16 w16cex w16sdtdh w16sdtfl w16du wp14">
+<w:ftr xmlns:wpc="http://schemas.microsoft.com/office/word/2010/wordprocessingCanvas" xmlns:cx="http://schemas.microsoft.com/office/drawing/2014/chartex" xmlns:cx1="http://schemas.microsoft.com/office/drawing/2015/9/8/chartex" xmlns:cx2="http://schemas.microsoft.com/office/drawing/2015/10/21/chartex" xmlns:cx3="http://schemas.microsoft.com/office/drawing/2016/5/9/chartex" xmlns:cx4="http://schemas.microsoft.com/office/drawing/2016/5/10/chartex" xmlns:cx5="http://schemas.microsoft.com/office/drawing/2016/5/11/chartex" xmlns:cx6="http://schemas.microsoft.com/office/drawing/2016/5/12/chartex" xmlns:cx7="http://schemas.microsoft.com/office/drawing/2016/5/13/chartex" xmlns:cx8="http://schemas.microsoft.com/office/drawing/2016/5/14/chartex" xmlns:mc="http://schemas.openxmlformats.org/markup-compatibility/2006" xmlns:aink="http://schemas.microsoft.com/office/drawing/2016/ink" xmlns:am3d="http://schemas.microsoft.com/office/drawing/2017/model3d" xmlns:o="urn:schemas-microsoft-com:office:office" xmlns:r="http://schemas.openxmlformats.org/officeDocument/2006/relationships" xmlns:m="http://schemas.openxmlformats.org/officeDocument/2006/math" xmlns:v="urn:schemas-microsoft-com:vml" xmlns:wp14="http://schemas.microsoft.com/office/word/2010/wordprocessingDrawing" xmlns:wp="http://schemas.openxmlformats.org/drawingml/2006/wordprocessingDrawing" xmlns:w10="urn:schemas-microsoft-com:office:word" xmlns:w="http://schemas.openxmlformats.org/wordprocessingml/2006/main" xmlns:w14="http://schemas.microsoft.com/office/word/2010/wordml" xmlns:w15="http://schemas.microsoft.com/office/word/2012/wordml" xmlns:w16cex="http://schemas.microsoft.com/office/word/2018/wordml/cex" xmlns:w16cid="http://schemas.microsoft.com/office/word/2016/wordml/cid" xmlns:w16="http://schemas.microsoft.com/office/word/2018/wordml" xmlns:w16sdtdh="http://schemas.microsoft.com/office/word/2020/wordml/sdtdatahash" xmlns:w16se="http://schemas.microsoft.com/office/word/2015/wordml/symex" xmlns:wpg="http://schemas.microsoft.com/office/word/2010/wordprocessingGroup" xmlns:wpi="http://schemas.microsoft.com/office/word/2010/wordprocessingInk" xmlns:wne="http://schemas.microsoft.com/office/word/2006/wordml" xmlns:wps="http://schemas.microsoft.com/office/word/2010/wordprocessingShape" mc:Ignorable="w14 w15 w16se w16cid w16 w16cex w16sdtdh wp14">
   <w:sdt>
     <w:sdtPr>
       <w:id w:val="-1431655668"/>
@@ -3163,6 +4321,7 @@
         <w:docPartUnique/>
       </w:docPartObj>
     </w:sdtPr>
+    <w:sdtEndPr/>
     <w:sdtContent>
       <w:p>
         <w:pPr>
@@ -3183,14 +4342,7 @@
             <w:noProof/>
             <w:lang w:val="zh-CN"/>
           </w:rPr>
-          <w:t>12</w:t>
-        </w:r>
-        <w:r>
-          <w:rPr>
-            <w:noProof/>
-            <w:lang w:val="zh-CN"/>
-          </w:rPr>
-          <w:t>5</w:t>
+          <w:t>125</w:t>
         </w:r>
         <w:r>
           <w:fldChar w:fldCharType="end"/>
@@ -3202,7 +4354,7 @@
 </file>
 
 <file path=word/footnotes.xml><?xml version="1.0" encoding="utf-8"?>
-<w:footnotes xmlns:wpc="http://schemas.microsoft.com/office/word/2010/wordprocessingCanvas" xmlns:cx="http://schemas.microsoft.com/office/drawing/2014/chartex" xmlns:cx1="http://schemas.microsoft.com/office/drawing/2015/9/8/chartex" xmlns:cx2="http://schemas.microsoft.com/office/drawing/2015/10/21/chartex" xmlns:cx3="http://schemas.microsoft.com/office/drawing/2016/5/9/chartex" xmlns:cx4="http://schemas.microsoft.com/office/drawing/2016/5/10/chartex" xmlns:cx5="http://schemas.microsoft.com/office/drawing/2016/5/11/chartex" xmlns:cx6="http://schemas.microsoft.com/office/drawing/2016/5/12/chartex" xmlns:cx7="http://schemas.microsoft.com/office/drawing/2016/5/13/chartex" xmlns:cx8="http://schemas.microsoft.com/office/drawing/2016/5/14/chartex" xmlns:mc="http://schemas.openxmlformats.org/markup-compatibility/2006" xmlns:m="http://schemas.openxmlformats.org/officeDocument/2006/math" xmlns:aink="http://schemas.microsoft.com/office/drawing/2016/ink" xmlns:am3d="http://schemas.microsoft.com/office/drawing/2017/model3d" xmlns:oel="http://schemas.microsoft.com/office/2019/extlst" xmlns:r="http://schemas.openxmlformats.org/officeDocument/2006/relationships" xmlns:wp14="http://schemas.microsoft.com/office/word/2010/wordprocessingDrawing" xmlns:wp="http://schemas.openxmlformats.org/drawingml/2006/wordprocessingDrawing" xmlns:wpg="http://schemas.microsoft.com/office/word/2010/wordprocessingGroup" xmlns:wpi="http://schemas.microsoft.com/office/word/2010/wordprocessingInk" xmlns:wps="http://schemas.microsoft.com/office/word/2010/wordprocessingShape" xmlns:o="urn:schemas-microsoft-com:office:office" xmlns:v="urn:schemas-microsoft-com:vml" xmlns:w10="urn:schemas-microsoft-com:office:word" xmlns:w="http://schemas.openxmlformats.org/wordprocessingml/2006/main" xmlns:w14="http://schemas.microsoft.com/office/word/2010/wordml" xmlns:w15="http://schemas.microsoft.com/office/word/2012/wordml" xmlns:w16cei="http://schemas.microsoft.com/office/word/2026/wordml/cei" xmlns:w16cex="http://schemas.microsoft.com/office/word/2018/wordml/cex" xmlns:w16cid="http://schemas.microsoft.com/office/word/2016/wordml/cid" xmlns:w16="http://schemas.microsoft.com/office/word/2018/wordml" xmlns:w16sdtdh="http://schemas.microsoft.com/office/word/2020/wordml/sdtdatahash" xmlns:w16sdtfl="http://schemas.microsoft.com/office/word/2024/wordml/sdtformatlock" xmlns:w16se="http://schemas.microsoft.com/office/word/2015/wordml/symex" xmlns:w16du="http://schemas.microsoft.com/office/word/2023/wordml/word16du" xmlns:wne="http://schemas.microsoft.com/office/word/2006/wordml" mc:Ignorable="w14 w15 w16se w16cid w16 w16cex w16sdtdh w16sdtfl w16du wp14">
+<w:footnotes xmlns:wpc="http://schemas.microsoft.com/office/word/2010/wordprocessingCanvas" xmlns:cx="http://schemas.microsoft.com/office/drawing/2014/chartex" xmlns:cx1="http://schemas.microsoft.com/office/drawing/2015/9/8/chartex" xmlns:cx2="http://schemas.microsoft.com/office/drawing/2015/10/21/chartex" xmlns:cx3="http://schemas.microsoft.com/office/drawing/2016/5/9/chartex" xmlns:cx4="http://schemas.microsoft.com/office/drawing/2016/5/10/chartex" xmlns:cx5="http://schemas.microsoft.com/office/drawing/2016/5/11/chartex" xmlns:cx6="http://schemas.microsoft.com/office/drawing/2016/5/12/chartex" xmlns:cx7="http://schemas.microsoft.com/office/drawing/2016/5/13/chartex" xmlns:cx8="http://schemas.microsoft.com/office/drawing/2016/5/14/chartex" xmlns:mc="http://schemas.openxmlformats.org/markup-compatibility/2006" xmlns:aink="http://schemas.microsoft.com/office/drawing/2016/ink" xmlns:am3d="http://schemas.microsoft.com/office/drawing/2017/model3d" xmlns:o="urn:schemas-microsoft-com:office:office" xmlns:r="http://schemas.openxmlformats.org/officeDocument/2006/relationships" xmlns:m="http://schemas.openxmlformats.org/officeDocument/2006/math" xmlns:v="urn:schemas-microsoft-com:vml" xmlns:wp14="http://schemas.microsoft.com/office/word/2010/wordprocessingDrawing" xmlns:wp="http://schemas.openxmlformats.org/drawingml/2006/wordprocessingDrawing" xmlns:w10="urn:schemas-microsoft-com:office:word" xmlns:w="http://schemas.openxmlformats.org/wordprocessingml/2006/main" xmlns:w14="http://schemas.microsoft.com/office/word/2010/wordml" xmlns:w15="http://schemas.microsoft.com/office/word/2012/wordml" xmlns:w16cex="http://schemas.microsoft.com/office/word/2018/wordml/cex" xmlns:w16cid="http://schemas.microsoft.com/office/word/2016/wordml/cid" xmlns:w16="http://schemas.microsoft.com/office/word/2018/wordml" xmlns:w16sdtdh="http://schemas.microsoft.com/office/word/2020/wordml/sdtdatahash" xmlns:w16se="http://schemas.microsoft.com/office/word/2015/wordml/symex" xmlns:wpg="http://schemas.microsoft.com/office/word/2010/wordprocessingGroup" xmlns:wpi="http://schemas.microsoft.com/office/word/2010/wordprocessingInk" xmlns:wne="http://schemas.microsoft.com/office/word/2006/wordml" xmlns:wps="http://schemas.microsoft.com/office/word/2010/wordprocessingShape" mc:Ignorable="w14 w15 w16se w16cid w16 w16cex w16sdtdh wp14">
   <w:footnote w:type="separator" w:id="-1">
     <w:p>
       <w:pPr>
@@ -3230,13 +4382,37 @@
         <w:pStyle w:val="ab"/>
         <w:ind w:firstLine="360"/>
       </w:pPr>
+    </w:p>
+  </w:footnote>
+  <w:footnote w:id="2">
+    <w:p>
+      <w:pPr>
+        <w:pStyle w:val="af"/>
+        <w:ind w:firstLine="360"/>
+      </w:pPr>
+      <w:r>
+        <w:rPr>
+          <w:rStyle w:val="af1"/>
+          <w:vertAlign w:val="baseline"/>
+        </w:rPr>
+        <w:footnoteRef/>
+      </w:r>
+      <w:r>
+        <w:t xml:space="preserve"> </w:t>
+      </w:r>
+      <w:r>
+        <w:rPr>
+          <w:rFonts w:hint="eastAsia"/>
+        </w:rPr>
+        <w:t>参与实名评审的博士论文需要附加此页，参与匿名评审的博士论文无需附加此页，以实际教务要求为准。</w:t>
+      </w:r>
     </w:p>
   </w:footnote>
 </w:footnotes>
 </file>
 
 <file path=word/header1.xml><?xml version="1.0" encoding="utf-8"?>
-<w:hdr xmlns:wpc="http://schemas.microsoft.com/office/word/2010/wordprocessingCanvas" xmlns:cx="http://schemas.microsoft.com/office/drawing/2014/chartex" xmlns:cx1="http://schemas.microsoft.com/office/drawing/2015/9/8/chartex" xmlns:cx2="http://schemas.microsoft.com/office/drawing/2015/10/21/chartex" xmlns:cx3="http://schemas.microsoft.com/office/drawing/2016/5/9/chartex" xmlns:cx4="http://schemas.microsoft.com/office/drawing/2016/5/10/chartex" xmlns:cx5="http://schemas.microsoft.com/office/drawing/2016/5/11/chartex" xmlns:cx6="http://schemas.microsoft.com/office/drawing/2016/5/12/chartex" xmlns:cx7="http://schemas.microsoft.com/office/drawing/2016/5/13/chartex" xmlns:cx8="http://schemas.microsoft.com/office/drawing/2016/5/14/chartex" xmlns:mc="http://schemas.openxmlformats.org/markup-compatibility/2006" xmlns:m="http://schemas.openxmlformats.org/officeDocument/2006/math" xmlns:aink="http://schemas.microsoft.com/office/drawing/2016/ink" xmlns:am3d="http://schemas.microsoft.com/office/drawing/2017/model3d" xmlns:oel="http://schemas.microsoft.com/office/2019/extlst" xmlns:r="http://schemas.openxmlformats.org/officeDocument/2006/relationships" xmlns:wp14="http://schemas.microsoft.com/office/word/2010/wordprocessingDrawing" xmlns:wp="http://schemas.openxmlformats.org/drawingml/2006/wordprocessingDrawing" xmlns:wpg="http://schemas.microsoft.com/office/word/2010/wordprocessingGroup" xmlns:wpi="http://schemas.microsoft.com/office/word/2010/wordprocessingInk" xmlns:wps="http://schemas.microsoft.com/office/word/2010/wordprocessingShape" xmlns:o="urn:schemas-microsoft-com:office:office" xmlns:v="urn:schemas-microsoft-com:vml" xmlns:w10="urn:schemas-microsoft-com:office:word" xmlns:w="http://schemas.openxmlformats.org/wordprocessingml/2006/main" xmlns:w14="http://schemas.microsoft.com/office/word/2010/wordml" xmlns:w15="http://schemas.microsoft.com/office/word/2012/wordml" xmlns:w16cei="http://schemas.microsoft.com/office/word/2026/wordml/cei" xmlns:w16cex="http://schemas.microsoft.com/office/word/2018/wordml/cex" xmlns:w16cid="http://schemas.microsoft.com/office/word/2016/wordml/cid" xmlns:w16="http://schemas.microsoft.com/office/word/2018/wordml" xmlns:w16sdtdh="http://schemas.microsoft.com/office/word/2020/wordml/sdtdatahash" xmlns:w16sdtfl="http://schemas.microsoft.com/office/word/2024/wordml/sdtformatlock" xmlns:w16se="http://schemas.microsoft.com/office/word/2015/wordml/symex" xmlns:w16du="http://schemas.microsoft.com/office/word/2023/wordml/word16du" xmlns:wne="http://schemas.microsoft.com/office/word/2006/wordml" mc:Ignorable="w14 w15 w16se w16cid w16 w16cex w16sdtdh w16sdtfl w16du wp14">
+<w:hdr xmlns:wpc="http://schemas.microsoft.com/office/word/2010/wordprocessingCanvas" xmlns:cx="http://schemas.microsoft.com/office/drawing/2014/chartex" xmlns:cx1="http://schemas.microsoft.com/office/drawing/2015/9/8/chartex" xmlns:cx2="http://schemas.microsoft.com/office/drawing/2015/10/21/chartex" xmlns:cx3="http://schemas.microsoft.com/office/drawing/2016/5/9/chartex" xmlns:cx4="http://schemas.microsoft.com/office/drawing/2016/5/10/chartex" xmlns:cx5="http://schemas.microsoft.com/office/drawing/2016/5/11/chartex" xmlns:cx6="http://schemas.microsoft.com/office/drawing/2016/5/12/chartex" xmlns:cx7="http://schemas.microsoft.com/office/drawing/2016/5/13/chartex" xmlns:cx8="http://schemas.microsoft.com/office/drawing/2016/5/14/chartex" xmlns:mc="http://schemas.openxmlformats.org/markup-compatibility/2006" xmlns:aink="http://schemas.microsoft.com/office/drawing/2016/ink" xmlns:am3d="http://schemas.microsoft.com/office/drawing/2017/model3d" xmlns:o="urn:schemas-microsoft-com:office:office" xmlns:r="http://schemas.openxmlformats.org/officeDocument/2006/relationships" xmlns:m="http://schemas.openxmlformats.org/officeDocument/2006/math" xmlns:v="urn:schemas-microsoft-com:vml" xmlns:wp14="http://schemas.microsoft.com/office/word/2010/wordprocessingDrawing" xmlns:wp="http://schemas.openxmlformats.org/drawingml/2006/wordprocessingDrawing" xmlns:w10="urn:schemas-microsoft-com:office:word" xmlns:w="http://schemas.openxmlformats.org/wordprocessingml/2006/main" xmlns:w14="http://schemas.microsoft.com/office/word/2010/wordml" xmlns:w15="http://schemas.microsoft.com/office/word/2012/wordml" xmlns:w16cex="http://schemas.microsoft.com/office/word/2018/wordml/cex" xmlns:w16cid="http://schemas.microsoft.com/office/word/2016/wordml/cid" xmlns:w16="http://schemas.microsoft.com/office/word/2018/wordml" xmlns:w16sdtdh="http://schemas.microsoft.com/office/word/2020/wordml/sdtdatahash" xmlns:w16se="http://schemas.microsoft.com/office/word/2015/wordml/symex" xmlns:wpg="http://schemas.microsoft.com/office/word/2010/wordprocessingGroup" xmlns:wpi="http://schemas.microsoft.com/office/word/2010/wordprocessingInk" xmlns:wne="http://schemas.microsoft.com/office/word/2006/wordml" xmlns:wps="http://schemas.microsoft.com/office/word/2010/wordprocessingShape" mc:Ignorable="w14 w15 w16se w16cid w16 w16cex w16sdtdh wp14">
   <w:p>
     <w:pPr>
       <w:pStyle w:val="a9"/>
@@ -3250,7 +4426,7 @@
 </file>
 
 <file path=word/header2.xml><?xml version="1.0" encoding="utf-8"?>
-<w:hdr xmlns:wpc="http://schemas.microsoft.com/office/word/2010/wordprocessingCanvas" xmlns:cx="http://schemas.microsoft.com/office/drawing/2014/chartex" xmlns:cx1="http://schemas.microsoft.com/office/drawing/2015/9/8/chartex" xmlns:cx2="http://schemas.microsoft.com/office/drawing/2015/10/21/chartex" xmlns:cx3="http://schemas.microsoft.com/office/drawing/2016/5/9/chartex" xmlns:cx4="http://schemas.microsoft.com/office/drawing/2016/5/10/chartex" xmlns:cx5="http://schemas.microsoft.com/office/drawing/2016/5/11/chartex" xmlns:cx6="http://schemas.microsoft.com/office/drawing/2016/5/12/chartex" xmlns:cx7="http://schemas.microsoft.com/office/drawing/2016/5/13/chartex" xmlns:cx8="http://schemas.microsoft.com/office/drawing/2016/5/14/chartex" xmlns:mc="http://schemas.openxmlformats.org/markup-compatibility/2006" xmlns:m="http://schemas.openxmlformats.org/officeDocument/2006/math" xmlns:aink="http://schemas.microsoft.com/office/drawing/2016/ink" xmlns:am3d="http://schemas.microsoft.com/office/drawing/2017/model3d" xmlns:oel="http://schemas.microsoft.com/office/2019/extlst" xmlns:r="http://schemas.openxmlformats.org/officeDocument/2006/relationships" xmlns:wp14="http://schemas.microsoft.com/office/word/2010/wordprocessingDrawing" xmlns:wp="http://schemas.openxmlformats.org/drawingml/2006/wordprocessingDrawing" xmlns:wpg="http://schemas.microsoft.com/office/word/2010/wordprocessingGroup" xmlns:wpi="http://schemas.microsoft.com/office/word/2010/wordprocessingInk" xmlns:wps="http://schemas.microsoft.com/office/word/2010/wordprocessingShape" xmlns:o="urn:schemas-microsoft-com:office:office" xmlns:v="urn:schemas-microsoft-com:vml" xmlns:w10="urn:schemas-microsoft-com:office:word" xmlns:w="http://schemas.openxmlformats.org/wordprocessingml/2006/main" xmlns:w14="http://schemas.microsoft.com/office/word/2010/wordml" xmlns:w15="http://schemas.microsoft.com/office/word/2012/wordml" xmlns:w16cei="http://schemas.microsoft.com/office/word/2026/wordml/cei" xmlns:w16cex="http://schemas.microsoft.com/office/word/2018/wordml/cex" xmlns:w16cid="http://schemas.microsoft.com/office/word/2016/wordml/cid" xmlns:w16="http://schemas.microsoft.com/office/word/2018/wordml" xmlns:w16sdtdh="http://schemas.microsoft.com/office/word/2020/wordml/sdtdatahash" xmlns:w16sdtfl="http://schemas.microsoft.com/office/word/2024/wordml/sdtformatlock" xmlns:w16se="http://schemas.microsoft.com/office/word/2015/wordml/symex" xmlns:w16du="http://schemas.microsoft.com/office/word/2023/wordml/word16du" xmlns:wne="http://schemas.microsoft.com/office/word/2006/wordml" mc:Ignorable="w14 w15 w16se w16cid w16 w16cex w16sdtdh w16sdtfl w16du wp14">
+<w:hdr xmlns:wpc="http://schemas.microsoft.com/office/word/2010/wordprocessingCanvas" xmlns:cx="http://schemas.microsoft.com/office/drawing/2014/chartex" xmlns:cx1="http://schemas.microsoft.com/office/drawing/2015/9/8/chartex" xmlns:cx2="http://schemas.microsoft.com/office/drawing/2015/10/21/chartex" xmlns:cx3="http://schemas.microsoft.com/office/drawing/2016/5/9/chartex" xmlns:cx4="http://schemas.microsoft.com/office/drawing/2016/5/10/chartex" xmlns:cx5="http://schemas.microsoft.com/office/drawing/2016/5/11/chartex" xmlns:cx6="http://schemas.microsoft.com/office/drawing/2016/5/12/chartex" xmlns:cx7="http://schemas.microsoft.com/office/drawing/2016/5/13/chartex" xmlns:cx8="http://schemas.microsoft.com/office/drawing/2016/5/14/chartex" xmlns:mc="http://schemas.openxmlformats.org/markup-compatibility/2006" xmlns:aink="http://schemas.microsoft.com/office/drawing/2016/ink" xmlns:am3d="http://schemas.microsoft.com/office/drawing/2017/model3d" xmlns:o="urn:schemas-microsoft-com:office:office" xmlns:r="http://schemas.openxmlformats.org/officeDocument/2006/relationships" xmlns:m="http://schemas.openxmlformats.org/officeDocument/2006/math" xmlns:v="urn:schemas-microsoft-com:vml" xmlns:wp14="http://schemas.microsoft.com/office/word/2010/wordprocessingDrawing" xmlns:wp="http://schemas.openxmlformats.org/drawingml/2006/wordprocessingDrawing" xmlns:w10="urn:schemas-microsoft-com:office:word" xmlns:w="http://schemas.openxmlformats.org/wordprocessingml/2006/main" xmlns:w14="http://schemas.microsoft.com/office/word/2010/wordml" xmlns:w15="http://schemas.microsoft.com/office/word/2012/wordml" xmlns:w16cex="http://schemas.microsoft.com/office/word/2018/wordml/cex" xmlns:w16cid="http://schemas.microsoft.com/office/word/2016/wordml/cid" xmlns:w16="http://schemas.microsoft.com/office/word/2018/wordml" xmlns:w16sdtdh="http://schemas.microsoft.com/office/word/2020/wordml/sdtdatahash" xmlns:w16se="http://schemas.microsoft.com/office/word/2015/wordml/symex" xmlns:wpg="http://schemas.microsoft.com/office/word/2010/wordprocessingGroup" xmlns:wpi="http://schemas.microsoft.com/office/word/2010/wordprocessingInk" xmlns:wne="http://schemas.microsoft.com/office/word/2006/wordml" xmlns:wps="http://schemas.microsoft.com/office/word/2010/wordprocessingShape" mc:Ignorable="w14 w15 w16se w16cid w16 w16cex w16sdtdh wp14">
   <w:p>
     <w:pPr>
       <w:pStyle w:val="a9"/>
@@ -3264,7 +4440,7 @@
 </file>
 
 <file path=word/header3.xml><?xml version="1.0" encoding="utf-8"?>
-<w:hdr xmlns:wpc="http://schemas.microsoft.com/office/word/2010/wordprocessingCanvas" xmlns:cx="http://schemas.microsoft.com/office/drawing/2014/chartex" xmlns:cx1="http://schemas.microsoft.com/office/drawing/2015/9/8/chartex" xmlns:cx2="http://schemas.microsoft.com/office/drawing/2015/10/21/chartex" xmlns:cx3="http://schemas.microsoft.com/office/drawing/2016/5/9/chartex" xmlns:cx4="http://schemas.microsoft.com/office/drawing/2016/5/10/chartex" xmlns:cx5="http://schemas.microsoft.com/office/drawing/2016/5/11/chartex" xmlns:cx6="http://schemas.microsoft.com/office/drawing/2016/5/12/chartex" xmlns:cx7="http://schemas.microsoft.com/office/drawing/2016/5/13/chartex" xmlns:cx8="http://schemas.microsoft.com/office/drawing/2016/5/14/chartex" xmlns:mc="http://schemas.openxmlformats.org/markup-compatibility/2006" xmlns:m="http://schemas.openxmlformats.org/officeDocument/2006/math" xmlns:aink="http://schemas.microsoft.com/office/drawing/2016/ink" xmlns:am3d="http://schemas.microsoft.com/office/drawing/2017/model3d" xmlns:oel="http://schemas.microsoft.com/office/2019/extlst" xmlns:r="http://schemas.openxmlformats.org/officeDocument/2006/relationships" xmlns:wp14="http://schemas.microsoft.com/office/word/2010/wordprocessingDrawing" xmlns:wp="http://schemas.openxmlformats.org/drawingml/2006/wordprocessingDrawing" xmlns:wpg="http://schemas.microsoft.com/office/word/2010/wordprocessingGroup" xmlns:wpi="http://schemas.microsoft.com/office/word/2010/wordprocessingInk" xmlns:wps="http://schemas.microsoft.com/office/word/2010/wordprocessingShape" xmlns:o="urn:schemas-microsoft-com:office:office" xmlns:v="urn:schemas-microsoft-com:vml" xmlns:w10="urn:schemas-microsoft-com:office:word" xmlns:w="http://schemas.openxmlformats.org/wordprocessingml/2006/main" xmlns:w14="http://schemas.microsoft.com/office/word/2010/wordml" xmlns:w15="http://schemas.microsoft.com/office/word/2012/wordml" xmlns:w16cei="http://schemas.microsoft.com/office/word/2026/wordml/cei" xmlns:w16cex="http://schemas.microsoft.com/office/word/2018/wordml/cex" xmlns:w16cid="http://schemas.microsoft.com/office/word/2016/wordml/cid" xmlns:w16="http://schemas.microsoft.com/office/word/2018/wordml" xmlns:w16sdtdh="http://schemas.microsoft.com/office/word/2020/wordml/sdtdatahash" xmlns:w16sdtfl="http://schemas.microsoft.com/office/word/2024/wordml/sdtformatlock" xmlns:w16se="http://schemas.microsoft.com/office/word/2015/wordml/symex" xmlns:w16du="http://schemas.microsoft.com/office/word/2023/wordml/word16du" xmlns:wne="http://schemas.microsoft.com/office/word/2006/wordml" mc:Ignorable="w14 w15 w16se w16cid w16 w16cex w16sdtdh w16sdtfl w16du wp14">
+<w:hdr xmlns:wpc="http://schemas.microsoft.com/office/word/2010/wordprocessingCanvas" xmlns:cx="http://schemas.microsoft.com/office/drawing/2014/chartex" xmlns:cx1="http://schemas.microsoft.com/office/drawing/2015/9/8/chartex" xmlns:cx2="http://schemas.microsoft.com/office/drawing/2015/10/21/chartex" xmlns:cx3="http://schemas.microsoft.com/office/drawing/2016/5/9/chartex" xmlns:cx4="http://schemas.microsoft.com/office/drawing/2016/5/10/chartex" xmlns:cx5="http://schemas.microsoft.com/office/drawing/2016/5/11/chartex" xmlns:cx6="http://schemas.microsoft.com/office/drawing/2016/5/12/chartex" xmlns:cx7="http://schemas.microsoft.com/office/drawing/2016/5/13/chartex" xmlns:cx8="http://schemas.microsoft.com/office/drawing/2016/5/14/chartex" xmlns:mc="http://schemas.openxmlformats.org/markup-compatibility/2006" xmlns:aink="http://schemas.microsoft.com/office/drawing/2016/ink" xmlns:am3d="http://schemas.microsoft.com/office/drawing/2017/model3d" xmlns:o="urn:schemas-microsoft-com:office:office" xmlns:r="http://schemas.openxmlformats.org/officeDocument/2006/relationships" xmlns:m="http://schemas.openxmlformats.org/officeDocument/2006/math" xmlns:v="urn:schemas-microsoft-com:vml" xmlns:wp14="http://schemas.microsoft.com/office/word/2010/wordprocessingDrawing" xmlns:wp="http://schemas.openxmlformats.org/drawingml/2006/wordprocessingDrawing" xmlns:w10="urn:schemas-microsoft-com:office:word" xmlns:w="http://schemas.openxmlformats.org/wordprocessingml/2006/main" xmlns:w14="http://schemas.microsoft.com/office/word/2010/wordml" xmlns:w15="http://schemas.microsoft.com/office/word/2012/wordml" xmlns:w16cex="http://schemas.microsoft.com/office/word/2018/wordml/cex" xmlns:w16cid="http://schemas.microsoft.com/office/word/2016/wordml/cid" xmlns:w16="http://schemas.microsoft.com/office/word/2018/wordml" xmlns:w16sdtdh="http://schemas.microsoft.com/office/word/2020/wordml/sdtdatahash" xmlns:w16se="http://schemas.microsoft.com/office/word/2015/wordml/symex" xmlns:wpg="http://schemas.microsoft.com/office/word/2010/wordprocessingGroup" xmlns:wpi="http://schemas.microsoft.com/office/word/2010/wordprocessingInk" xmlns:wne="http://schemas.microsoft.com/office/word/2006/wordml" xmlns:wps="http://schemas.microsoft.com/office/word/2010/wordprocessingShape" mc:Ignorable="w14 w15 w16se w16cid w16 w16cex w16sdtdh wp14">
   <w:p>
     <w:pPr>
       <w:pStyle w:val="a9"/>
@@ -3275,7 +4451,7 @@
 </file>
 
 <file path=word/header4.xml><?xml version="1.0" encoding="utf-8"?>
-<w:hdr xmlns:wpc="http://schemas.microsoft.com/office/word/2010/wordprocessingCanvas" xmlns:cx="http://schemas.microsoft.com/office/drawing/2014/chartex" xmlns:cx1="http://schemas.microsoft.com/office/drawing/2015/9/8/chartex" xmlns:cx2="http://schemas.microsoft.com/office/drawing/2015/10/21/chartex" xmlns:cx3="http://schemas.microsoft.com/office/drawing/2016/5/9/chartex" xmlns:cx4="http://schemas.microsoft.com/office/drawing/2016/5/10/chartex" xmlns:cx5="http://schemas.microsoft.com/office/drawing/2016/5/11/chartex" xmlns:cx6="http://schemas.microsoft.com/office/drawing/2016/5/12/chartex" xmlns:cx7="http://schemas.microsoft.com/office/drawing/2016/5/13/chartex" xmlns:cx8="http://schemas.microsoft.com/office/drawing/2016/5/14/chartex" xmlns:mc="http://schemas.openxmlformats.org/markup-compatibility/2006" xmlns:m="http://schemas.openxmlformats.org/officeDocument/2006/math" xmlns:aink="http://schemas.microsoft.com/office/drawing/2016/ink" xmlns:am3d="http://schemas.microsoft.com/office/drawing/2017/model3d" xmlns:oel="http://schemas.microsoft.com/office/2019/extlst" xmlns:r="http://schemas.openxmlformats.org/officeDocument/2006/relationships" xmlns:wp14="http://schemas.microsoft.com/office/word/2010/wordprocessingDrawing" xmlns:wp="http://schemas.openxmlformats.org/drawingml/2006/wordprocessingDrawing" xmlns:wpg="http://schemas.microsoft.com/office/word/2010/wordprocessingGroup" xmlns:wpi="http://schemas.microsoft.com/office/word/2010/wordprocessingInk" xmlns:wps="http://schemas.microsoft.com/office/word/2010/wordprocessingShape" xmlns:o="urn:schemas-microsoft-com:office:office" xmlns:v="urn:schemas-microsoft-com:vml" xmlns:w10="urn:schemas-microsoft-com:office:word" xmlns:w="http://schemas.openxmlformats.org/wordprocessingml/2006/main" xmlns:w14="http://schemas.microsoft.com/office/word/2010/wordml" xmlns:w15="http://schemas.microsoft.com/office/word/2012/wordml" xmlns:w16cei="http://schemas.microsoft.com/office/word/2026/wordml/cei" xmlns:w16cex="http://schemas.microsoft.com/office/word/2018/wordml/cex" xmlns:w16cid="http://schemas.microsoft.com/office/word/2016/wordml/cid" xmlns:w16="http://schemas.microsoft.com/office/word/2018/wordml" xmlns:w16sdtdh="http://schemas.microsoft.com/office/word/2020/wordml/sdtdatahash" xmlns:w16sdtfl="http://schemas.microsoft.com/office/word/2024/wordml/sdtformatlock" xmlns:w16se="http://schemas.microsoft.com/office/word/2015/wordml/symex" xmlns:w16du="http://schemas.microsoft.com/office/word/2023/wordml/word16du" xmlns:wne="http://schemas.microsoft.com/office/word/2006/wordml" mc:Ignorable="w14 w15 w16se w16cid w16 w16cex w16sdtdh w16sdtfl w16du wp14">
+<w:hdr xmlns:wpc="http://schemas.microsoft.com/office/word/2010/wordprocessingCanvas" xmlns:cx="http://schemas.microsoft.com/office/drawing/2014/chartex" xmlns:cx1="http://schemas.microsoft.com/office/drawing/2015/9/8/chartex" xmlns:cx2="http://schemas.microsoft.com/office/drawing/2015/10/21/chartex" xmlns:cx3="http://schemas.microsoft.com/office/drawing/2016/5/9/chartex" xmlns:cx4="http://schemas.microsoft.com/office/drawing/2016/5/10/chartex" xmlns:cx5="http://schemas.microsoft.com/office/drawing/2016/5/11/chartex" xmlns:cx6="http://schemas.microsoft.com/office/drawing/2016/5/12/chartex" xmlns:cx7="http://schemas.microsoft.com/office/drawing/2016/5/13/chartex" xmlns:cx8="http://schemas.microsoft.com/office/drawing/2016/5/14/chartex" xmlns:mc="http://schemas.openxmlformats.org/markup-compatibility/2006" xmlns:aink="http://schemas.microsoft.com/office/drawing/2016/ink" xmlns:am3d="http://schemas.microsoft.com/office/drawing/2017/model3d" xmlns:o="urn:schemas-microsoft-com:office:office" xmlns:r="http://schemas.openxmlformats.org/officeDocument/2006/relationships" xmlns:m="http://schemas.openxmlformats.org/officeDocument/2006/math" xmlns:v="urn:schemas-microsoft-com:vml" xmlns:wp14="http://schemas.microsoft.com/office/word/2010/wordprocessingDrawing" xmlns:wp="http://schemas.openxmlformats.org/drawingml/2006/wordprocessingDrawing" xmlns:w10="urn:schemas-microsoft-com:office:word" xmlns:w="http://schemas.openxmlformats.org/wordprocessingml/2006/main" xmlns:w14="http://schemas.microsoft.com/office/word/2010/wordml" xmlns:w15="http://schemas.microsoft.com/office/word/2012/wordml" xmlns:w16cex="http://schemas.microsoft.com/office/word/2018/wordml/cex" xmlns:w16cid="http://schemas.microsoft.com/office/word/2016/wordml/cid" xmlns:w16="http://schemas.microsoft.com/office/word/2018/wordml" xmlns:w16sdtdh="http://schemas.microsoft.com/office/word/2020/wordml/sdtdatahash" xmlns:w16se="http://schemas.microsoft.com/office/word/2015/wordml/symex" xmlns:wpg="http://schemas.microsoft.com/office/word/2010/wordprocessingGroup" xmlns:wpi="http://schemas.microsoft.com/office/word/2010/wordprocessingInk" xmlns:wne="http://schemas.microsoft.com/office/word/2006/wordml" xmlns:wps="http://schemas.microsoft.com/office/word/2010/wordprocessingShape" mc:Ignorable="w14 w15 w16se w16cid w16 w16cex w16sdtdh wp14">
   <w:p>
     <w:pPr>
       <w:pStyle w:val="a9"/>
@@ -3291,7 +4467,7 @@
 </file>
 
 <file path=word/header5.xml><?xml version="1.0" encoding="utf-8"?>
-<w:hdr xmlns:wpc="http://schemas.microsoft.com/office/word/2010/wordprocessingCanvas" xmlns:cx="http://schemas.microsoft.com/office/drawing/2014/chartex" xmlns:cx1="http://schemas.microsoft.com/office/drawing/2015/9/8/chartex" xmlns:cx2="http://schemas.microsoft.com/office/drawing/2015/10/21/chartex" xmlns:cx3="http://schemas.microsoft.com/office/drawing/2016/5/9/chartex" xmlns:cx4="http://schemas.microsoft.com/office/drawing/2016/5/10/chartex" xmlns:cx5="http://schemas.microsoft.com/office/drawing/2016/5/11/chartex" xmlns:cx6="http://schemas.microsoft.com/office/drawing/2016/5/12/chartex" xmlns:cx7="http://schemas.microsoft.com/office/drawing/2016/5/13/chartex" xmlns:cx8="http://schemas.microsoft.com/office/drawing/2016/5/14/chartex" xmlns:mc="http://schemas.openxmlformats.org/markup-compatibility/2006" xmlns:m="http://schemas.openxmlformats.org/officeDocument/2006/math" xmlns:aink="http://schemas.microsoft.com/office/drawing/2016/ink" xmlns:am3d="http://schemas.microsoft.com/office/drawing/2017/model3d" xmlns:oel="http://schemas.microsoft.com/office/2019/extlst" xmlns:r="http://schemas.openxmlformats.org/officeDocument/2006/relationships" xmlns:wp14="http://schemas.microsoft.com/office/word/2010/wordprocessingDrawing" xmlns:wp="http://schemas.openxmlformats.org/drawingml/2006/wordprocessingDrawing" xmlns:wpg="http://schemas.microsoft.com/office/word/2010/wordprocessingGroup" xmlns:wpi="http://schemas.microsoft.com/office/word/2010/wordprocessingInk" xmlns:wps="http://schemas.microsoft.com/office/word/2010/wordprocessingShape" xmlns:o="urn:schemas-microsoft-com:office:office" xmlns:v="urn:schemas-microsoft-com:vml" xmlns:w10="urn:schemas-microsoft-com:office:word" xmlns:w="http://schemas.openxmlformats.org/wordprocessingml/2006/main" xmlns:w14="http://schemas.microsoft.com/office/word/2010/wordml" xmlns:w15="http://schemas.microsoft.com/office/word/2012/wordml" xmlns:w16cei="http://schemas.microsoft.com/office/word/2026/wordml/cei" xmlns:w16cex="http://schemas.microsoft.com/office/word/2018/wordml/cex" xmlns:w16cid="http://schemas.microsoft.com/office/word/2016/wordml/cid" xmlns:w16="http://schemas.microsoft.com/office/word/2018/wordml" xmlns:w16sdtdh="http://schemas.microsoft.com/office/word/2020/wordml/sdtdatahash" xmlns:w16sdtfl="http://schemas.microsoft.com/office/word/2024/wordml/sdtformatlock" xmlns:w16se="http://schemas.microsoft.com/office/word/2015/wordml/symex" xmlns:w16du="http://schemas.microsoft.com/office/word/2023/wordml/word16du" xmlns:wne="http://schemas.microsoft.com/office/word/2006/wordml" mc:Ignorable="w14 w15 w16se w16cid w16 w16cex w16sdtdh w16sdtfl w16du wp14">
+<w:hdr xmlns:wpc="http://schemas.microsoft.com/office/word/2010/wordprocessingCanvas" xmlns:cx="http://schemas.microsoft.com/office/drawing/2014/chartex" xmlns:cx1="http://schemas.microsoft.com/office/drawing/2015/9/8/chartex" xmlns:cx2="http://schemas.microsoft.com/office/drawing/2015/10/21/chartex" xmlns:cx3="http://schemas.microsoft.com/office/drawing/2016/5/9/chartex" xmlns:cx4="http://schemas.microsoft.com/office/drawing/2016/5/10/chartex" xmlns:cx5="http://schemas.microsoft.com/office/drawing/2016/5/11/chartex" xmlns:cx6="http://schemas.microsoft.com/office/drawing/2016/5/12/chartex" xmlns:cx7="http://schemas.microsoft.com/office/drawing/2016/5/13/chartex" xmlns:cx8="http://schemas.microsoft.com/office/drawing/2016/5/14/chartex" xmlns:mc="http://schemas.openxmlformats.org/markup-compatibility/2006" xmlns:aink="http://schemas.microsoft.com/office/drawing/2016/ink" xmlns:am3d="http://schemas.microsoft.com/office/drawing/2017/model3d" xmlns:o="urn:schemas-microsoft-com:office:office" xmlns:r="http://schemas.openxmlformats.org/officeDocument/2006/relationships" xmlns:m="http://schemas.openxmlformats.org/officeDocument/2006/math" xmlns:v="urn:schemas-microsoft-com:vml" xmlns:wp14="http://schemas.microsoft.com/office/word/2010/wordprocessingDrawing" xmlns:wp="http://schemas.openxmlformats.org/drawingml/2006/wordprocessingDrawing" xmlns:w10="urn:schemas-microsoft-com:office:word" xmlns:w="http://schemas.openxmlformats.org/wordprocessingml/2006/main" xmlns:w14="http://schemas.microsoft.com/office/word/2010/wordml" xmlns:w15="http://schemas.microsoft.com/office/word/2012/wordml" xmlns:w16cex="http://schemas.microsoft.com/office/word/2018/wordml/cex" xmlns:w16cid="http://schemas.microsoft.com/office/word/2016/wordml/cid" xmlns:w16="http://schemas.microsoft.com/office/word/2018/wordml" xmlns:w16sdtdh="http://schemas.microsoft.com/office/word/2020/wordml/sdtdatahash" xmlns:w16se="http://schemas.microsoft.com/office/word/2015/wordml/symex" xmlns:wpg="http://schemas.microsoft.com/office/word/2010/wordprocessingGroup" xmlns:wpi="http://schemas.microsoft.com/office/word/2010/wordprocessingInk" xmlns:wne="http://schemas.microsoft.com/office/word/2006/wordml" xmlns:wps="http://schemas.microsoft.com/office/word/2010/wordprocessingShape" mc:Ignorable="w14 w15 w16se w16cid w16 w16cex w16sdtdh wp14">
   <w:p>
     <w:pPr>
       <w:pStyle w:val="a9"/>
@@ -3315,7 +4491,7 @@
       <w:rPr>
         <w:noProof/>
       </w:rPr>
-      <w:t>目录</w:t>
+      <w:t>图目录</w:t>
     </w:r>
     <w:r>
       <w:fldChar w:fldCharType="end"/>
@@ -3325,7 +4501,7 @@
 </file>
 
 <file path=word/header6.xml><?xml version="1.0" encoding="utf-8"?>
-<w:hdr xmlns:wpc="http://schemas.microsoft.com/office/word/2010/wordprocessingCanvas" xmlns:cx="http://schemas.microsoft.com/office/drawing/2014/chartex" xmlns:cx1="http://schemas.microsoft.com/office/drawing/2015/9/8/chartex" xmlns:cx2="http://schemas.microsoft.com/office/drawing/2015/10/21/chartex" xmlns:cx3="http://schemas.microsoft.com/office/drawing/2016/5/9/chartex" xmlns:cx4="http://schemas.microsoft.com/office/drawing/2016/5/10/chartex" xmlns:cx5="http://schemas.microsoft.com/office/drawing/2016/5/11/chartex" xmlns:cx6="http://schemas.microsoft.com/office/drawing/2016/5/12/chartex" xmlns:cx7="http://schemas.microsoft.com/office/drawing/2016/5/13/chartex" xmlns:cx8="http://schemas.microsoft.com/office/drawing/2016/5/14/chartex" xmlns:mc="http://schemas.openxmlformats.org/markup-compatibility/2006" xmlns:m="http://schemas.openxmlformats.org/officeDocument/2006/math" xmlns:aink="http://schemas.microsoft.com/office/drawing/2016/ink" xmlns:am3d="http://schemas.microsoft.com/office/drawing/2017/model3d" xmlns:oel="http://schemas.microsoft.com/office/2019/extlst" xmlns:r="http://schemas.openxmlformats.org/officeDocument/2006/relationships" xmlns:wp14="http://schemas.microsoft.com/office/word/2010/wordprocessingDrawing" xmlns:wp="http://schemas.openxmlformats.org/drawingml/2006/wordprocessingDrawing" xmlns:wpg="http://schemas.microsoft.com/office/word/2010/wordprocessingGroup" xmlns:wpi="http://schemas.microsoft.com/office/word/2010/wordprocessingInk" xmlns:wps="http://schemas.microsoft.com/office/word/2010/wordprocessingShape" xmlns:o="urn:schemas-microsoft-com:office:office" xmlns:v="urn:schemas-microsoft-com:vml" xmlns:w10="urn:schemas-microsoft-com:office:word" xmlns:w="http://schemas.openxmlformats.org/wordprocessingml/2006/main" xmlns:w14="http://schemas.microsoft.com/office/word/2010/wordml" xmlns:w15="http://schemas.microsoft.com/office/word/2012/wordml" xmlns:w16cei="http://schemas.microsoft.com/office/word/2026/wordml/cei" xmlns:w16cex="http://schemas.microsoft.com/office/word/2018/wordml/cex" xmlns:w16cid="http://schemas.microsoft.com/office/word/2016/wordml/cid" xmlns:w16="http://schemas.microsoft.com/office/word/2018/wordml" xmlns:w16sdtdh="http://schemas.microsoft.com/office/word/2020/wordml/sdtdatahash" xmlns:w16sdtfl="http://schemas.microsoft.com/office/word/2024/wordml/sdtformatlock" xmlns:w16se="http://schemas.microsoft.com/office/word/2015/wordml/symex" xmlns:w16du="http://schemas.microsoft.com/office/word/2023/wordml/word16du" xmlns:wne="http://schemas.microsoft.com/office/word/2006/wordml" mc:Ignorable="w14 w15 w16se w16cid w16 w16cex w16sdtdh w16sdtfl w16du wp14">
+<w:hdr xmlns:wpc="http://schemas.microsoft.com/office/word/2010/wordprocessingCanvas" xmlns:cx="http://schemas.microsoft.com/office/drawing/2014/chartex" xmlns:cx1="http://schemas.microsoft.com/office/drawing/2015/9/8/chartex" xmlns:cx2="http://schemas.microsoft.com/office/drawing/2015/10/21/chartex" xmlns:cx3="http://schemas.microsoft.com/office/drawing/2016/5/9/chartex" xmlns:cx4="http://schemas.microsoft.com/office/drawing/2016/5/10/chartex" xmlns:cx5="http://schemas.microsoft.com/office/drawing/2016/5/11/chartex" xmlns:cx6="http://schemas.microsoft.com/office/drawing/2016/5/12/chartex" xmlns:cx7="http://schemas.microsoft.com/office/drawing/2016/5/13/chartex" xmlns:cx8="http://schemas.microsoft.com/office/drawing/2016/5/14/chartex" xmlns:mc="http://schemas.openxmlformats.org/markup-compatibility/2006" xmlns:aink="http://schemas.microsoft.com/office/drawing/2016/ink" xmlns:am3d="http://schemas.microsoft.com/office/drawing/2017/model3d" xmlns:o="urn:schemas-microsoft-com:office:office" xmlns:r="http://schemas.openxmlformats.org/officeDocument/2006/relationships" xmlns:m="http://schemas.openxmlformats.org/officeDocument/2006/math" xmlns:v="urn:schemas-microsoft-com:vml" xmlns:wp14="http://schemas.microsoft.com/office/word/2010/wordprocessingDrawing" xmlns:wp="http://schemas.openxmlformats.org/drawingml/2006/wordprocessingDrawing" xmlns:w10="urn:schemas-microsoft-com:office:word" xmlns:w="http://schemas.openxmlformats.org/wordprocessingml/2006/main" xmlns:w14="http://schemas.microsoft.com/office/word/2010/wordml" xmlns:w15="http://schemas.microsoft.com/office/word/2012/wordml" xmlns:w16cex="http://schemas.microsoft.com/office/word/2018/wordml/cex" xmlns:w16cid="http://schemas.microsoft.com/office/word/2016/wordml/cid" xmlns:w16="http://schemas.microsoft.com/office/word/2018/wordml" xmlns:w16sdtdh="http://schemas.microsoft.com/office/word/2020/wordml/sdtdatahash" xmlns:w16se="http://schemas.microsoft.com/office/word/2015/wordml/symex" xmlns:wpg="http://schemas.microsoft.com/office/word/2010/wordprocessingGroup" xmlns:wpi="http://schemas.microsoft.com/office/word/2010/wordprocessingInk" xmlns:wne="http://schemas.microsoft.com/office/word/2006/wordml" xmlns:wps="http://schemas.microsoft.com/office/word/2010/wordprocessingShape" mc:Ignorable="w14 w15 w16se w16cid w16 w16cex w16sdtdh wp14">
   <w:p>
     <w:pPr>
       <w:pStyle w:val="a9"/>
@@ -3341,7 +4517,7 @@
 </file>
 
 <file path=word/header7.xml><?xml version="1.0" encoding="utf-8"?>
-<w:hdr xmlns:wpc="http://schemas.microsoft.com/office/word/2010/wordprocessingCanvas" xmlns:cx="http://schemas.microsoft.com/office/drawing/2014/chartex" xmlns:cx1="http://schemas.microsoft.com/office/drawing/2015/9/8/chartex" xmlns:cx2="http://schemas.microsoft.com/office/drawing/2015/10/21/chartex" xmlns:cx3="http://schemas.microsoft.com/office/drawing/2016/5/9/chartex" xmlns:cx4="http://schemas.microsoft.com/office/drawing/2016/5/10/chartex" xmlns:cx5="http://schemas.microsoft.com/office/drawing/2016/5/11/chartex" xmlns:cx6="http://schemas.microsoft.com/office/drawing/2016/5/12/chartex" xmlns:cx7="http://schemas.microsoft.com/office/drawing/2016/5/13/chartex" xmlns:cx8="http://schemas.microsoft.com/office/drawing/2016/5/14/chartex" xmlns:mc="http://schemas.openxmlformats.org/markup-compatibility/2006" xmlns:m="http://schemas.openxmlformats.org/officeDocument/2006/math" xmlns:aink="http://schemas.microsoft.com/office/drawing/2016/ink" xmlns:am3d="http://schemas.microsoft.com/office/drawing/2017/model3d" xmlns:oel="http://schemas.microsoft.com/office/2019/extlst" xmlns:r="http://schemas.openxmlformats.org/officeDocument/2006/relationships" xmlns:wp14="http://schemas.microsoft.com/office/word/2010/wordprocessingDrawing" xmlns:wp="http://schemas.openxmlformats.org/drawingml/2006/wordprocessingDrawing" xmlns:wpg="http://schemas.microsoft.com/office/word/2010/wordprocessingGroup" xmlns:wpi="http://schemas.microsoft.com/office/word/2010/wordprocessingInk" xmlns:wps="http://schemas.microsoft.com/office/word/2010/wordprocessingShape" xmlns:o="urn:schemas-microsoft-com:office:office" xmlns:v="urn:schemas-microsoft-com:vml" xmlns:w10="urn:schemas-microsoft-com:office:word" xmlns:w="http://schemas.openxmlformats.org/wordprocessingml/2006/main" xmlns:w14="http://schemas.microsoft.com/office/word/2010/wordml" xmlns:w15="http://schemas.microsoft.com/office/word/2012/wordml" xmlns:w16cei="http://schemas.microsoft.com/office/word/2026/wordml/cei" xmlns:w16cex="http://schemas.microsoft.com/office/word/2018/wordml/cex" xmlns:w16cid="http://schemas.microsoft.com/office/word/2016/wordml/cid" xmlns:w16="http://schemas.microsoft.com/office/word/2018/wordml" xmlns:w16sdtdh="http://schemas.microsoft.com/office/word/2020/wordml/sdtdatahash" xmlns:w16sdtfl="http://schemas.microsoft.com/office/word/2024/wordml/sdtformatlock" xmlns:w16se="http://schemas.microsoft.com/office/word/2015/wordml/symex" xmlns:w16du="http://schemas.microsoft.com/office/word/2023/wordml/word16du" xmlns:wne="http://schemas.microsoft.com/office/word/2006/wordml" mc:Ignorable="w14 w15 w16se w16cid w16 w16cex w16sdtdh w16sdtfl w16du wp14">
+<w:hdr xmlns:wpc="http://schemas.microsoft.com/office/word/2010/wordprocessingCanvas" xmlns:cx="http://schemas.microsoft.com/office/drawing/2014/chartex" xmlns:cx1="http://schemas.microsoft.com/office/drawing/2015/9/8/chartex" xmlns:cx2="http://schemas.microsoft.com/office/drawing/2015/10/21/chartex" xmlns:cx3="http://schemas.microsoft.com/office/drawing/2016/5/9/chartex" xmlns:cx4="http://schemas.microsoft.com/office/drawing/2016/5/10/chartex" xmlns:cx5="http://schemas.microsoft.com/office/drawing/2016/5/11/chartex" xmlns:cx6="http://schemas.microsoft.com/office/drawing/2016/5/12/chartex" xmlns:cx7="http://schemas.microsoft.com/office/drawing/2016/5/13/chartex" xmlns:cx8="http://schemas.microsoft.com/office/drawing/2016/5/14/chartex" xmlns:mc="http://schemas.openxmlformats.org/markup-compatibility/2006" xmlns:aink="http://schemas.microsoft.com/office/drawing/2016/ink" xmlns:am3d="http://schemas.microsoft.com/office/drawing/2017/model3d" xmlns:o="urn:schemas-microsoft-com:office:office" xmlns:r="http://schemas.openxmlformats.org/officeDocument/2006/relationships" xmlns:m="http://schemas.openxmlformats.org/officeDocument/2006/math" xmlns:v="urn:schemas-microsoft-com:vml" xmlns:wp14="http://schemas.microsoft.com/office/word/2010/wordprocessingDrawing" xmlns:wp="http://schemas.openxmlformats.org/drawingml/2006/wordprocessingDrawing" xmlns:w10="urn:schemas-microsoft-com:office:word" xmlns:w="http://schemas.openxmlformats.org/wordprocessingml/2006/main" xmlns:w14="http://schemas.microsoft.com/office/word/2010/wordml" xmlns:w15="http://schemas.microsoft.com/office/word/2012/wordml" xmlns:w16cex="http://schemas.microsoft.com/office/word/2018/wordml/cex" xmlns:w16cid="http://schemas.microsoft.com/office/word/2016/wordml/cid" xmlns:w16="http://schemas.microsoft.com/office/word/2018/wordml" xmlns:w16sdtdh="http://schemas.microsoft.com/office/word/2020/wordml/sdtdatahash" xmlns:w16se="http://schemas.microsoft.com/office/word/2015/wordml/symex" xmlns:wpg="http://schemas.microsoft.com/office/word/2010/wordprocessingGroup" xmlns:wpi="http://schemas.microsoft.com/office/word/2010/wordprocessingInk" xmlns:wne="http://schemas.microsoft.com/office/word/2006/wordml" xmlns:wps="http://schemas.microsoft.com/office/word/2010/wordprocessingShape" mc:Ignorable="w14 w15 w16se w16cid w16 w16cex w16sdtdh wp14">
   <w:p>
     <w:pPr>
       <w:pStyle w:val="a9"/>
@@ -3369,7 +4545,7 @@
       <w:rPr>
         <w:noProof/>
       </w:rPr>
-      <w:t>第一章</w:t>
+      <w:t>第三章</w:t>
     </w:r>
     <w:r>
       <w:fldChar w:fldCharType="end"/>
@@ -3396,7 +4572,7 @@
       <w:rPr>
         <w:noProof/>
       </w:rPr>
-      <w:t>【请填写章标题】</w:t>
+      <w:t>其他注意事项</w:t>
     </w:r>
     <w:r>
       <w:fldChar w:fldCharType="end"/>
@@ -3406,7 +4582,7 @@
 </file>
 
 <file path=word/header8.xml><?xml version="1.0" encoding="utf-8"?>
-<w:hdr xmlns:wpc="http://schemas.microsoft.com/office/word/2010/wordprocessingCanvas" xmlns:cx="http://schemas.microsoft.com/office/drawing/2014/chartex" xmlns:cx1="http://schemas.microsoft.com/office/drawing/2015/9/8/chartex" xmlns:cx2="http://schemas.microsoft.com/office/drawing/2015/10/21/chartex" xmlns:cx3="http://schemas.microsoft.com/office/drawing/2016/5/9/chartex" xmlns:cx4="http://schemas.microsoft.com/office/drawing/2016/5/10/chartex" xmlns:cx5="http://schemas.microsoft.com/office/drawing/2016/5/11/chartex" xmlns:cx6="http://schemas.microsoft.com/office/drawing/2016/5/12/chartex" xmlns:cx7="http://schemas.microsoft.com/office/drawing/2016/5/13/chartex" xmlns:cx8="http://schemas.microsoft.com/office/drawing/2016/5/14/chartex" xmlns:mc="http://schemas.openxmlformats.org/markup-compatibility/2006" xmlns:m="http://schemas.openxmlformats.org/officeDocument/2006/math" xmlns:aink="http://schemas.microsoft.com/office/drawing/2016/ink" xmlns:am3d="http://schemas.microsoft.com/office/drawing/2017/model3d" xmlns:oel="http://schemas.microsoft.com/office/2019/extlst" xmlns:r="http://schemas.openxmlformats.org/officeDocument/2006/relationships" xmlns:wp14="http://schemas.microsoft.com/office/word/2010/wordprocessingDrawing" xmlns:wp="http://schemas.openxmlformats.org/drawingml/2006/wordprocessingDrawing" xmlns:wpg="http://schemas.microsoft.com/office/word/2010/wordprocessingGroup" xmlns:wpi="http://schemas.microsoft.com/office/word/2010/wordprocessingInk" xmlns:wps="http://schemas.microsoft.com/office/word/2010/wordprocessingShape" xmlns:o="urn:schemas-microsoft-com:office:office" xmlns:v="urn:schemas-microsoft-com:vml" xmlns:w10="urn:schemas-microsoft-com:office:word" xmlns:w="http://schemas.openxmlformats.org/wordprocessingml/2006/main" xmlns:w14="http://schemas.microsoft.com/office/word/2010/wordml" xmlns:w15="http://schemas.microsoft.com/office/word/2012/wordml" xmlns:w16cei="http://schemas.microsoft.com/office/word/2026/wordml/cei" xmlns:w16cex="http://schemas.microsoft.com/office/word/2018/wordml/cex" xmlns:w16cid="http://schemas.microsoft.com/office/word/2016/wordml/cid" xmlns:w16="http://schemas.microsoft.com/office/word/2018/wordml" xmlns:w16sdtdh="http://schemas.microsoft.com/office/word/2020/wordml/sdtdatahash" xmlns:w16sdtfl="http://schemas.microsoft.com/office/word/2024/wordml/sdtformatlock" xmlns:w16se="http://schemas.microsoft.com/office/word/2015/wordml/symex" xmlns:w16du="http://schemas.microsoft.com/office/word/2023/wordml/word16du" xmlns:wne="http://schemas.microsoft.com/office/word/2006/wordml" mc:Ignorable="w14 w15 w16se w16cid w16 w16cex w16sdtdh w16sdtfl w16du wp14">
+<w:hdr xmlns:wpc="http://schemas.microsoft.com/office/word/2010/wordprocessingCanvas" xmlns:cx="http://schemas.microsoft.com/office/drawing/2014/chartex" xmlns:cx1="http://schemas.microsoft.com/office/drawing/2015/9/8/chartex" xmlns:cx2="http://schemas.microsoft.com/office/drawing/2015/10/21/chartex" xmlns:cx3="http://schemas.microsoft.com/office/drawing/2016/5/9/chartex" xmlns:cx4="http://schemas.microsoft.com/office/drawing/2016/5/10/chartex" xmlns:cx5="http://schemas.microsoft.com/office/drawing/2016/5/11/chartex" xmlns:cx6="http://schemas.microsoft.com/office/drawing/2016/5/12/chartex" xmlns:cx7="http://schemas.microsoft.com/office/drawing/2016/5/13/chartex" xmlns:cx8="http://schemas.microsoft.com/office/drawing/2016/5/14/chartex" xmlns:mc="http://schemas.openxmlformats.org/markup-compatibility/2006" xmlns:aink="http://schemas.microsoft.com/office/drawing/2016/ink" xmlns:am3d="http://schemas.microsoft.com/office/drawing/2017/model3d" xmlns:o="urn:schemas-microsoft-com:office:office" xmlns:r="http://schemas.openxmlformats.org/officeDocument/2006/relationships" xmlns:m="http://schemas.openxmlformats.org/officeDocument/2006/math" xmlns:v="urn:schemas-microsoft-com:vml" xmlns:wp14="http://schemas.microsoft.com/office/word/2010/wordprocessingDrawing" xmlns:wp="http://schemas.openxmlformats.org/drawingml/2006/wordprocessingDrawing" xmlns:w10="urn:schemas-microsoft-com:office:word" xmlns:w="http://schemas.openxmlformats.org/wordprocessingml/2006/main" xmlns:w14="http://schemas.microsoft.com/office/word/2010/wordml" xmlns:w15="http://schemas.microsoft.com/office/word/2012/wordml" xmlns:w16cex="http://schemas.microsoft.com/office/word/2018/wordml/cex" xmlns:w16cid="http://schemas.microsoft.com/office/word/2016/wordml/cid" xmlns:w16="http://schemas.microsoft.com/office/word/2018/wordml" xmlns:w16sdtdh="http://schemas.microsoft.com/office/word/2020/wordml/sdtdatahash" xmlns:w16se="http://schemas.microsoft.com/office/word/2015/wordml/symex" xmlns:wpg="http://schemas.microsoft.com/office/word/2010/wordprocessingGroup" xmlns:wpi="http://schemas.microsoft.com/office/word/2010/wordprocessingInk" xmlns:wne="http://schemas.microsoft.com/office/word/2006/wordml" xmlns:wps="http://schemas.microsoft.com/office/word/2010/wordprocessingShape" mc:Ignorable="w14 w15 w16se w16cid w16 w16cex w16sdtdh wp14">
   <w:p>
     <w:pPr>
       <w:pStyle w:val="a9"/>
@@ -3434,7 +4610,7 @@
       <w:rPr>
         <w:noProof/>
       </w:rPr>
-      <w:t>北京大学学位论文原创性声明和使用授权说明</w:t>
+      <w:t>致谢</w:t>
     </w:r>
     <w:r>
       <w:fldChar w:fldCharType="end"/>
@@ -3511,8 +4687,7 @@
       <w:numFmt w:val="decimal"/>
       <w:pStyle w:val="2"/>
       <w:isLgl/>
-      <w:suff w:val="space"/>
-      <w:lvlText w:val="%1.%2   "/>
+      <w:lvlText w:val="%1.%2 "/>
       <w:lvlJc w:val="left"/>
       <w:pPr>
         <w:tabs>
@@ -6016,39 +7191,7 @@
     <w:name w:val="toc 1"/>
     <w:next w:val="a"/>
     <w:link w:val="TOC10"/>
-    <w:uiPriority w:val="39"/>
-    <w:unhideWhenUsed/>
-    <w:rsid w:val="005439AE"/>
-    <w:pPr>
-      <w:tabs>
-        <w:tab w:val="left" w:pos="1560"/>
-        <w:tab w:val="right" w:leader="dot" w:pos="8948"/>
-      </w:tabs>
-      <w:spacing w:before="163" w:after="0" w:line="288" w:lineRule="auto"/>
-      <w:ind w:left="960" w:right="360" w:hanging="960"/>
-      <w:jc w:val="left"/>
-    </w:pPr>
-    <w:rPr>
-      <w:rFonts w:ascii="Times New Roman" w:hAnsi="Times New Roman" w:eastAsia="黑体" w:cs="Times New Roman"/>
-      <w:b w:val="0"/>
-      <w:bCs w:val="0"/>
-      <w:sz w:val="21"/>
-      <w:szCs w:val="22"/>
-    </w:rPr>
-  </w:style>
-  <w:style w:type="character" w:customStyle="1" w:styleId="TOC10">
-    <w:name w:val="TOC 1 字符"/>
-    <w:basedOn w:val="a0"/>
-    <w:link w:val="TOC1"/>
-    <w:uiPriority w:val="39"/>
-    <w:rsid w:val="005439AE"/>
-    <w:rPr>
-      <w:rFonts w:ascii="Times New Roman" w:eastAsia="黑体" w:hAnsi="Times New Roman"/>
-    </w:rPr>
-  </w:style>
-  <w:style w:type="paragraph" w:styleId="TOC2">
-    <w:name w:val="toc 2"/>
-    <w:next w:val="a"/>
+    <w:autoRedefine/>
     <w:uiPriority w:val="39"/>
     <w:unhideWhenUsed/>
     <w:rsid w:val="005439AE"/>
@@ -6056,21 +7199,47 @@
       <w:tabs>
         <w:tab w:val="right" w:leader="dot" w:pos="8948"/>
       </w:tabs>
-      <w:spacing w:before="0" w:after="0" w:line="288" w:lineRule="auto"/>
-      <w:ind w:left="948" w:right="360" w:hanging="540"/>
-      <w:jc w:val="left"/>
+      <w:spacing w:beforeLines="50" w:before="50" w:line="288" w:lineRule="auto"/>
+      <w:ind w:left="400" w:rightChars="150" w:right="150" w:hangingChars="400" w:hanging="400"/>
+      <w:contextualSpacing/>
     </w:pPr>
     <w:rPr>
-      <w:rFonts w:ascii="Times New Roman" w:hAnsi="Times New Roman" w:eastAsia="宋体" w:cs="Times New Roman"/>
-      <w:b w:val="0"/>
-      <w:bCs w:val="0"/>
-      <w:sz w:val="21"/>
-      <w:szCs w:val="22"/>
+      <w:rFonts w:ascii="Times New Roman" w:eastAsia="黑体" w:hAnsi="Times New Roman"/>
+    </w:rPr>
+  </w:style>
+  <w:style w:type="character" w:customStyle="1" w:styleId="TOC10">
+    <w:name w:val="TOC 1 字符"/>
+    <w:basedOn w:val="a0"/>
+    <w:link w:val="TOC1"/>
+    <w:uiPriority w:val="39"/>
+    <w:rsid w:val="005439AE"/>
+    <w:rPr>
+      <w:rFonts w:ascii="Times New Roman" w:eastAsia="黑体" w:hAnsi="Times New Roman"/>
+    </w:rPr>
+  </w:style>
+  <w:style w:type="paragraph" w:styleId="TOC2">
+    <w:name w:val="toc 2"/>
+    <w:next w:val="a"/>
+    <w:autoRedefine/>
+    <w:uiPriority w:val="39"/>
+    <w:unhideWhenUsed/>
+    <w:rsid w:val="005439AE"/>
+    <w:pPr>
+      <w:tabs>
+        <w:tab w:val="left" w:pos="1380"/>
+        <w:tab w:val="right" w:leader="dot" w:pos="8948"/>
+      </w:tabs>
+      <w:spacing w:line="288" w:lineRule="auto"/>
+      <w:ind w:leftChars="170" w:left="395" w:rightChars="150" w:right="150" w:hangingChars="225" w:hanging="225"/>
+    </w:pPr>
+    <w:rPr>
+      <w:rFonts w:ascii="Times New Roman" w:eastAsia="宋体" w:hAnsi="Times New Roman"/>
     </w:rPr>
   </w:style>
   <w:style w:type="paragraph" w:styleId="TOC3">
     <w:name w:val="toc 3"/>
     <w:next w:val="a"/>
+    <w:autoRedefine/>
     <w:uiPriority w:val="39"/>
     <w:unhideWhenUsed/>
     <w:rsid w:val="005439AE"/>
@@ -6078,16 +7247,11 @@
       <w:tabs>
         <w:tab w:val="right" w:leader="dot" w:pos="8948"/>
       </w:tabs>
-      <w:spacing w:before="0" w:after="0" w:line="288" w:lineRule="auto"/>
-      <w:ind w:left="1560" w:right="360" w:hanging="600"/>
-      <w:jc w:val="left"/>
+      <w:spacing w:line="288" w:lineRule="auto"/>
+      <w:ind w:leftChars="400" w:left="1560" w:rightChars="150" w:right="360" w:hangingChars="250" w:hanging="600"/>
     </w:pPr>
     <w:rPr>
-      <w:rFonts w:ascii="Times New Roman" w:hAnsi="Times New Roman" w:eastAsia="宋体" w:cs="Times New Roman"/>
-      <w:b w:val="0"/>
-      <w:bCs w:val="0"/>
-      <w:sz w:val="21"/>
-      <w:szCs w:val="22"/>
+      <w:rFonts w:ascii="Times New Roman" w:eastAsia="宋体" w:hAnsi="Times New Roman"/>
     </w:rPr>
   </w:style>
   <w:style w:type="paragraph" w:styleId="TOC">
@@ -6985,6 +8149,56 @@
       <w:rFonts w:ascii="Times New Roman" w:eastAsia="宋体" w:hAnsi="Times New Roman"/>
       <w:b/>
       <w:bCs/>
+    </w:rPr>
+  </w:style>
+  <w:style w:type="paragraph" w:customStyle="1" w:styleId="EndNoteBibliographyTitle">
+    <w:name w:val="EndNote Bibliography Title"/>
+    <w:basedOn w:val="a"/>
+    <w:link w:val="EndNoteBibliographyTitle0"/>
+    <w:rsid w:val="00C02BC7"/>
+    <w:pPr>
+      <w:jc w:val="center"/>
+    </w:pPr>
+    <w:rPr>
+      <w:rFonts w:ascii="等线" w:eastAsia="等线" w:hAnsi="等线"/>
+      <w:noProof/>
+      <w:sz w:val="20"/>
+    </w:rPr>
+  </w:style>
+  <w:style w:type="character" w:customStyle="1" w:styleId="EndNoteBibliographyTitle0">
+    <w:name w:val="EndNote Bibliography Title 字符"/>
+    <w:basedOn w:val="PKUd"/>
+    <w:link w:val="EndNoteBibliographyTitle"/>
+    <w:rsid w:val="00C02BC7"/>
+    <w:rPr>
+      <w:rFonts w:ascii="等线" w:eastAsia="等线" w:hAnsi="等线"/>
+      <w:noProof/>
+      <w:sz w:val="20"/>
+    </w:rPr>
+  </w:style>
+  <w:style w:type="paragraph" w:customStyle="1" w:styleId="EndNoteBibliography">
+    <w:name w:val="EndNote Bibliography"/>
+    <w:basedOn w:val="a"/>
+    <w:link w:val="EndNoteBibliography0"/>
+    <w:rsid w:val="00C02BC7"/>
+    <w:pPr>
+      <w:jc w:val="right"/>
+    </w:pPr>
+    <w:rPr>
+      <w:rFonts w:ascii="等线" w:eastAsia="等线" w:hAnsi="等线"/>
+      <w:noProof/>
+      <w:sz w:val="20"/>
+    </w:rPr>
+  </w:style>
+  <w:style w:type="character" w:customStyle="1" w:styleId="EndNoteBibliography0">
+    <w:name w:val="EndNote Bibliography 字符"/>
+    <w:basedOn w:val="PKUd"/>
+    <w:link w:val="EndNoteBibliography"/>
+    <w:rsid w:val="00C02BC7"/>
+    <w:rPr>
+      <w:rFonts w:ascii="等线" w:eastAsia="等线" w:hAnsi="等线"/>
+      <w:noProof/>
+      <w:sz w:val="20"/>
     </w:rPr>
   </w:style>
 </w:styles>
@@ -7249,4 +8463,236 @@
     </a:ext>
   </a:extLst>
 </a:theme>
+</file>
+
+<file path=customXml/item1.xml><?xml version="1.0" encoding="utf-8"?>
+<?mso-contentType ?>
+<FormTemplates xmlns="http://schemas.microsoft.com/sharepoint/v3/contenttype/forms">
+  <Display>DocumentLibraryForm</Display>
+  <Edit>DocumentLibraryForm</Edit>
+  <New>DocumentLibraryForm</New>
+</FormTemplates>
+</file>
+
+<file path=customXml/item2.xml><?xml version="1.0" encoding="utf-8"?>
+<p:properties xmlns:p="http://schemas.microsoft.com/office/2006/metadata/properties" xmlns:xsi="http://www.w3.org/2001/XMLSchema-instance" xmlns:pc="http://schemas.microsoft.com/office/infopath/2007/PartnerControls">
+  <documentManagement/>
+</p:properties>
+</file>
+
+<file path=customXml/item3.xml><?xml version="1.0" encoding="utf-8"?>
+<ct:contentTypeSchema xmlns:ct="http://schemas.microsoft.com/office/2006/metadata/contentType" xmlns:ma="http://schemas.microsoft.com/office/2006/metadata/properties/metaAttributes" ct:_="" ma:_="" ma:contentTypeName="文档" ma:contentTypeID="0x010100FD50917ED4C53B49BA6F65452E938908" ma:contentTypeVersion="8" ma:contentTypeDescription="新建文档。" ma:contentTypeScope="" ma:versionID="a337970b0db479bc174d72b72450c2c5">
+  <xsd:schema xmlns:xsd="http://www.w3.org/2001/XMLSchema" xmlns:xs="http://www.w3.org/2001/XMLSchema" xmlns:p="http://schemas.microsoft.com/office/2006/metadata/properties" xmlns:ns3="a0d7cc9b-31e8-488b-bb6d-38f444781572" targetNamespace="http://schemas.microsoft.com/office/2006/metadata/properties" ma:root="true" ma:fieldsID="68a88df4979f93a9af06ec6b36d3d9ee" ns3:_="">
+    <xsd:import namespace="a0d7cc9b-31e8-488b-bb6d-38f444781572"/>
+    <xsd:element name="properties">
+      <xsd:complexType>
+        <xsd:sequence>
+          <xsd:element name="documentManagement">
+            <xsd:complexType>
+              <xsd:all>
+                <xsd:element ref="ns3:MediaServiceMetadata" minOccurs="0"/>
+                <xsd:element ref="ns3:MediaServiceFastMetadata" minOccurs="0"/>
+                <xsd:element ref="ns3:MediaServiceAutoTags" minOccurs="0"/>
+                <xsd:element ref="ns3:MediaServiceOCR" minOccurs="0"/>
+                <xsd:element ref="ns3:MediaServiceGenerationTime" minOccurs="0"/>
+                <xsd:element ref="ns3:MediaServiceEventHashCode" minOccurs="0"/>
+                <xsd:element ref="ns3:MediaServiceDateTaken" minOccurs="0"/>
+                <xsd:element ref="ns3:MediaServiceLocation" minOccurs="0"/>
+              </xsd:all>
+            </xsd:complexType>
+          </xsd:element>
+        </xsd:sequence>
+      </xsd:complexType>
+    </xsd:element>
+  </xsd:schema>
+  <xsd:schema xmlns:xsd="http://www.w3.org/2001/XMLSchema" xmlns:xs="http://www.w3.org/2001/XMLSchema" xmlns:dms="http://schemas.microsoft.com/office/2006/documentManagement/types" xmlns:pc="http://schemas.microsoft.com/office/infopath/2007/PartnerControls" targetNamespace="a0d7cc9b-31e8-488b-bb6d-38f444781572" elementFormDefault="qualified">
+    <xsd:import namespace="http://schemas.microsoft.com/office/2006/documentManagement/types"/>
+    <xsd:import namespace="http://schemas.microsoft.com/office/infopath/2007/PartnerControls"/>
+    <xsd:element name="MediaServiceMetadata" ma:index="8" nillable="true" ma:displayName="MediaServiceMetadata" ma:hidden="true" ma:internalName="MediaServiceMetadata" ma:readOnly="true">
+      <xsd:simpleType>
+        <xsd:restriction base="dms:Note"/>
+      </xsd:simpleType>
+    </xsd:element>
+    <xsd:element name="MediaServiceFastMetadata" ma:index="9" nillable="true" ma:displayName="MediaServiceFastMetadata" ma:hidden="true" ma:internalName="MediaServiceFastMetadata" ma:readOnly="true">
+      <xsd:simpleType>
+        <xsd:restriction base="dms:Note"/>
+      </xsd:simpleType>
+    </xsd:element>
+    <xsd:element name="MediaServiceAutoTags" ma:index="10" nillable="true" ma:displayName="Tags" ma:internalName="MediaServiceAutoTags" ma:readOnly="true">
+      <xsd:simpleType>
+        <xsd:restriction base="dms:Text"/>
+      </xsd:simpleType>
+    </xsd:element>
+    <xsd:element name="MediaServiceOCR" ma:index="11" nillable="true" ma:displayName="Extracted Text" ma:internalName="MediaServiceOCR" ma:readOnly="true">
+      <xsd:simpleType>
+        <xsd:restriction base="dms:Note">
+          <xsd:maxLength value="255"/>
+        </xsd:restriction>
+      </xsd:simpleType>
+    </xsd:element>
+    <xsd:element name="MediaServiceGenerationTime" ma:index="12" nillable="true" ma:displayName="MediaServiceGenerationTime" ma:hidden="true" ma:internalName="MediaServiceGenerationTime" ma:readOnly="true">
+      <xsd:simpleType>
+        <xsd:restriction base="dms:Text"/>
+      </xsd:simpleType>
+    </xsd:element>
+    <xsd:element name="MediaServiceEventHashCode" ma:index="13" nillable="true" ma:displayName="MediaServiceEventHashCode" ma:hidden="true" ma:internalName="MediaServiceEventHashCode" ma:readOnly="true">
+      <xsd:simpleType>
+        <xsd:restriction base="dms:Text"/>
+      </xsd:simpleType>
+    </xsd:element>
+    <xsd:element name="MediaServiceDateTaken" ma:index="14" nillable="true" ma:displayName="MediaServiceDateTaken" ma:hidden="true" ma:internalName="MediaServiceDateTaken" ma:readOnly="true">
+      <xsd:simpleType>
+        <xsd:restriction base="dms:Text"/>
+      </xsd:simpleType>
+    </xsd:element>
+    <xsd:element name="MediaServiceLocation" ma:index="15" nillable="true" ma:displayName="Location" ma:internalName="MediaServiceLocation" ma:readOnly="true">
+      <xsd:simpleType>
+        <xsd:restriction base="dms:Text"/>
+      </xsd:simpleType>
+    </xsd:element>
+  </xsd:schema>
+  <xsd:schema xmlns="http://schemas.openxmlformats.org/package/2006/metadata/core-properties" xmlns:xsd="http://www.w3.org/2001/XMLSchema" xmlns:xsi="http://www.w3.org/2001/XMLSchema-instance" xmlns:dc="http://purl.org/dc/elements/1.1/" xmlns:dcterms="http://purl.org/dc/terms/" xmlns:odoc="http://schemas.microsoft.com/internal/obd" targetNamespace="http://schemas.openxmlformats.org/package/2006/metadata/core-properties" elementFormDefault="qualified" attributeFormDefault="unqualified" blockDefault="#all">
+    <xsd:import namespace="http://purl.org/dc/elements/1.1/" schemaLocation="http://dublincore.org/schemas/xmls/qdc/2003/04/02/dc.xsd"/>
+    <xsd:import namespace="http://purl.org/dc/terms/" schemaLocation="http://dublincore.org/schemas/xmls/qdc/2003/04/02/dcterms.xsd"/>
+    <xsd:element name="coreProperties" type="CT_coreProperties"/>
+    <xsd:complexType name="CT_coreProperties">
+      <xsd:all>
+        <xsd:element ref="dc:creator" minOccurs="0" maxOccurs="1"/>
+        <xsd:element ref="dcterms:created" minOccurs="0" maxOccurs="1"/>
+        <xsd:element ref="dc:identifier" minOccurs="0" maxOccurs="1"/>
+        <xsd:element name="contentType" minOccurs="0" maxOccurs="1" type="xsd:string" ma:index="0" ma:displayName="内容类型"/>
+        <xsd:element ref="dc:title" minOccurs="0" maxOccurs="1" ma:index="4" ma:displayName="标题"/>
+        <xsd:element ref="dc:subject" minOccurs="0" maxOccurs="1"/>
+        <xsd:element ref="dc:description" minOccurs="0" maxOccurs="1"/>
+        <xsd:element name="keywords" minOccurs="0" maxOccurs="1" type="xsd:string"/>
+        <xsd:element ref="dc:language" minOccurs="0" maxOccurs="1"/>
+        <xsd:element name="category" minOccurs="0" maxOccurs="1" type="xsd:string"/>
+        <xsd:element name="version" minOccurs="0" maxOccurs="1" type="xsd:string"/>
+        <xsd:element name="revision" minOccurs="0" maxOccurs="1" type="xsd:string">
+          <xsd:annotation>
+            <xsd:documentation>
+                        This value indicates the number of saves or revisions. The application is responsible for updating this value after each revision.
+                    </xsd:documentation>
+          </xsd:annotation>
+        </xsd:element>
+        <xsd:element name="lastModifiedBy" minOccurs="0" maxOccurs="1" type="xsd:string"/>
+        <xsd:element ref="dcterms:modified" minOccurs="0" maxOccurs="1"/>
+        <xsd:element name="contentStatus" minOccurs="0" maxOccurs="1" type="xsd:string"/>
+      </xsd:all>
+    </xsd:complexType>
+  </xsd:schema>
+  <xs:schema xmlns:pc="http://schemas.microsoft.com/office/infopath/2007/PartnerControls" xmlns:xs="http://www.w3.org/2001/XMLSchema" targetNamespace="http://schemas.microsoft.com/office/infopath/2007/PartnerControls" elementFormDefault="qualified" attributeFormDefault="unqualified">
+    <xs:element name="Person">
+      <xs:complexType>
+        <xs:sequence>
+          <xs:element ref="pc:DisplayName" minOccurs="0"/>
+          <xs:element ref="pc:AccountId" minOccurs="0"/>
+          <xs:element ref="pc:AccountType" minOccurs="0"/>
+        </xs:sequence>
+      </xs:complexType>
+    </xs:element>
+    <xs:element name="DisplayName" type="xs:string"/>
+    <xs:element name="AccountId" type="xs:string"/>
+    <xs:element name="AccountType" type="xs:string"/>
+    <xs:element name="BDCAssociatedEntity">
+      <xs:complexType>
+        <xs:sequence>
+          <xs:element ref="pc:BDCEntity" minOccurs="0" maxOccurs="unbounded"/>
+        </xs:sequence>
+        <xs:attribute ref="pc:EntityNamespace"/>
+        <xs:attribute ref="pc:EntityName"/>
+        <xs:attribute ref="pc:SystemInstanceName"/>
+        <xs:attribute ref="pc:AssociationName"/>
+      </xs:complexType>
+    </xs:element>
+    <xs:attribute name="EntityNamespace" type="xs:string"/>
+    <xs:attribute name="EntityName" type="xs:string"/>
+    <xs:attribute name="SystemInstanceName" type="xs:string"/>
+    <xs:attribute name="AssociationName" type="xs:string"/>
+    <xs:element name="BDCEntity">
+      <xs:complexType>
+        <xs:sequence>
+          <xs:element ref="pc:EntityDisplayName" minOccurs="0"/>
+          <xs:element ref="pc:EntityInstanceReference" minOccurs="0"/>
+          <xs:element ref="pc:EntityId1" minOccurs="0"/>
+          <xs:element ref="pc:EntityId2" minOccurs="0"/>
+          <xs:element ref="pc:EntityId3" minOccurs="0"/>
+          <xs:element ref="pc:EntityId4" minOccurs="0"/>
+          <xs:element ref="pc:EntityId5" minOccurs="0"/>
+        </xs:sequence>
+      </xs:complexType>
+    </xs:element>
+    <xs:element name="EntityDisplayName" type="xs:string"/>
+    <xs:element name="EntityInstanceReference" type="xs:string"/>
+    <xs:element name="EntityId1" type="xs:string"/>
+    <xs:element name="EntityId2" type="xs:string"/>
+    <xs:element name="EntityId3" type="xs:string"/>
+    <xs:element name="EntityId4" type="xs:string"/>
+    <xs:element name="EntityId5" type="xs:string"/>
+    <xs:element name="Terms">
+      <xs:complexType>
+        <xs:sequence>
+          <xs:element ref="pc:TermInfo" minOccurs="0" maxOccurs="unbounded"/>
+        </xs:sequence>
+      </xs:complexType>
+    </xs:element>
+    <xs:element name="TermInfo">
+      <xs:complexType>
+        <xs:sequence>
+          <xs:element ref="pc:TermName" minOccurs="0"/>
+          <xs:element ref="pc:TermId" minOccurs="0"/>
+        </xs:sequence>
+      </xs:complexType>
+    </xs:element>
+    <xs:element name="TermName" type="xs:string"/>
+    <xs:element name="TermId" type="xs:string"/>
+  </xs:schema>
+</ct:contentTypeSchema>
+</file>
+
+<file path=customXml/item4.xml><?xml version="1.0" encoding="utf-8"?>
+<b:Sources xmlns:b="http://schemas.openxmlformats.org/officeDocument/2006/bibliography" xmlns="http://schemas.openxmlformats.org/officeDocument/2006/bibliography" SelectedStyle="\APASixthEditionOfficeOnline.xsl" StyleName="APA" Version="6"/>
+</file>
+
+<file path=customXml/itemProps1.xml><?xml version="1.0" encoding="utf-8"?>
+<ds:datastoreItem xmlns:ds="http://schemas.openxmlformats.org/officeDocument/2006/customXml" ds:itemID="{48087E03-37E3-4F24-8429-B3EFBA033018}">
+  <ds:schemaRefs>
+    <ds:schemaRef ds:uri="http://schemas.microsoft.com/sharepoint/v3/contenttype/forms"/>
+  </ds:schemaRefs>
+</ds:datastoreItem>
+</file>
+
+<file path=customXml/itemProps2.xml><?xml version="1.0" encoding="utf-8"?>
+<ds:datastoreItem xmlns:ds="http://schemas.openxmlformats.org/officeDocument/2006/customXml" ds:itemID="{451FB48E-4C89-4106-8E5C-43A2F875A993}">
+  <ds:schemaRefs>
+    <ds:schemaRef ds:uri="http://schemas.microsoft.com/office/2006/metadata/properties"/>
+    <ds:schemaRef ds:uri="http://schemas.microsoft.com/office/infopath/2007/PartnerControls"/>
+  </ds:schemaRefs>
+</ds:datastoreItem>
+</file>
+
+<file path=customXml/itemProps3.xml><?xml version="1.0" encoding="utf-8"?>
+<ds:datastoreItem xmlns:ds="http://schemas.openxmlformats.org/officeDocument/2006/customXml" ds:itemID="{6B5C8E15-7342-4FD7-9A76-2BBD326B20F7}">
+  <ds:schemaRefs>
+    <ds:schemaRef ds:uri="http://schemas.microsoft.com/office/2006/metadata/contentType"/>
+    <ds:schemaRef ds:uri="http://schemas.microsoft.com/office/2006/metadata/properties/metaAttributes"/>
+    <ds:schemaRef ds:uri="http://www.w3.org/2001/XMLSchema"/>
+    <ds:schemaRef ds:uri="http://schemas.microsoft.com/office/2006/metadata/properties"/>
+    <ds:schemaRef ds:uri="a0d7cc9b-31e8-488b-bb6d-38f444781572"/>
+    <ds:schemaRef ds:uri="http://schemas.microsoft.com/office/2006/documentManagement/types"/>
+    <ds:schemaRef ds:uri="http://schemas.microsoft.com/office/infopath/2007/PartnerControls"/>
+    <ds:schemaRef ds:uri="http://schemas.openxmlformats.org/package/2006/metadata/core-properties"/>
+    <ds:schemaRef ds:uri="http://purl.org/dc/elements/1.1/"/>
+    <ds:schemaRef ds:uri="http://purl.org/dc/terms/"/>
+    <ds:schemaRef ds:uri="http://schemas.microsoft.com/internal/obd"/>
+  </ds:schemaRefs>
+</ds:datastoreItem>
+</file>
+
+<file path=customXml/itemProps4.xml><?xml version="1.0" encoding="utf-8"?>
+<ds:datastoreItem xmlns:ds="http://schemas.openxmlformats.org/officeDocument/2006/customXml" ds:itemID="{7988D66E-D6A0-4EE5-96C9-1108387FE9EB}">
+  <ds:schemaRefs>
+    <ds:schemaRef ds:uri="http://schemas.openxmlformats.org/officeDocument/2006/bibliography"/>
+  </ds:schemaRefs>
+</ds:datastoreItem>
 </file>